--- a/entregables/word/clase_05.docx
+++ b/entregables/word/clase_05.docx
@@ -37,7 +37,29 @@
         <w:rPr>
           <w:b/>
         </w:rPr>
-        <w:t>¿Cuánto vale √(−9)?</w:t>
+        <w:t xml:space="preserve">¿Cuánto vale </w:t>
+      </w:r>
+      <m:oMath>
+        <m:rad>
+          <m:radPr>
+            <m:degHide m:val="1"/>
+          </m:radPr>
+          <m:deg/>
+          <m:e>
+            <m:r>
+              <m:t xml:space="preserve">-</m:t>
+            </m:r>
+            <m:r>
+              <m:t xml:space="preserve">9</m:t>
+            </m:r>
+          </m:e>
+        </m:rad>
+      </m:oMath>
+      <w:r>
+        <w:rPr>
+          <w:b w:val="0"/>
+        </w:rPr>
+        <w:t>?</w:t>
       </w:r>
     </w:p>
     <w:p>
@@ -45,7 +67,21 @@
         <w:rPr>
           <w:b w:val="0"/>
         </w:rPr>
-        <w:t xml:space="preserve">Buscamos un número que multiplicado por sí mismo dé −9. Si es positivo, da positivo. Si es negativo, también da positivo. </w:t>
+        <w:t xml:space="preserve">Buscamos un número que multiplicado por sí mismo dé </w:t>
+      </w:r>
+      <m:oMath>
+        <m:r>
+          <m:t xml:space="preserve">-</m:t>
+        </m:r>
+        <m:r>
+          <m:t xml:space="preserve">9</m:t>
+        </m:r>
+      </m:oMath>
+      <w:r>
+        <w:rPr>
+          <w:b w:val="0"/>
+        </w:rPr>
+        <w:t xml:space="preserve">. Si es positivo, da positivo. Si es negativo, también da positivo. </w:t>
       </w:r>
       <w:r>
         <w:rPr>
@@ -97,7 +133,29 @@
         <w:rPr>
           <w:b w:val="0"/>
         </w:rPr>
-        <w:t>1. Expresar la raíz de un número negativo en términos de la unidad imaginaria i y calcular potencias de i.</w:t>
+        <w:t xml:space="preserve">1. Expresar la raíz de un número negativo en términos de la unidad imaginaria </w:t>
+      </w:r>
+      <m:oMath>
+        <m:r>
+          <m:t xml:space="preserve">i</m:t>
+        </m:r>
+      </m:oMath>
+      <w:r>
+        <w:rPr>
+          <w:b w:val="0"/>
+        </w:rPr>
+        <w:t xml:space="preserve"> y calcular potencias de </w:t>
+      </w:r>
+      <m:oMath>
+        <m:r>
+          <m:t xml:space="preserve">i</m:t>
+        </m:r>
+      </m:oMath>
+      <w:r>
+        <w:rPr>
+          <w:b w:val="0"/>
+        </w:rPr>
+        <w:t>.</w:t>
       </w:r>
     </w:p>
     <w:p>
@@ -108,7 +166,27 @@
         <w:rPr>
           <w:b w:val="0"/>
         </w:rPr>
-        <w:t>2. Reconocer un número complejo en forma binómica a + bi, identificando su parte real, su parte imaginaria y su conjugado, y ubicarlo en el plano complejo.</w:t>
+        <w:t xml:space="preserve">2. Reconocer un número complejo en forma binómica </w:t>
+      </w:r>
+      <m:oMath>
+        <m:r>
+          <m:t xml:space="preserve">a</m:t>
+        </m:r>
+        <m:r>
+          <m:t xml:space="preserve">+</m:t>
+        </m:r>
+        <m:r>
+          <m:t xml:space="preserve">b</m:t>
+        </m:r>
+        <m:r>
+          <m:t xml:space="preserve">i</m:t>
+        </m:r>
+      </m:oMath>
+      <w:r>
+        <w:rPr>
+          <w:b w:val="0"/>
+        </w:rPr>
+        <w:t>, identificando su parte real, su parte imaginaria y su conjugado, y ubicarlo en el plano complejo.</w:t>
       </w:r>
     </w:p>
     <w:p>
@@ -140,12 +218,11 @@
         </w:rPr>
         <w:t xml:space="preserve">Se define un número nuevo, llamado </w:t>
       </w:r>
-      <w:r>
-        <w:rPr>
-          <w:b/>
-        </w:rPr>
-        <w:t>i</w:t>
-      </w:r>
+      <m:oMath>
+        <m:r>
+          <m:t xml:space="preserve">i</m:t>
+        </m:r>
+      </m:oMath>
       <w:r>
         <w:rPr>
           <w:b w:val="0"/>
@@ -154,24 +231,57 @@
       </w:r>
     </w:p>
     <w:p>
-      <w:r>
-        <w:rPr>
-          <w:b/>
-        </w:rPr>
-        <w:t>i = √(−1)</w:t>
-      </w:r>
+      <m:oMath>
+        <m:r>
+          <m:t xml:space="preserve">i</m:t>
+        </m:r>
+        <m:r>
+          <m:t xml:space="preserve">=</m:t>
+        </m:r>
+        <m:rad>
+          <m:radPr>
+            <m:degHide m:val="1"/>
+          </m:radPr>
+          <m:deg/>
+          <m:e>
+            <m:r>
+              <m:t xml:space="preserve">-</m:t>
+            </m:r>
+            <m:r>
+              <m:t xml:space="preserve">1</m:t>
+            </m:r>
+          </m:e>
+        </m:rad>
+      </m:oMath>
       <w:r>
         <w:rPr>
           <w:b w:val="0"/>
         </w:rPr>
         <w:t xml:space="preserve">, y por lo tanto </w:t>
       </w:r>
-      <w:r>
-        <w:rPr>
-          <w:b/>
-        </w:rPr>
-        <w:t>i² = −1</w:t>
-      </w:r>
+      <m:oMath>
+        <m:sSup>
+          <m:e>
+            <m:r>
+              <m:t xml:space="preserve">i</m:t>
+            </m:r>
+          </m:e>
+          <m:sup>
+            <m:r>
+              <m:t xml:space="preserve">2</m:t>
+            </m:r>
+          </m:sup>
+        </m:sSup>
+        <m:r>
+          <m:t xml:space="preserve">=</m:t>
+        </m:r>
+        <m:r>
+          <m:t xml:space="preserve">-</m:t>
+        </m:r>
+        <m:r>
+          <m:t xml:space="preserve">1</m:t>
+        </m:r>
+      </m:oMath>
     </w:p>
     <w:p>
       <w:r>
@@ -202,25 +312,205 @@
       </w:r>
     </w:p>
     <w:p>
-      <w:r>
-        <w:rPr>
-          <w:b w:val="0"/>
-        </w:rPr>
-        <w:t xml:space="preserve">√(−9) = √(9 × (−1)) = √9 × √(−1) = </w:t>
-      </w:r>
-      <w:r>
-        <w:rPr>
-          <w:b/>
-        </w:rPr>
-        <w:t>3i</w:t>
-      </w:r>
+      <m:oMath>
+        <m:rad>
+          <m:radPr>
+            <m:degHide m:val="1"/>
+          </m:radPr>
+          <m:deg/>
+          <m:e>
+            <m:r>
+              <m:t xml:space="preserve">-</m:t>
+            </m:r>
+            <m:r>
+              <m:t xml:space="preserve">9</m:t>
+            </m:r>
+          </m:e>
+        </m:rad>
+        <m:r>
+          <m:t xml:space="preserve">=</m:t>
+        </m:r>
+        <m:rad>
+          <m:radPr>
+            <m:degHide m:val="1"/>
+          </m:radPr>
+          <m:deg/>
+          <m:e>
+            <m:r>
+              <m:t xml:space="preserve">9</m:t>
+            </m:r>
+            <m:r>
+              <m:rPr>
+                <m:nor/>
+              </m:rPr>
+              <m:t xml:space="preserve">×</m:t>
+            </m:r>
+            <m:r>
+              <m:t xml:space="preserve">(</m:t>
+            </m:r>
+            <m:r>
+              <m:t xml:space="preserve">-</m:t>
+            </m:r>
+            <m:r>
+              <m:t xml:space="preserve">1</m:t>
+            </m:r>
+            <m:r>
+              <m:t xml:space="preserve">)</m:t>
+            </m:r>
+          </m:e>
+        </m:rad>
+        <m:r>
+          <m:t xml:space="preserve">=</m:t>
+        </m:r>
+        <m:rad>
+          <m:radPr>
+            <m:degHide m:val="1"/>
+          </m:radPr>
+          <m:deg/>
+          <m:e>
+            <m:r>
+              <m:t xml:space="preserve">9</m:t>
+            </m:r>
+          </m:e>
+        </m:rad>
+        <m:r>
+          <m:rPr>
+            <m:nor/>
+          </m:rPr>
+          <m:t xml:space="preserve">×</m:t>
+        </m:r>
+        <m:rad>
+          <m:radPr>
+            <m:degHide m:val="1"/>
+          </m:radPr>
+          <m:deg/>
+          <m:e>
+            <m:r>
+              <m:t xml:space="preserve">-</m:t>
+            </m:r>
+            <m:r>
+              <m:t xml:space="preserve">1</m:t>
+            </m:r>
+          </m:e>
+        </m:rad>
+        <m:r>
+          <m:t xml:space="preserve">=</m:t>
+        </m:r>
+        <m:r>
+          <m:t xml:space="preserve">3</m:t>
+        </m:r>
+        <m:r>
+          <m:t xml:space="preserve">i</m:t>
+        </m:r>
+      </m:oMath>
     </w:p>
     <w:p>
       <w:r>
         <w:rPr>
           <w:b w:val="0"/>
         </w:rPr>
-        <w:t>Comprobación: (3i)² = 3² × i² = 9 × (−1) = −9 ✔</w:t>
+        <w:t xml:space="preserve">Comprobación: </w:t>
+      </w:r>
+      <m:oMath>
+        <m:r>
+          <m:t xml:space="preserve">(</m:t>
+        </m:r>
+        <m:r>
+          <m:t xml:space="preserve">3</m:t>
+        </m:r>
+        <m:r>
+          <m:t xml:space="preserve">i</m:t>
+        </m:r>
+        <m:sSup>
+          <m:e>
+            <m:r>
+              <m:t xml:space="preserve">)</m:t>
+            </m:r>
+          </m:e>
+          <m:sup>
+            <m:r>
+              <m:t xml:space="preserve">2</m:t>
+            </m:r>
+          </m:sup>
+        </m:sSup>
+        <m:r>
+          <m:t xml:space="preserve">=</m:t>
+        </m:r>
+        <m:sSup>
+          <m:e>
+            <m:r>
+              <m:t xml:space="preserve">3</m:t>
+            </m:r>
+          </m:e>
+          <m:sup>
+            <m:r>
+              <m:t xml:space="preserve">2</m:t>
+            </m:r>
+          </m:sup>
+        </m:sSup>
+        <m:r>
+          <m:rPr>
+            <m:nor/>
+          </m:rPr>
+          <m:t xml:space="preserve">×</m:t>
+        </m:r>
+        <m:r>
+          <m:rPr>
+            <m:nor/>
+          </m:rPr>
+          <m:t xml:space="preserve"> </m:t>
+        </m:r>
+        <m:sSup>
+          <m:e>
+            <m:r>
+              <m:t xml:space="preserve">i</m:t>
+            </m:r>
+          </m:e>
+          <m:sup>
+            <m:r>
+              <m:t xml:space="preserve">2</m:t>
+            </m:r>
+          </m:sup>
+        </m:sSup>
+        <m:r>
+          <m:t xml:space="preserve">=</m:t>
+        </m:r>
+        <m:r>
+          <m:t xml:space="preserve">9</m:t>
+        </m:r>
+        <m:r>
+          <m:rPr>
+            <m:nor/>
+          </m:rPr>
+          <m:t xml:space="preserve">×</m:t>
+        </m:r>
+        <m:r>
+          <m:t xml:space="preserve">(</m:t>
+        </m:r>
+        <m:r>
+          <m:t xml:space="preserve">-</m:t>
+        </m:r>
+        <m:r>
+          <m:t xml:space="preserve">1</m:t>
+        </m:r>
+        <m:r>
+          <m:t xml:space="preserve">)</m:t>
+        </m:r>
+        <m:r>
+          <m:t xml:space="preserve">=</m:t>
+        </m:r>
+        <m:r>
+          <m:t xml:space="preserve">-</m:t>
+        </m:r>
+        <m:r>
+          <m:t xml:space="preserve">9</m:t>
+        </m:r>
+      </m:oMath>
+      <w:r>
+        <w:rPr>
+          <w:b w:val="0"/>
+        </w:rPr>
+        <w:t xml:space="preserve"> ✔</w:t>
       </w:r>
     </w:p>
     <w:p>
@@ -232,18 +522,95 @@
       </w:r>
     </w:p>
     <w:p>
-      <w:r>
-        <w:rPr>
-          <w:b w:val="0"/>
-        </w:rPr>
-        <w:t xml:space="preserve">√(−12) = √(4 × 3 × (−1)) = </w:t>
-      </w:r>
-      <w:r>
-        <w:rPr>
-          <w:b/>
-        </w:rPr>
-        <w:t>2√3 i</w:t>
-      </w:r>
+      <m:oMath>
+        <m:rad>
+          <m:radPr>
+            <m:degHide m:val="1"/>
+          </m:radPr>
+          <m:deg/>
+          <m:e>
+            <m:r>
+              <m:t xml:space="preserve">-</m:t>
+            </m:r>
+            <m:r>
+              <m:t xml:space="preserve">12</m:t>
+            </m:r>
+          </m:e>
+        </m:rad>
+        <m:r>
+          <m:t xml:space="preserve">=</m:t>
+        </m:r>
+        <m:rad>
+          <m:radPr>
+            <m:degHide m:val="1"/>
+          </m:radPr>
+          <m:deg/>
+          <m:e>
+            <m:r>
+              <m:t xml:space="preserve">4</m:t>
+            </m:r>
+            <m:r>
+              <m:rPr>
+                <m:nor/>
+              </m:rPr>
+              <m:t xml:space="preserve">×</m:t>
+            </m:r>
+            <m:r>
+              <m:rPr>
+                <m:nor/>
+              </m:rPr>
+              <m:t xml:space="preserve"> </m:t>
+            </m:r>
+            <m:r>
+              <m:t xml:space="preserve">3</m:t>
+            </m:r>
+            <m:r>
+              <m:rPr>
+                <m:nor/>
+              </m:rPr>
+              <m:t xml:space="preserve">×</m:t>
+            </m:r>
+            <m:r>
+              <m:t xml:space="preserve">(</m:t>
+            </m:r>
+            <m:r>
+              <m:t xml:space="preserve">-</m:t>
+            </m:r>
+            <m:r>
+              <m:t xml:space="preserve">1</m:t>
+            </m:r>
+            <m:r>
+              <m:t xml:space="preserve">)</m:t>
+            </m:r>
+          </m:e>
+        </m:rad>
+        <m:r>
+          <m:t xml:space="preserve">=</m:t>
+        </m:r>
+        <m:r>
+          <m:t xml:space="preserve">2</m:t>
+        </m:r>
+        <m:rad>
+          <m:radPr>
+            <m:degHide m:val="1"/>
+          </m:radPr>
+          <m:deg/>
+          <m:e>
+            <m:r>
+              <m:t xml:space="preserve">3</m:t>
+            </m:r>
+          </m:e>
+        </m:rad>
+        <m:r>
+          <m:rPr>
+            <m:nor/>
+          </m:rPr>
+          <m:t xml:space="preserve"> </m:t>
+        </m:r>
+        <m:r>
+          <m:t xml:space="preserve">i</m:t>
+        </m:r>
+      </m:oMath>
     </w:p>
     <w:p>
       <w:r>
@@ -256,7 +623,54 @@
         <w:rPr>
           <w:b w:val="0"/>
         </w:rPr>
-        <w:t xml:space="preserve"> ¿cuánto vale √(−25)? (5i. Se saca la raíz normal y se le pega la i.)</w:t>
+        <w:t xml:space="preserve"> ¿cuánto vale </w:t>
+      </w:r>
+      <m:oMath>
+        <m:rad>
+          <m:radPr>
+            <m:degHide m:val="1"/>
+          </m:radPr>
+          <m:deg/>
+          <m:e>
+            <m:r>
+              <m:t xml:space="preserve">-</m:t>
+            </m:r>
+            <m:r>
+              <m:t xml:space="preserve">25</m:t>
+            </m:r>
+          </m:e>
+        </m:rad>
+      </m:oMath>
+      <w:r>
+        <w:rPr>
+          <w:b w:val="0"/>
+        </w:rPr>
+        <w:t>? (</w:t>
+      </w:r>
+      <m:oMath>
+        <m:r>
+          <m:t xml:space="preserve">5</m:t>
+        </m:r>
+        <m:r>
+          <m:t xml:space="preserve">i</m:t>
+        </m:r>
+      </m:oMath>
+      <w:r>
+        <w:rPr>
+          <w:b w:val="0"/>
+        </w:rPr>
+        <w:t xml:space="preserve">. Se saca la raíz normal y se le pega la </w:t>
+      </w:r>
+      <m:oMath>
+        <m:r>
+          <m:t xml:space="preserve">i</m:t>
+        </m:r>
+      </m:oMath>
+      <w:r>
+        <w:rPr>
+          <w:b w:val="0"/>
+        </w:rPr>
+        <w:t>.)</w:t>
       </w:r>
     </w:p>
     <w:p>
@@ -282,74 +696,315 @@
       <w:pPr>
         <w:pStyle w:val="ListBullet"/>
       </w:pPr>
-      <w:r>
-        <w:rPr>
-          <w:b w:val="0"/>
-        </w:rPr>
-        <w:t>i¹ = i</w:t>
-      </w:r>
+      <m:oMath>
+        <m:sSup>
+          <m:e>
+            <m:r>
+              <m:t xml:space="preserve">i</m:t>
+            </m:r>
+          </m:e>
+          <m:sup>
+            <m:r>
+              <m:t xml:space="preserve">1</m:t>
+            </m:r>
+          </m:sup>
+        </m:sSup>
+        <m:r>
+          <m:t xml:space="preserve">=</m:t>
+        </m:r>
+        <m:r>
+          <m:t xml:space="preserve">i</m:t>
+        </m:r>
+      </m:oMath>
     </w:p>
     <w:p>
       <w:pPr>
         <w:pStyle w:val="ListBullet"/>
       </w:pPr>
-      <w:r>
-        <w:rPr>
-          <w:b w:val="0"/>
-        </w:rPr>
-        <w:t>i² = −1</w:t>
-      </w:r>
+      <m:oMath>
+        <m:sSup>
+          <m:e>
+            <m:r>
+              <m:t xml:space="preserve">i</m:t>
+            </m:r>
+          </m:e>
+          <m:sup>
+            <m:r>
+              <m:t xml:space="preserve">2</m:t>
+            </m:r>
+          </m:sup>
+        </m:sSup>
+        <m:r>
+          <m:t xml:space="preserve">=</m:t>
+        </m:r>
+        <m:r>
+          <m:t xml:space="preserve">-</m:t>
+        </m:r>
+        <m:r>
+          <m:t xml:space="preserve">1</m:t>
+        </m:r>
+      </m:oMath>
     </w:p>
     <w:p>
       <w:pPr>
         <w:pStyle w:val="ListBullet"/>
       </w:pPr>
-      <w:r>
-        <w:rPr>
-          <w:b w:val="0"/>
-        </w:rPr>
-        <w:t xml:space="preserve">i³ = i² × i = (−1) × i = </w:t>
-      </w:r>
-      <w:r>
-        <w:rPr>
-          <w:b/>
-        </w:rPr>
-        <w:t>−i</w:t>
-      </w:r>
+      <m:oMath>
+        <m:sSup>
+          <m:e>
+            <m:r>
+              <m:t xml:space="preserve">i</m:t>
+            </m:r>
+          </m:e>
+          <m:sup>
+            <m:r>
+              <m:t xml:space="preserve">3</m:t>
+            </m:r>
+          </m:sup>
+        </m:sSup>
+        <m:r>
+          <m:t xml:space="preserve">=</m:t>
+        </m:r>
+        <m:sSup>
+          <m:e>
+            <m:r>
+              <m:t xml:space="preserve">i</m:t>
+            </m:r>
+          </m:e>
+          <m:sup>
+            <m:r>
+              <m:t xml:space="preserve">2</m:t>
+            </m:r>
+          </m:sup>
+        </m:sSup>
+        <m:r>
+          <m:rPr>
+            <m:nor/>
+          </m:rPr>
+          <m:t xml:space="preserve">×</m:t>
+        </m:r>
+        <m:r>
+          <m:rPr>
+            <m:nor/>
+          </m:rPr>
+          <m:t xml:space="preserve"> </m:t>
+        </m:r>
+        <m:r>
+          <m:t xml:space="preserve">i</m:t>
+        </m:r>
+        <m:r>
+          <m:t xml:space="preserve">=</m:t>
+        </m:r>
+        <m:r>
+          <m:t xml:space="preserve">(</m:t>
+        </m:r>
+        <m:r>
+          <m:t xml:space="preserve">-</m:t>
+        </m:r>
+        <m:r>
+          <m:t xml:space="preserve">1</m:t>
+        </m:r>
+        <m:r>
+          <m:t xml:space="preserve">)</m:t>
+        </m:r>
+        <m:r>
+          <m:rPr>
+            <m:nor/>
+          </m:rPr>
+          <m:t xml:space="preserve">×</m:t>
+        </m:r>
+        <m:r>
+          <m:rPr>
+            <m:nor/>
+          </m:rPr>
+          <m:t xml:space="preserve"> </m:t>
+        </m:r>
+        <m:r>
+          <m:t xml:space="preserve">i</m:t>
+        </m:r>
+        <m:r>
+          <m:t xml:space="preserve">=</m:t>
+        </m:r>
+        <m:r>
+          <m:t xml:space="preserve">-</m:t>
+        </m:r>
+        <m:r>
+          <m:t xml:space="preserve">i</m:t>
+        </m:r>
+      </m:oMath>
     </w:p>
     <w:p>
       <w:pPr>
         <w:pStyle w:val="ListBullet"/>
       </w:pPr>
-      <w:r>
-        <w:rPr>
-          <w:b w:val="0"/>
-        </w:rPr>
-        <w:t xml:space="preserve">i⁴ = i² × i² = (−1) × (−1) = </w:t>
-      </w:r>
-      <w:r>
-        <w:rPr>
-          <w:b/>
-        </w:rPr>
-        <w:t>1</w:t>
-      </w:r>
+      <m:oMath>
+        <m:sSup>
+          <m:e>
+            <m:r>
+              <m:t xml:space="preserve">i</m:t>
+            </m:r>
+          </m:e>
+          <m:sup>
+            <m:r>
+              <m:t xml:space="preserve">4</m:t>
+            </m:r>
+          </m:sup>
+        </m:sSup>
+        <m:r>
+          <m:t xml:space="preserve">=</m:t>
+        </m:r>
+        <m:sSup>
+          <m:e>
+            <m:r>
+              <m:t xml:space="preserve">i</m:t>
+            </m:r>
+          </m:e>
+          <m:sup>
+            <m:r>
+              <m:t xml:space="preserve">2</m:t>
+            </m:r>
+          </m:sup>
+        </m:sSup>
+        <m:r>
+          <m:rPr>
+            <m:nor/>
+          </m:rPr>
+          <m:t xml:space="preserve">×</m:t>
+        </m:r>
+        <m:r>
+          <m:rPr>
+            <m:nor/>
+          </m:rPr>
+          <m:t xml:space="preserve"> </m:t>
+        </m:r>
+        <m:sSup>
+          <m:e>
+            <m:r>
+              <m:t xml:space="preserve">i</m:t>
+            </m:r>
+          </m:e>
+          <m:sup>
+            <m:r>
+              <m:t xml:space="preserve">2</m:t>
+            </m:r>
+          </m:sup>
+        </m:sSup>
+        <m:r>
+          <m:t xml:space="preserve">=</m:t>
+        </m:r>
+        <m:r>
+          <m:t xml:space="preserve">(</m:t>
+        </m:r>
+        <m:r>
+          <m:t xml:space="preserve">-</m:t>
+        </m:r>
+        <m:r>
+          <m:t xml:space="preserve">1</m:t>
+        </m:r>
+        <m:r>
+          <m:t xml:space="preserve">)</m:t>
+        </m:r>
+        <m:r>
+          <m:rPr>
+            <m:nor/>
+          </m:rPr>
+          <m:t xml:space="preserve">×</m:t>
+        </m:r>
+        <m:r>
+          <m:t xml:space="preserve">(</m:t>
+        </m:r>
+        <m:r>
+          <m:t xml:space="preserve">-</m:t>
+        </m:r>
+        <m:r>
+          <m:t xml:space="preserve">1</m:t>
+        </m:r>
+        <m:r>
+          <m:t xml:space="preserve">)</m:t>
+        </m:r>
+        <m:r>
+          <m:t xml:space="preserve">=</m:t>
+        </m:r>
+        <m:r>
+          <m:t xml:space="preserve">1</m:t>
+        </m:r>
+      </m:oMath>
     </w:p>
     <w:p>
       <w:pPr>
         <w:pStyle w:val="ListBullet"/>
       </w:pPr>
-      <w:r>
-        <w:rPr>
-          <w:b w:val="0"/>
-        </w:rPr>
-        <w:t xml:space="preserve">i⁵ = i⁴ × i = 1 × i = </w:t>
-      </w:r>
-      <w:r>
-        <w:rPr>
-          <w:b/>
-        </w:rPr>
-        <w:t>i</w:t>
-      </w:r>
+      <m:oMath>
+        <m:sSup>
+          <m:e>
+            <m:r>
+              <m:t xml:space="preserve">i</m:t>
+            </m:r>
+          </m:e>
+          <m:sup>
+            <m:r>
+              <m:t xml:space="preserve">5</m:t>
+            </m:r>
+          </m:sup>
+        </m:sSup>
+        <m:r>
+          <m:t xml:space="preserve">=</m:t>
+        </m:r>
+        <m:sSup>
+          <m:e>
+            <m:r>
+              <m:t xml:space="preserve">i</m:t>
+            </m:r>
+          </m:e>
+          <m:sup>
+            <m:r>
+              <m:t xml:space="preserve">4</m:t>
+            </m:r>
+          </m:sup>
+        </m:sSup>
+        <m:r>
+          <m:rPr>
+            <m:nor/>
+          </m:rPr>
+          <m:t xml:space="preserve">×</m:t>
+        </m:r>
+        <m:r>
+          <m:rPr>
+            <m:nor/>
+          </m:rPr>
+          <m:t xml:space="preserve"> </m:t>
+        </m:r>
+        <m:r>
+          <m:t xml:space="preserve">i</m:t>
+        </m:r>
+        <m:r>
+          <m:t xml:space="preserve">=</m:t>
+        </m:r>
+        <m:r>
+          <m:t xml:space="preserve">1</m:t>
+        </m:r>
+        <m:r>
+          <m:rPr>
+            <m:nor/>
+          </m:rPr>
+          <m:t xml:space="preserve">×</m:t>
+        </m:r>
+        <m:r>
+          <m:rPr>
+            <m:nor/>
+          </m:rPr>
+          <m:t xml:space="preserve"> </m:t>
+        </m:r>
+        <m:r>
+          <m:t xml:space="preserve">i</m:t>
+        </m:r>
+        <m:r>
+          <m:t xml:space="preserve">=</m:t>
+        </m:r>
+        <m:r>
+          <m:t xml:space="preserve">i</m:t>
+        </m:r>
+      </m:oMath>
       <w:r>
         <w:rPr>
           <w:b w:val="0"/>
@@ -374,7 +1029,57 @@
         <w:rPr>
           <w:b w:val="0"/>
         </w:rPr>
-        <w:t>: i, −1, −i, 1.</w:t>
+        <w:t xml:space="preserve">: </w:t>
+      </w:r>
+      <m:oMath>
+        <m:r>
+          <m:t xml:space="preserve">i</m:t>
+        </m:r>
+      </m:oMath>
+      <w:r>
+        <w:rPr>
+          <w:b w:val="0"/>
+        </w:rPr>
+        <w:t xml:space="preserve">, </w:t>
+      </w:r>
+      <m:oMath>
+        <m:r>
+          <m:t xml:space="preserve">-</m:t>
+        </m:r>
+        <m:r>
+          <m:t xml:space="preserve">1</m:t>
+        </m:r>
+      </m:oMath>
+      <w:r>
+        <w:rPr>
+          <w:b w:val="0"/>
+        </w:rPr>
+        <w:t xml:space="preserve">, </w:t>
+      </w:r>
+      <m:oMath>
+        <m:r>
+          <m:t xml:space="preserve">-</m:t>
+        </m:r>
+        <m:r>
+          <m:t xml:space="preserve">i</m:t>
+        </m:r>
+      </m:oMath>
+      <w:r>
+        <w:rPr>
+          <w:b w:val="0"/>
+        </w:rPr>
+        <w:t xml:space="preserve">, </w:t>
+      </w:r>
+      <m:oMath>
+        <m:r>
+          <m:t xml:space="preserve">1</m:t>
+        </m:r>
+      </m:oMath>
+      <w:r>
+        <w:rPr>
+          <w:b w:val="0"/>
+        </w:rPr>
+        <w:t>.</w:t>
       </w:r>
     </w:p>
     <w:p>
@@ -460,12 +1165,11 @@
             <w:tcW w:type="dxa" w:w="4320"/>
           </w:tcPr>
           <w:p>
-            <w:r>
-              <w:rPr>
-                <w:b w:val="0"/>
-              </w:rPr>
-              <w:t>1</w:t>
-            </w:r>
+            <m:oMath>
+              <m:r>
+                <m:t xml:space="preserve">1</m:t>
+              </m:r>
+            </m:oMath>
           </w:p>
         </w:tc>
       </w:tr>
@@ -488,12 +1192,11 @@
             <w:tcW w:type="dxa" w:w="4320"/>
           </w:tcPr>
           <w:p>
-            <w:r>
-              <w:rPr>
-                <w:b w:val="0"/>
-              </w:rPr>
-              <w:t>i</w:t>
-            </w:r>
+            <m:oMath>
+              <m:r>
+                <m:t xml:space="preserve">i</m:t>
+              </m:r>
+            </m:oMath>
           </w:p>
         </w:tc>
       </w:tr>
@@ -516,12 +1219,14 @@
             <w:tcW w:type="dxa" w:w="4320"/>
           </w:tcPr>
           <w:p>
-            <w:r>
-              <w:rPr>
-                <w:b w:val="0"/>
-              </w:rPr>
-              <w:t>−1</w:t>
-            </w:r>
+            <m:oMath>
+              <m:r>
+                <m:t xml:space="preserve">-</m:t>
+              </m:r>
+              <m:r>
+                <m:t xml:space="preserve">1</m:t>
+              </m:r>
+            </m:oMath>
           </w:p>
         </w:tc>
       </w:tr>
@@ -544,12 +1249,14 @@
             <w:tcW w:type="dxa" w:w="4320"/>
           </w:tcPr>
           <w:p>
-            <w:r>
-              <w:rPr>
-                <w:b w:val="0"/>
-              </w:rPr>
-              <w:t>−i</w:t>
-            </w:r>
+            <m:oMath>
+              <m:r>
+                <m:t xml:space="preserve">-</m:t>
+              </m:r>
+              <m:r>
+                <m:t xml:space="preserve">i</m:t>
+              </m:r>
+            </m:oMath>
           </w:p>
         </w:tc>
       </w:tr>
@@ -560,7 +1267,59 @@
         <w:rPr>
           <w:b w:val="0"/>
         </w:rPr>
-        <w:t xml:space="preserve">Ejemplo: i²² → 22 ÷ 4 = 5 y sobra </w:t>
+        <w:t xml:space="preserve">Ejemplo: </w:t>
+      </w:r>
+      <m:oMath>
+        <m:sSup>
+          <m:e>
+            <m:r>
+              <m:t xml:space="preserve">i</m:t>
+            </m:r>
+          </m:e>
+          <m:sup>
+            <m:r>
+              <m:t xml:space="preserve">22</m:t>
+            </m:r>
+          </m:sup>
+        </m:sSup>
+      </m:oMath>
+      <w:r>
+        <w:rPr>
+          <w:b w:val="0"/>
+        </w:rPr>
+        <w:t xml:space="preserve"> → </w:t>
+      </w:r>
+      <m:oMath>
+        <m:r>
+          <m:t xml:space="preserve">22</m:t>
+        </m:r>
+        <m:r>
+          <m:rPr>
+            <m:nor/>
+          </m:rPr>
+          <m:t xml:space="preserve">÷</m:t>
+        </m:r>
+        <m:r>
+          <m:rPr>
+            <m:nor/>
+          </m:rPr>
+          <m:t xml:space="preserve"> </m:t>
+        </m:r>
+        <m:r>
+          <m:t xml:space="preserve">4</m:t>
+        </m:r>
+        <m:r>
+          <m:t xml:space="preserve">=</m:t>
+        </m:r>
+        <m:r>
+          <m:t xml:space="preserve">5</m:t>
+        </m:r>
+      </m:oMath>
+      <w:r>
+        <w:rPr>
+          <w:b w:val="0"/>
+        </w:rPr>
+        <w:t xml:space="preserve"> y sobra </w:t>
       </w:r>
       <w:r>
         <w:rPr>
@@ -572,14 +1331,31 @@
         <w:rPr>
           <w:b w:val="0"/>
         </w:rPr>
-        <w:t xml:space="preserve"> → i²² = </w:t>
-      </w:r>
-      <w:r>
-        <w:rPr>
-          <w:b/>
-        </w:rPr>
-        <w:t>−1</w:t>
-      </w:r>
+        <w:t xml:space="preserve"> → </w:t>
+      </w:r>
+      <m:oMath>
+        <m:sSup>
+          <m:e>
+            <m:r>
+              <m:t xml:space="preserve">i</m:t>
+            </m:r>
+          </m:e>
+          <m:sup>
+            <m:r>
+              <m:t xml:space="preserve">22</m:t>
+            </m:r>
+          </m:sup>
+        </m:sSup>
+        <m:r>
+          <m:t xml:space="preserve">=</m:t>
+        </m:r>
+        <m:r>
+          <m:t xml:space="preserve">-</m:t>
+        </m:r>
+        <m:r>
+          <m:t xml:space="preserve">1</m:t>
+        </m:r>
+      </m:oMath>
       <w:r>
         <w:rPr>
           <w:b w:val="0"/>
@@ -598,7 +1374,27 @@
         <w:rPr>
           <w:b w:val="0"/>
         </w:rPr>
-        <w:t xml:space="preserve"> ¿cuánto es i⁴⁰? (40 es múltiplo de 4, residuo 0, así que vale 1.)</w:t>
+        <w:t xml:space="preserve"> ¿cuánto es </w:t>
+      </w:r>
+      <m:oMath>
+        <m:sSup>
+          <m:e>
+            <m:r>
+              <m:t xml:space="preserve">i</m:t>
+            </m:r>
+          </m:e>
+          <m:sup>
+            <m:r>
+              <m:t xml:space="preserve">40</m:t>
+            </m:r>
+          </m:sup>
+        </m:sSup>
+      </m:oMath>
+      <w:r>
+        <w:rPr>
+          <w:b w:val="0"/>
+        </w:rPr>
+        <w:t>? (40 es múltiplo de 4, residuo 0, así que vale 1.)</w:t>
       </w:r>
     </w:p>
     <w:p>
@@ -633,17 +1429,53 @@
       </w:r>
     </w:p>
     <w:p>
-      <w:r>
-        <w:rPr>
-          <w:b/>
-        </w:rPr>
-        <w:t>z = a + bi</w:t>
-      </w:r>
-      <w:r>
-        <w:rPr>
-          <w:b w:val="0"/>
-        </w:rPr>
-        <w:t xml:space="preserve">, donde a y b son números </w:t>
+      <m:oMath>
+        <m:r>
+          <m:t xml:space="preserve">z</m:t>
+        </m:r>
+        <m:r>
+          <m:t xml:space="preserve">=</m:t>
+        </m:r>
+        <m:r>
+          <m:t xml:space="preserve">a</m:t>
+        </m:r>
+        <m:r>
+          <m:t xml:space="preserve">+</m:t>
+        </m:r>
+        <m:r>
+          <m:t xml:space="preserve">b</m:t>
+        </m:r>
+        <m:r>
+          <m:t xml:space="preserve">i</m:t>
+        </m:r>
+      </m:oMath>
+      <w:r>
+        <w:rPr>
+          <w:b w:val="0"/>
+        </w:rPr>
+        <w:t xml:space="preserve">, donde </w:t>
+      </w:r>
+      <m:oMath>
+        <m:r>
+          <m:t xml:space="preserve">a</m:t>
+        </m:r>
+      </m:oMath>
+      <w:r>
+        <w:rPr>
+          <w:b w:val="0"/>
+        </w:rPr>
+        <w:t xml:space="preserve"> y </w:t>
+      </w:r>
+      <m:oMath>
+        <m:r>
+          <m:t xml:space="preserve">b</m:t>
+        </m:r>
+      </m:oMath>
+      <w:r>
+        <w:rPr>
+          <w:b w:val="0"/>
+        </w:rPr>
+        <w:t xml:space="preserve"> son números </w:t>
       </w:r>
       <w:r>
         <w:rPr>
@@ -656,12 +1488,11 @@
       <w:pPr>
         <w:pStyle w:val="ListBullet"/>
       </w:pPr>
-      <w:r>
-        <w:rPr>
-          <w:b/>
-        </w:rPr>
-        <w:t>a</w:t>
-      </w:r>
+      <m:oMath>
+        <m:r>
+          <m:t xml:space="preserve">a</m:t>
+        </m:r>
+      </m:oMath>
       <w:r>
         <w:rPr>
           <w:b w:val="0"/>
@@ -685,29 +1516,50 @@
       <w:pPr>
         <w:pStyle w:val="ListBullet"/>
       </w:pPr>
+      <m:oMath>
+        <m:r>
+          <m:t xml:space="preserve">b</m:t>
+        </m:r>
+      </m:oMath>
+      <w:r>
+        <w:rPr>
+          <w:b w:val="0"/>
+        </w:rPr>
+        <w:t xml:space="preserve"> es la </w:t>
+      </w:r>
       <w:r>
         <w:rPr>
           <w:b/>
         </w:rPr>
-        <w:t>b</w:t>
-      </w:r>
-      <w:r>
-        <w:rPr>
-          <w:b w:val="0"/>
-        </w:rPr>
-        <w:t xml:space="preserve"> es la </w:t>
-      </w:r>
-      <w:r>
-        <w:rPr>
-          <w:b/>
-        </w:rPr>
         <w:t>parte imaginaria</w:t>
       </w:r>
       <w:r>
         <w:rPr>
           <w:b w:val="0"/>
         </w:rPr>
-        <w:t xml:space="preserve"> (ojo: es b, sin la i).</w:t>
+        <w:t xml:space="preserve"> (ojo: es </w:t>
+      </w:r>
+      <m:oMath>
+        <m:r>
+          <m:t xml:space="preserve">b</m:t>
+        </m:r>
+      </m:oMath>
+      <w:r>
+        <w:rPr>
+          <w:b w:val="0"/>
+        </w:rPr>
+        <w:t xml:space="preserve">, sin la </w:t>
+      </w:r>
+      <m:oMath>
+        <m:r>
+          <m:t xml:space="preserve">i</m:t>
+        </m:r>
+      </m:oMath>
+      <w:r>
+        <w:rPr>
+          <w:b w:val="0"/>
+        </w:rPr>
+        <w:t>).</w:t>
       </w:r>
     </w:p>
     <w:p>
@@ -776,12 +1628,20 @@
             <w:tcW w:type="dxa" w:w="2880"/>
           </w:tcPr>
           <w:p>
-            <w:r>
-              <w:rPr>
-                <w:b w:val="0"/>
-              </w:rPr>
-              <w:t>3 + 5i</w:t>
-            </w:r>
+            <m:oMath>
+              <m:r>
+                <m:t xml:space="preserve">3</m:t>
+              </m:r>
+              <m:r>
+                <m:t xml:space="preserve">+</m:t>
+              </m:r>
+              <m:r>
+                <m:t xml:space="preserve">5</m:t>
+              </m:r>
+              <m:r>
+                <m:t xml:space="preserve">i</m:t>
+              </m:r>
+            </m:oMath>
           </w:p>
         </w:tc>
         <w:tc>
@@ -789,12 +1649,11 @@
             <w:tcW w:type="dxa" w:w="2880"/>
           </w:tcPr>
           <w:p>
-            <w:r>
-              <w:rPr>
-                <w:b w:val="0"/>
-              </w:rPr>
-              <w:t>3</w:t>
-            </w:r>
+            <m:oMath>
+              <m:r>
+                <m:t xml:space="preserve">3</m:t>
+              </m:r>
+            </m:oMath>
           </w:p>
         </w:tc>
         <w:tc>
@@ -802,12 +1661,11 @@
             <w:tcW w:type="dxa" w:w="2880"/>
           </w:tcPr>
           <w:p>
-            <w:r>
-              <w:rPr>
-                <w:b w:val="0"/>
-              </w:rPr>
-              <w:t>5</w:t>
-            </w:r>
+            <m:oMath>
+              <m:r>
+                <m:t xml:space="preserve">5</m:t>
+              </m:r>
+            </m:oMath>
           </w:p>
         </w:tc>
       </w:tr>
@@ -817,12 +1675,20 @@
             <w:tcW w:type="dxa" w:w="2880"/>
           </w:tcPr>
           <w:p>
-            <w:r>
-              <w:rPr>
-                <w:b w:val="0"/>
-              </w:rPr>
-              <w:t>−2 + i</w:t>
-            </w:r>
+            <m:oMath>
+              <m:r>
+                <m:t xml:space="preserve">-</m:t>
+              </m:r>
+              <m:r>
+                <m:t xml:space="preserve">2</m:t>
+              </m:r>
+              <m:r>
+                <m:t xml:space="preserve">+</m:t>
+              </m:r>
+              <m:r>
+                <m:t xml:space="preserve">i</m:t>
+              </m:r>
+            </m:oMath>
           </w:p>
         </w:tc>
         <w:tc>
@@ -830,12 +1696,14 @@
             <w:tcW w:type="dxa" w:w="2880"/>
           </w:tcPr>
           <w:p>
-            <w:r>
-              <w:rPr>
-                <w:b w:val="0"/>
-              </w:rPr>
-              <w:t>−2</w:t>
-            </w:r>
+            <m:oMath>
+              <m:r>
+                <m:t xml:space="preserve">-</m:t>
+              </m:r>
+              <m:r>
+                <m:t xml:space="preserve">2</m:t>
+              </m:r>
+            </m:oMath>
           </w:p>
         </w:tc>
         <w:tc>
@@ -843,12 +1711,11 @@
             <w:tcW w:type="dxa" w:w="2880"/>
           </w:tcPr>
           <w:p>
-            <w:r>
-              <w:rPr>
-                <w:b w:val="0"/>
-              </w:rPr>
-              <w:t>1</w:t>
-            </w:r>
+            <m:oMath>
+              <m:r>
+                <m:t xml:space="preserve">1</m:t>
+              </m:r>
+            </m:oMath>
           </w:p>
         </w:tc>
       </w:tr>
@@ -858,12 +1725,11 @@
             <w:tcW w:type="dxa" w:w="2880"/>
           </w:tcPr>
           <w:p>
-            <w:r>
-              <w:rPr>
-                <w:b w:val="0"/>
-              </w:rPr>
-              <w:t>7</w:t>
-            </w:r>
+            <m:oMath>
+              <m:r>
+                <m:t xml:space="preserve">7</m:t>
+              </m:r>
+            </m:oMath>
           </w:p>
         </w:tc>
         <w:tc>
@@ -871,12 +1737,11 @@
             <w:tcW w:type="dxa" w:w="2880"/>
           </w:tcPr>
           <w:p>
-            <w:r>
-              <w:rPr>
-                <w:b w:val="0"/>
-              </w:rPr>
-              <w:t>7</w:t>
-            </w:r>
+            <m:oMath>
+              <m:r>
+                <m:t xml:space="preserve">7</m:t>
+              </m:r>
+            </m:oMath>
           </w:p>
         </w:tc>
         <w:tc>
@@ -884,12 +1749,11 @@
             <w:tcW w:type="dxa" w:w="2880"/>
           </w:tcPr>
           <w:p>
-            <w:r>
-              <w:rPr>
-                <w:b w:val="0"/>
-              </w:rPr>
-              <w:t>0</w:t>
-            </w:r>
+            <m:oMath>
+              <m:r>
+                <m:t xml:space="preserve">0</m:t>
+              </m:r>
+            </m:oMath>
           </w:p>
         </w:tc>
       </w:tr>
@@ -899,12 +1763,17 @@
             <w:tcW w:type="dxa" w:w="2880"/>
           </w:tcPr>
           <w:p>
-            <w:r>
-              <w:rPr>
-                <w:b w:val="0"/>
-              </w:rPr>
-              <w:t>−4i</w:t>
-            </w:r>
+            <m:oMath>
+              <m:r>
+                <m:t xml:space="preserve">-</m:t>
+              </m:r>
+              <m:r>
+                <m:t xml:space="preserve">4</m:t>
+              </m:r>
+              <m:r>
+                <m:t xml:space="preserve">i</m:t>
+              </m:r>
+            </m:oMath>
           </w:p>
         </w:tc>
         <w:tc>
@@ -912,12 +1781,11 @@
             <w:tcW w:type="dxa" w:w="2880"/>
           </w:tcPr>
           <w:p>
-            <w:r>
-              <w:rPr>
-                <w:b w:val="0"/>
-              </w:rPr>
-              <w:t>0</w:t>
-            </w:r>
+            <m:oMath>
+              <m:r>
+                <m:t xml:space="preserve">0</m:t>
+              </m:r>
+            </m:oMath>
           </w:p>
         </w:tc>
         <w:tc>
@@ -925,12 +1793,14 @@
             <w:tcW w:type="dxa" w:w="2880"/>
           </w:tcPr>
           <w:p>
-            <w:r>
-              <w:rPr>
-                <w:b w:val="0"/>
-              </w:rPr>
-              <w:t>−4</w:t>
-            </w:r>
+            <m:oMath>
+              <m:r>
+                <m:t xml:space="preserve">-</m:t>
+              </m:r>
+              <m:r>
+                <m:t xml:space="preserve">4</m:t>
+              </m:r>
+            </m:oMath>
           </w:p>
         </w:tc>
       </w:tr>
@@ -953,7 +1823,21 @@
         <w:rPr>
           <w:b w:val="0"/>
         </w:rPr>
-        <w:t>, con parte imaginaria 0. Los reales no desaparecieron: ahora son un pedazo de un conjunto más grande, llamado ℂ.</w:t>
+        <w:t xml:space="preserve">, con parte imaginaria 0. Los reales no desaparecieron: ahora son un pedazo de un conjunto más grande, llamado </w:t>
+      </w:r>
+      <m:oMath>
+        <m:r>
+          <m:rPr>
+            <m:nor/>
+          </m:rPr>
+          <m:t xml:space="preserve">ℂ</m:t>
+        </m:r>
+      </m:oMath>
+      <w:r>
+        <w:rPr>
+          <w:b w:val="0"/>
+        </w:rPr>
+        <w:t>.</w:t>
       </w:r>
     </w:p>
     <w:p>
@@ -973,7 +1857,79 @@
         <w:rPr>
           <w:b w:val="0"/>
         </w:rPr>
-        <w:t xml:space="preserve"> solo si coinciden en las dos partes: si x + yi = 5 − 3i, entonces x = 5 y y = −3.</w:t>
+        <w:t xml:space="preserve"> solo si coinciden en las dos partes: si </w:t>
+      </w:r>
+      <m:oMath>
+        <m:r>
+          <m:t xml:space="preserve">x</m:t>
+        </m:r>
+        <m:r>
+          <m:t xml:space="preserve">+</m:t>
+        </m:r>
+        <m:r>
+          <m:t xml:space="preserve">y</m:t>
+        </m:r>
+        <m:r>
+          <m:t xml:space="preserve">i</m:t>
+        </m:r>
+        <m:r>
+          <m:t xml:space="preserve">=</m:t>
+        </m:r>
+        <m:r>
+          <m:t xml:space="preserve">5</m:t>
+        </m:r>
+        <m:r>
+          <m:t xml:space="preserve">-</m:t>
+        </m:r>
+        <m:r>
+          <m:t xml:space="preserve">3</m:t>
+        </m:r>
+        <m:r>
+          <m:t xml:space="preserve">i</m:t>
+        </m:r>
+      </m:oMath>
+      <w:r>
+        <w:rPr>
+          <w:b w:val="0"/>
+        </w:rPr>
+        <w:t xml:space="preserve">, entonces </w:t>
+      </w:r>
+      <m:oMath>
+        <m:r>
+          <m:t xml:space="preserve">x</m:t>
+        </m:r>
+        <m:r>
+          <m:t xml:space="preserve">=</m:t>
+        </m:r>
+        <m:r>
+          <m:t xml:space="preserve">5</m:t>
+        </m:r>
+      </m:oMath>
+      <w:r>
+        <w:rPr>
+          <w:b w:val="0"/>
+        </w:rPr>
+        <w:t xml:space="preserve"> y </w:t>
+      </w:r>
+      <m:oMath>
+        <m:r>
+          <m:t xml:space="preserve">y</m:t>
+        </m:r>
+        <m:r>
+          <m:t xml:space="preserve">=</m:t>
+        </m:r>
+        <m:r>
+          <m:t xml:space="preserve">-</m:t>
+        </m:r>
+        <m:r>
+          <m:t xml:space="preserve">3</m:t>
+        </m:r>
+      </m:oMath>
+      <w:r>
+        <w:rPr>
+          <w:b w:val="0"/>
+        </w:rPr>
+        <w:t>.</w:t>
       </w:r>
     </w:p>
     <w:p>
@@ -1058,7 +2014,50 @@
         <w:rPr>
           <w:b w:val="0"/>
         </w:rPr>
-        <w:t>Así, 3 + 2i se dibuja como el punto que está 3 a la derecha y 2 arriba. Y −1 + 4i queda arriba a la izquierda.</w:t>
+        <w:t xml:space="preserve">Así, </w:t>
+      </w:r>
+      <m:oMath>
+        <m:r>
+          <m:t xml:space="preserve">3</m:t>
+        </m:r>
+        <m:r>
+          <m:t xml:space="preserve">+</m:t>
+        </m:r>
+        <m:r>
+          <m:t xml:space="preserve">2</m:t>
+        </m:r>
+        <m:r>
+          <m:t xml:space="preserve">i</m:t>
+        </m:r>
+      </m:oMath>
+      <w:r>
+        <w:rPr>
+          <w:b w:val="0"/>
+        </w:rPr>
+        <w:t xml:space="preserve"> se dibuja como el punto que está 3 a la derecha y 2 arriba. Y </w:t>
+      </w:r>
+      <m:oMath>
+        <m:r>
+          <m:t xml:space="preserve">-</m:t>
+        </m:r>
+        <m:r>
+          <m:t xml:space="preserve">1</m:t>
+        </m:r>
+        <m:r>
+          <m:t xml:space="preserve">+</m:t>
+        </m:r>
+        <m:r>
+          <m:t xml:space="preserve">4</m:t>
+        </m:r>
+        <m:r>
+          <m:t xml:space="preserve">i</m:t>
+        </m:r>
+      </m:oMath>
+      <w:r>
+        <w:rPr>
+          <w:b w:val="0"/>
+        </w:rPr>
+        <w:t xml:space="preserve"> queda arriba a la izquierda.</w:t>
       </w:r>
     </w:p>
     <w:p>
@@ -1097,59 +2096,131 @@
         <w:rPr>
           <w:b w:val="0"/>
         </w:rPr>
-        <w:t xml:space="preserve"> de un complejo es el mismo número con la parte imaginaria cambiada de signo. Se escribe con una barra encima o, aquí, como "conjugado de z".</w:t>
+        <w:t xml:space="preserve"> de un complejo es el mismo número con la parte imaginaria cambiada de signo. Se escribe con una barra encima: </w:t>
+      </w:r>
+      <m:oMath>
+        <m:bar>
+          <m:barPr>
+            <m:pos m:val="top"/>
+          </m:barPr>
+          <m:e>
+            <m:r>
+              <m:t xml:space="preserve">z</m:t>
+            </m:r>
+          </m:e>
+        </m:bar>
+      </m:oMath>
+      <w:r>
+        <w:rPr>
+          <w:b w:val="0"/>
+        </w:rPr>
+        <w:t>.</w:t>
       </w:r>
     </w:p>
     <w:p>
       <w:pPr>
         <w:pStyle w:val="ListBullet"/>
       </w:pPr>
-      <w:r>
-        <w:rPr>
-          <w:b w:val="0"/>
-        </w:rPr>
-        <w:t xml:space="preserve">conjugado de 3 + 5i = </w:t>
-      </w:r>
-      <w:r>
-        <w:rPr>
-          <w:b/>
-        </w:rPr>
-        <w:t>3 − 5i</w:t>
-      </w:r>
+      <m:oMath>
+        <m:bar>
+          <m:barPr>
+            <m:pos m:val="top"/>
+          </m:barPr>
+          <m:e>
+            <m:r>
+              <m:t xml:space="preserve">3</m:t>
+            </m:r>
+            <m:r>
+              <m:t xml:space="preserve">+</m:t>
+            </m:r>
+            <m:r>
+              <m:t xml:space="preserve">5</m:t>
+            </m:r>
+            <m:r>
+              <m:t xml:space="preserve">i</m:t>
+            </m:r>
+          </m:e>
+        </m:bar>
+        <m:r>
+          <m:t xml:space="preserve">=</m:t>
+        </m:r>
+        <m:r>
+          <m:t xml:space="preserve">3</m:t>
+        </m:r>
+        <m:r>
+          <m:t xml:space="preserve">-</m:t>
+        </m:r>
+        <m:r>
+          <m:t xml:space="preserve">5</m:t>
+        </m:r>
+        <m:r>
+          <m:t xml:space="preserve">i</m:t>
+        </m:r>
+      </m:oMath>
     </w:p>
     <w:p>
       <w:pPr>
         <w:pStyle w:val="ListBullet"/>
       </w:pPr>
-      <w:r>
-        <w:rPr>
-          <w:b w:val="0"/>
-        </w:rPr>
-        <w:t xml:space="preserve">conjugado de −2 − i = </w:t>
-      </w:r>
-      <w:r>
-        <w:rPr>
-          <w:b/>
-        </w:rPr>
-        <w:t>−2 + i</w:t>
-      </w:r>
+      <m:oMath>
+        <m:bar>
+          <m:barPr>
+            <m:pos m:val="top"/>
+          </m:barPr>
+          <m:e>
+            <m:r>
+              <m:t xml:space="preserve">-</m:t>
+            </m:r>
+            <m:r>
+              <m:t xml:space="preserve">2</m:t>
+            </m:r>
+            <m:r>
+              <m:t xml:space="preserve">-</m:t>
+            </m:r>
+            <m:r>
+              <m:t xml:space="preserve">i</m:t>
+            </m:r>
+          </m:e>
+        </m:bar>
+        <m:r>
+          <m:t xml:space="preserve">=</m:t>
+        </m:r>
+        <m:r>
+          <m:t xml:space="preserve">-</m:t>
+        </m:r>
+        <m:r>
+          <m:t xml:space="preserve">2</m:t>
+        </m:r>
+        <m:r>
+          <m:t xml:space="preserve">+</m:t>
+        </m:r>
+        <m:r>
+          <m:t xml:space="preserve">i</m:t>
+        </m:r>
+      </m:oMath>
     </w:p>
     <w:p>
       <w:pPr>
         <w:pStyle w:val="ListBullet"/>
       </w:pPr>
-      <w:r>
-        <w:rPr>
-          <w:b w:val="0"/>
-        </w:rPr>
-        <w:t xml:space="preserve">conjugado de 6 = </w:t>
-      </w:r>
-      <w:r>
-        <w:rPr>
-          <w:b/>
-        </w:rPr>
-        <w:t>6</w:t>
-      </w:r>
+      <m:oMath>
+        <m:bar>
+          <m:barPr>
+            <m:pos m:val="top"/>
+          </m:barPr>
+          <m:e>
+            <m:r>
+              <m:t xml:space="preserve">6</m:t>
+            </m:r>
+          </m:e>
+        </m:bar>
+        <m:r>
+          <m:t xml:space="preserve">=</m:t>
+        </m:r>
+        <m:r>
+          <m:t xml:space="preserve">6</m:t>
+        </m:r>
+      </m:oMath>
       <w:r>
         <w:rPr>
           <w:b w:val="0"/>
@@ -1202,7 +2273,50 @@
         <w:rPr>
           <w:b w:val="0"/>
         </w:rPr>
-        <w:t>, que cambia los dos signos: el opuesto de 3 + 5i es −3 − 5i.</w:t>
+        <w:t xml:space="preserve">, que cambia los dos signos: el opuesto de </w:t>
+      </w:r>
+      <m:oMath>
+        <m:r>
+          <m:t xml:space="preserve">3</m:t>
+        </m:r>
+        <m:r>
+          <m:t xml:space="preserve">+</m:t>
+        </m:r>
+        <m:r>
+          <m:t xml:space="preserve">5</m:t>
+        </m:r>
+        <m:r>
+          <m:t xml:space="preserve">i</m:t>
+        </m:r>
+      </m:oMath>
+      <w:r>
+        <w:rPr>
+          <w:b w:val="0"/>
+        </w:rPr>
+        <w:t xml:space="preserve"> es </w:t>
+      </w:r>
+      <m:oMath>
+        <m:r>
+          <m:t xml:space="preserve">-</m:t>
+        </m:r>
+        <m:r>
+          <m:t xml:space="preserve">3</m:t>
+        </m:r>
+        <m:r>
+          <m:t xml:space="preserve">-</m:t>
+        </m:r>
+        <m:r>
+          <m:t xml:space="preserve">5</m:t>
+        </m:r>
+        <m:r>
+          <m:t xml:space="preserve">i</m:t>
+        </m:r>
+      </m:oMath>
+      <w:r>
+        <w:rPr>
+          <w:b w:val="0"/>
+        </w:rPr>
+        <w:t>.</w:t>
       </w:r>
     </w:p>
     <w:p>
@@ -1221,7 +2335,88 @@
         <w:rPr>
           <w:b w:val="0"/>
         </w:rPr>
-        <w:t>Recuerda las ecuaciones de segundo grado. Al resolver x² − 6x + 13 = 0 con la fórmula cuadrática aparece una raíz de un número negativo, y antes había que escribir "no tiene solución". Ahora sí la tiene: las soluciones son 3 + 2i y 3 − 2i.</w:t>
+        <w:t xml:space="preserve">Recuerda las ecuaciones de segundo grado. Al resolver </w:t>
+      </w:r>
+      <m:oMath>
+        <m:sSup>
+          <m:e>
+            <m:r>
+              <m:t xml:space="preserve">x</m:t>
+            </m:r>
+          </m:e>
+          <m:sup>
+            <m:r>
+              <m:t xml:space="preserve">2</m:t>
+            </m:r>
+          </m:sup>
+        </m:sSup>
+        <m:r>
+          <m:t xml:space="preserve">-</m:t>
+        </m:r>
+        <m:r>
+          <m:t xml:space="preserve">6</m:t>
+        </m:r>
+        <m:r>
+          <m:t xml:space="preserve">x</m:t>
+        </m:r>
+        <m:r>
+          <m:t xml:space="preserve">+</m:t>
+        </m:r>
+        <m:r>
+          <m:t xml:space="preserve">13</m:t>
+        </m:r>
+        <m:r>
+          <m:t xml:space="preserve">=</m:t>
+        </m:r>
+        <m:r>
+          <m:t xml:space="preserve">0</m:t>
+        </m:r>
+      </m:oMath>
+      <w:r>
+        <w:rPr>
+          <w:b w:val="0"/>
+        </w:rPr>
+        <w:t xml:space="preserve"> con la fórmula cuadrática aparece una raíz de un número negativo, y antes había que escribir "no tiene solución". Ahora sí la tiene: las soluciones son </w:t>
+      </w:r>
+      <m:oMath>
+        <m:r>
+          <m:t xml:space="preserve">3</m:t>
+        </m:r>
+        <m:r>
+          <m:t xml:space="preserve">+</m:t>
+        </m:r>
+        <m:r>
+          <m:t xml:space="preserve">2</m:t>
+        </m:r>
+        <m:r>
+          <m:t xml:space="preserve">i</m:t>
+        </m:r>
+      </m:oMath>
+      <w:r>
+        <w:rPr>
+          <w:b w:val="0"/>
+        </w:rPr>
+        <w:t xml:space="preserve"> y </w:t>
+      </w:r>
+      <m:oMath>
+        <m:r>
+          <m:t xml:space="preserve">3</m:t>
+        </m:r>
+        <m:r>
+          <m:t xml:space="preserve">-</m:t>
+        </m:r>
+        <m:r>
+          <m:t xml:space="preserve">2</m:t>
+        </m:r>
+        <m:r>
+          <m:t xml:space="preserve">i</m:t>
+        </m:r>
+      </m:oMath>
+      <w:r>
+        <w:rPr>
+          <w:b w:val="0"/>
+        </w:rPr>
+        <w:t>.</w:t>
       </w:r>
     </w:p>
     <w:p>
@@ -1259,34 +2454,171 @@
       <w:pPr>
         <w:pStyle w:val="ListBullet"/>
       </w:pPr>
+      <m:oMath>
+        <m:rad>
+          <m:radPr>
+            <m:degHide m:val="1"/>
+          </m:radPr>
+          <m:deg/>
+          <m:e>
+            <m:r>
+              <m:t xml:space="preserve">-</m:t>
+            </m:r>
+            <m:r>
+              <m:t xml:space="preserve">9</m:t>
+            </m:r>
+          </m:e>
+        </m:rad>
+        <m:r>
+          <m:t xml:space="preserve">=</m:t>
+        </m:r>
+        <m:r>
+          <m:t xml:space="preserve">-</m:t>
+        </m:r>
+        <m:r>
+          <m:t xml:space="preserve">3</m:t>
+        </m:r>
+      </m:oMath>
+      <w:r>
+        <w:rPr>
+          <w:b w:val="0"/>
+        </w:rPr>
+        <w:t>.</w:t>
+      </w:r>
       <w:r>
         <w:rPr>
           <w:b/>
         </w:rPr>
-        <w:t>√(−9) = −3.</w:t>
-      </w:r>
-      <w:r>
-        <w:rPr>
-          <w:b w:val="0"/>
-        </w:rPr>
-        <w:t xml:space="preserve"> No. (−3)² = 9, no −9. La respuesta es 3i.</w:t>
+        <w:t xml:space="preserve"> No. </w:t>
+      </w:r>
+      <m:oMath>
+        <m:r>
+          <m:t xml:space="preserve">(</m:t>
+        </m:r>
+        <m:r>
+          <m:t xml:space="preserve">-</m:t>
+        </m:r>
+        <m:r>
+          <m:t xml:space="preserve">3</m:t>
+        </m:r>
+        <m:sSup>
+          <m:e>
+            <m:r>
+              <m:t xml:space="preserve">)</m:t>
+            </m:r>
+          </m:e>
+          <m:sup>
+            <m:r>
+              <m:t xml:space="preserve">2</m:t>
+            </m:r>
+          </m:sup>
+        </m:sSup>
+        <m:r>
+          <m:t xml:space="preserve">=</m:t>
+        </m:r>
+        <m:r>
+          <m:t xml:space="preserve">9</m:t>
+        </m:r>
+      </m:oMath>
+      <w:r>
+        <w:rPr>
+          <w:b w:val="0"/>
+        </w:rPr>
+        <w:t xml:space="preserve">, no </w:t>
+      </w:r>
+      <m:oMath>
+        <m:r>
+          <m:t xml:space="preserve">-</m:t>
+        </m:r>
+        <m:r>
+          <m:t xml:space="preserve">9</m:t>
+        </m:r>
+      </m:oMath>
+      <w:r>
+        <w:rPr>
+          <w:b w:val="0"/>
+        </w:rPr>
+        <w:t xml:space="preserve">. La respuesta es </w:t>
+      </w:r>
+      <m:oMath>
+        <m:r>
+          <m:t xml:space="preserve">3</m:t>
+        </m:r>
+        <m:r>
+          <m:t xml:space="preserve">i</m:t>
+        </m:r>
+      </m:oMath>
+      <w:r>
+        <w:rPr>
+          <w:b w:val="0"/>
+        </w:rPr>
+        <w:t>.</w:t>
       </w:r>
     </w:p>
     <w:p>
       <w:pPr>
         <w:pStyle w:val="ListBullet"/>
       </w:pPr>
+      <m:oMath>
+        <m:sSup>
+          <m:e>
+            <m:r>
+              <m:t xml:space="preserve">i</m:t>
+            </m:r>
+          </m:e>
+          <m:sup>
+            <m:r>
+              <m:t xml:space="preserve">2</m:t>
+            </m:r>
+          </m:sup>
+        </m:sSup>
+        <m:r>
+          <m:t xml:space="preserve">=</m:t>
+        </m:r>
+        <m:r>
+          <m:t xml:space="preserve">1</m:t>
+        </m:r>
+      </m:oMath>
+      <w:r>
+        <w:rPr>
+          <w:b w:val="0"/>
+        </w:rPr>
+        <w:t>.</w:t>
+      </w:r>
       <w:r>
         <w:rPr>
           <w:b/>
         </w:rPr>
-        <w:t>i² = 1.</w:t>
-      </w:r>
-      <w:r>
-        <w:rPr>
-          <w:b w:val="0"/>
-        </w:rPr>
-        <w:t xml:space="preserve"> No: i² = −1. Es *la* definición del tema, y confundirla daña todo lo demás.</w:t>
+        <w:t xml:space="preserve"> No: </w:t>
+      </w:r>
+      <m:oMath>
+        <m:sSup>
+          <m:e>
+            <m:r>
+              <m:t xml:space="preserve">i</m:t>
+            </m:r>
+          </m:e>
+          <m:sup>
+            <m:r>
+              <m:t xml:space="preserve">2</m:t>
+            </m:r>
+          </m:sup>
+        </m:sSup>
+        <m:r>
+          <m:t xml:space="preserve">=</m:t>
+        </m:r>
+        <m:r>
+          <m:t xml:space="preserve">-</m:t>
+        </m:r>
+        <m:r>
+          <m:t xml:space="preserve">1</m:t>
+        </m:r>
+      </m:oMath>
+      <w:r>
+        <w:rPr>
+          <w:b w:val="0"/>
+        </w:rPr>
+        <w:t>. Es *la* definición del tema, y confundirla daña todo lo demás.</w:t>
       </w:r>
     </w:p>
     <w:p>
@@ -1297,25 +2629,69 @@
         <w:rPr>
           <w:b/>
         </w:rPr>
-        <w:t>La parte imaginaria de 3 + 5i es 5i.</w:t>
-      </w:r>
-      <w:r>
-        <w:rPr>
-          <w:b w:val="0"/>
+        <w:t xml:space="preserve">La parte imaginaria de </w:t>
+      </w:r>
+      <m:oMath>
+        <m:r>
+          <m:t xml:space="preserve">3</m:t>
+        </m:r>
+        <m:r>
+          <m:t xml:space="preserve">+</m:t>
+        </m:r>
+        <m:r>
+          <m:t xml:space="preserve">5</m:t>
+        </m:r>
+        <m:r>
+          <m:t xml:space="preserve">i</m:t>
+        </m:r>
+      </m:oMath>
+      <w:r>
+        <w:rPr>
+          <w:b w:val="0"/>
+        </w:rPr>
+        <w:t xml:space="preserve"> es </w:t>
+      </w:r>
+      <m:oMath>
+        <m:r>
+          <m:t xml:space="preserve">5</m:t>
+        </m:r>
+        <m:r>
+          <m:t xml:space="preserve">i</m:t>
+        </m:r>
+      </m:oMath>
+      <w:r>
+        <w:rPr>
+          <w:b w:val="0"/>
+        </w:rPr>
+        <w:t>.</w:t>
+      </w:r>
+      <w:r>
+        <w:rPr>
+          <w:b/>
         </w:rPr>
         <w:t xml:space="preserve"> No: es </w:t>
       </w:r>
-      <w:r>
-        <w:rPr>
-          <w:b/>
-        </w:rPr>
-        <w:t>5</w:t>
-      </w:r>
-      <w:r>
-        <w:rPr>
-          <w:b w:val="0"/>
-        </w:rPr>
-        <w:t>. La i no se incluye.</w:t>
+      <m:oMath>
+        <m:r>
+          <m:t xml:space="preserve">5</m:t>
+        </m:r>
+      </m:oMath>
+      <w:r>
+        <w:rPr>
+          <w:b w:val="0"/>
+        </w:rPr>
+        <w:t xml:space="preserve">. La </w:t>
+      </w:r>
+      <m:oMath>
+        <m:r>
+          <m:t xml:space="preserve">i</m:t>
+        </m:r>
+      </m:oMath>
+      <w:r>
+        <w:rPr>
+          <w:b w:val="0"/>
+        </w:rPr>
+        <w:t xml:space="preserve"> no se incluye.</w:t>
       </w:r>
     </w:p>
     <w:p>
@@ -1332,22 +2708,83 @@
         <w:rPr>
           <w:b w:val="0"/>
         </w:rPr>
-        <w:t xml:space="preserve"> Sí lo es: 7 = 7 + 0i.</w:t>
+        <w:t xml:space="preserve"> Sí lo es: </w:t>
+      </w:r>
+      <m:oMath>
+        <m:r>
+          <m:t xml:space="preserve">7</m:t>
+        </m:r>
+        <m:r>
+          <m:t xml:space="preserve">=</m:t>
+        </m:r>
+        <m:r>
+          <m:t xml:space="preserve">7</m:t>
+        </m:r>
+        <m:r>
+          <m:t xml:space="preserve">+</m:t>
+        </m:r>
+        <m:r>
+          <m:t xml:space="preserve">0</m:t>
+        </m:r>
+        <m:r>
+          <m:t xml:space="preserve">i</m:t>
+        </m:r>
+      </m:oMath>
+      <w:r>
+        <w:rPr>
+          <w:b w:val="0"/>
+        </w:rPr>
+        <w:t>.</w:t>
       </w:r>
     </w:p>
     <w:p>
       <w:pPr>
         <w:pStyle w:val="ListBullet"/>
       </w:pPr>
+      <m:oMath>
+        <m:sSup>
+          <m:e>
+            <m:r>
+              <m:t xml:space="preserve">i</m:t>
+            </m:r>
+          </m:e>
+          <m:sup>
+            <m:r>
+              <m:t xml:space="preserve">50</m:t>
+            </m:r>
+          </m:sup>
+        </m:sSup>
+        <m:r>
+          <m:t xml:space="preserve">=</m:t>
+        </m:r>
+        <m:r>
+          <m:t xml:space="preserve">i</m:t>
+        </m:r>
+        <m:r>
+          <m:rPr>
+            <m:nor/>
+          </m:rPr>
+          <m:t xml:space="preserve">×</m:t>
+        </m:r>
+        <m:r>
+          <m:rPr>
+            <m:nor/>
+          </m:rPr>
+          <m:t xml:space="preserve"> </m:t>
+        </m:r>
+        <m:r>
+          <m:t xml:space="preserve">50</m:t>
+        </m:r>
+      </m:oMath>
+      <w:r>
+        <w:rPr>
+          <w:b w:val="0"/>
+        </w:rPr>
+        <w:t>.</w:t>
+      </w:r>
       <w:r>
         <w:rPr>
           <w:b/>
-        </w:rPr>
-        <w:t>i⁵⁰ = i × 50.</w:t>
-      </w:r>
-      <w:r>
-        <w:rPr>
-          <w:b w:val="0"/>
         </w:rPr>
         <w:t xml:space="preserve"> No. Se divide el exponente entre 4 y se usa el residuo.</w:t>
       </w:r>
@@ -1385,8 +2822,79 @@
         <w:rPr>
           <w:b w:val="0"/>
         </w:rPr>
-        <w:t xml:space="preserve"> Escribe en términos de i: a) √(−25) b) √(−1) c) √(−8)</w:t>
-      </w:r>
+        <w:t xml:space="preserve"> Escribe en términos de </w:t>
+      </w:r>
+      <m:oMath>
+        <m:r>
+          <m:t xml:space="preserve">i</m:t>
+        </m:r>
+      </m:oMath>
+      <w:r>
+        <w:rPr>
+          <w:b w:val="0"/>
+        </w:rPr>
+        <w:t xml:space="preserve">: a) </w:t>
+      </w:r>
+      <m:oMath>
+        <m:rad>
+          <m:radPr>
+            <m:degHide m:val="1"/>
+          </m:radPr>
+          <m:deg/>
+          <m:e>
+            <m:r>
+              <m:t xml:space="preserve">-</m:t>
+            </m:r>
+            <m:r>
+              <m:t xml:space="preserve">25</m:t>
+            </m:r>
+          </m:e>
+        </m:rad>
+      </m:oMath>
+      <w:r>
+        <w:rPr>
+          <w:b w:val="0"/>
+        </w:rPr>
+        <w:t xml:space="preserve"> b) </w:t>
+      </w:r>
+      <m:oMath>
+        <m:rad>
+          <m:radPr>
+            <m:degHide m:val="1"/>
+          </m:radPr>
+          <m:deg/>
+          <m:e>
+            <m:r>
+              <m:t xml:space="preserve">-</m:t>
+            </m:r>
+            <m:r>
+              <m:t xml:space="preserve">1</m:t>
+            </m:r>
+          </m:e>
+        </m:rad>
+      </m:oMath>
+      <w:r>
+        <w:rPr>
+          <w:b w:val="0"/>
+        </w:rPr>
+        <w:t xml:space="preserve"> c) </w:t>
+      </w:r>
+      <m:oMath>
+        <m:rad>
+          <m:radPr>
+            <m:degHide m:val="1"/>
+          </m:radPr>
+          <m:deg/>
+          <m:e>
+            <m:r>
+              <m:t xml:space="preserve">-</m:t>
+            </m:r>
+            <m:r>
+              <m:t xml:space="preserve">8</m:t>
+            </m:r>
+          </m:e>
+        </m:rad>
+      </m:oMath>
     </w:p>
     <w:p>
       <w:r>
@@ -1406,17 +2914,83 @@
         </w:rPr>
         <w:t xml:space="preserve">1. </w:t>
       </w:r>
+      <m:oMath>
+        <m:rad>
+          <m:radPr>
+            <m:degHide m:val="1"/>
+          </m:radPr>
+          <m:deg/>
+          <m:e>
+            <m:r>
+              <m:t xml:space="preserve">-</m:t>
+            </m:r>
+            <m:r>
+              <m:t xml:space="preserve">25</m:t>
+            </m:r>
+          </m:e>
+        </m:rad>
+      </m:oMath>
       <w:r>
         <w:rPr>
           <w:b/>
         </w:rPr>
-        <w:t>√(−25)</w:t>
-      </w:r>
-      <w:r>
-        <w:rPr>
-          <w:b w:val="0"/>
-        </w:rPr>
-        <w:t>: separamos el signo del número. √(−25) = √25 × √(−1).</w:t>
+        <w:t xml:space="preserve">: separamos el signo del número. </w:t>
+      </w:r>
+      <m:oMath>
+        <m:rad>
+          <m:radPr>
+            <m:degHide m:val="1"/>
+          </m:radPr>
+          <m:deg/>
+          <m:e>
+            <m:r>
+              <m:t xml:space="preserve">-</m:t>
+            </m:r>
+            <m:r>
+              <m:t xml:space="preserve">25</m:t>
+            </m:r>
+          </m:e>
+        </m:rad>
+        <m:r>
+          <m:t xml:space="preserve">=</m:t>
+        </m:r>
+        <m:rad>
+          <m:radPr>
+            <m:degHide m:val="1"/>
+          </m:radPr>
+          <m:deg/>
+          <m:e>
+            <m:r>
+              <m:t xml:space="preserve">25</m:t>
+            </m:r>
+          </m:e>
+        </m:rad>
+        <m:r>
+          <m:rPr>
+            <m:nor/>
+          </m:rPr>
+          <m:t xml:space="preserve">×</m:t>
+        </m:r>
+        <m:rad>
+          <m:radPr>
+            <m:degHide m:val="1"/>
+          </m:radPr>
+          <m:deg/>
+          <m:e>
+            <m:r>
+              <m:t xml:space="preserve">-</m:t>
+            </m:r>
+            <m:r>
+              <m:t xml:space="preserve">1</m:t>
+            </m:r>
+          </m:e>
+        </m:rad>
+      </m:oMath>
+      <w:r>
+        <w:rPr>
+          <w:b w:val="0"/>
+        </w:rPr>
+        <w:t>.</w:t>
       </w:r>
     </w:p>
     <w:p>
@@ -1427,14 +3001,69 @@
         <w:rPr>
           <w:b w:val="0"/>
         </w:rPr>
-        <w:t xml:space="preserve">2. √25 = 5 y √(−1) = i, entonces queda </w:t>
-      </w:r>
-      <w:r>
-        <w:rPr>
-          <w:b/>
-        </w:rPr>
-        <w:t>5i</w:t>
-      </w:r>
+        <w:t xml:space="preserve">2. </w:t>
+      </w:r>
+      <m:oMath>
+        <m:rad>
+          <m:radPr>
+            <m:degHide m:val="1"/>
+          </m:radPr>
+          <m:deg/>
+          <m:e>
+            <m:r>
+              <m:t xml:space="preserve">25</m:t>
+            </m:r>
+          </m:e>
+        </m:rad>
+        <m:r>
+          <m:t xml:space="preserve">=</m:t>
+        </m:r>
+        <m:r>
+          <m:t xml:space="preserve">5</m:t>
+        </m:r>
+      </m:oMath>
+      <w:r>
+        <w:rPr>
+          <w:b w:val="0"/>
+        </w:rPr>
+        <w:t xml:space="preserve"> y </w:t>
+      </w:r>
+      <m:oMath>
+        <m:rad>
+          <m:radPr>
+            <m:degHide m:val="1"/>
+          </m:radPr>
+          <m:deg/>
+          <m:e>
+            <m:r>
+              <m:t xml:space="preserve">-</m:t>
+            </m:r>
+            <m:r>
+              <m:t xml:space="preserve">1</m:t>
+            </m:r>
+          </m:e>
+        </m:rad>
+        <m:r>
+          <m:t xml:space="preserve">=</m:t>
+        </m:r>
+        <m:r>
+          <m:t xml:space="preserve">i</m:t>
+        </m:r>
+      </m:oMath>
+      <w:r>
+        <w:rPr>
+          <w:b w:val="0"/>
+        </w:rPr>
+        <w:t xml:space="preserve">, entonces queda </w:t>
+      </w:r>
+      <m:oMath>
+        <m:r>
+          <m:t xml:space="preserve">5</m:t>
+        </m:r>
+        <m:r>
+          <m:t xml:space="preserve">i</m:t>
+        </m:r>
+      </m:oMath>
       <w:r>
         <w:rPr>
           <w:b w:val="0"/>
@@ -1452,24 +3081,33 @@
         </w:rPr>
         <w:t xml:space="preserve">3. </w:t>
       </w:r>
+      <m:oMath>
+        <m:rad>
+          <m:radPr>
+            <m:degHide m:val="1"/>
+          </m:radPr>
+          <m:deg/>
+          <m:e>
+            <m:r>
+              <m:t xml:space="preserve">-</m:t>
+            </m:r>
+            <m:r>
+              <m:t xml:space="preserve">1</m:t>
+            </m:r>
+          </m:e>
+        </m:rad>
+      </m:oMath>
       <w:r>
         <w:rPr>
           <w:b/>
         </w:rPr>
-        <w:t>√(−1)</w:t>
-      </w:r>
-      <w:r>
-        <w:rPr>
-          <w:b w:val="0"/>
-        </w:rPr>
         <w:t xml:space="preserve"> es directamente la definición: </w:t>
       </w:r>
-      <w:r>
-        <w:rPr>
-          <w:b/>
-        </w:rPr>
-        <w:t>i</w:t>
-      </w:r>
+      <m:oMath>
+        <m:r>
+          <m:t xml:space="preserve">i</m:t>
+        </m:r>
+      </m:oMath>
       <w:r>
         <w:rPr>
           <w:b w:val="0"/>
@@ -1487,17 +3125,66 @@
         </w:rPr>
         <w:t xml:space="preserve">4. </w:t>
       </w:r>
+      <m:oMath>
+        <m:rad>
+          <m:radPr>
+            <m:degHide m:val="1"/>
+          </m:radPr>
+          <m:deg/>
+          <m:e>
+            <m:r>
+              <m:t xml:space="preserve">-</m:t>
+            </m:r>
+            <m:r>
+              <m:t xml:space="preserve">8</m:t>
+            </m:r>
+          </m:e>
+        </m:rad>
+      </m:oMath>
       <w:r>
         <w:rPr>
           <w:b/>
         </w:rPr>
-        <w:t>√(−8)</w:t>
-      </w:r>
-      <w:r>
-        <w:rPr>
-          <w:b w:val="0"/>
-        </w:rPr>
-        <w:t>: primero se separa el negativo: √8 × √(−1).</w:t>
+        <w:t xml:space="preserve">: primero se separa el negativo: </w:t>
+      </w:r>
+      <m:oMath>
+        <m:rad>
+          <m:radPr>
+            <m:degHide m:val="1"/>
+          </m:radPr>
+          <m:deg/>
+          <m:e>
+            <m:r>
+              <m:t xml:space="preserve">8</m:t>
+            </m:r>
+          </m:e>
+        </m:rad>
+        <m:r>
+          <m:rPr>
+            <m:nor/>
+          </m:rPr>
+          <m:t xml:space="preserve">×</m:t>
+        </m:r>
+        <m:rad>
+          <m:radPr>
+            <m:degHide m:val="1"/>
+          </m:radPr>
+          <m:deg/>
+          <m:e>
+            <m:r>
+              <m:t xml:space="preserve">-</m:t>
+            </m:r>
+            <m:r>
+              <m:t xml:space="preserve">1</m:t>
+            </m:r>
+          </m:e>
+        </m:rad>
+      </m:oMath>
+      <w:r>
+        <w:rPr>
+          <w:b w:val="0"/>
+        </w:rPr>
+        <w:t>.</w:t>
       </w:r>
     </w:p>
     <w:p>
@@ -1508,7 +3195,91 @@
         <w:rPr>
           <w:b w:val="0"/>
         </w:rPr>
-        <w:t>5. Ahora se simplifica √8 como en la clase pasada: √8 = √(4 × 2) = 2√2.</w:t>
+        <w:t xml:space="preserve">5. Ahora se simplifica </w:t>
+      </w:r>
+      <m:oMath>
+        <m:rad>
+          <m:radPr>
+            <m:degHide m:val="1"/>
+          </m:radPr>
+          <m:deg/>
+          <m:e>
+            <m:r>
+              <m:t xml:space="preserve">8</m:t>
+            </m:r>
+          </m:e>
+        </m:rad>
+      </m:oMath>
+      <w:r>
+        <w:rPr>
+          <w:b w:val="0"/>
+        </w:rPr>
+        <w:t xml:space="preserve"> como en la clase pasada: </w:t>
+      </w:r>
+      <m:oMath>
+        <m:rad>
+          <m:radPr>
+            <m:degHide m:val="1"/>
+          </m:radPr>
+          <m:deg/>
+          <m:e>
+            <m:r>
+              <m:t xml:space="preserve">8</m:t>
+            </m:r>
+          </m:e>
+        </m:rad>
+        <m:r>
+          <m:t xml:space="preserve">=</m:t>
+        </m:r>
+        <m:rad>
+          <m:radPr>
+            <m:degHide m:val="1"/>
+          </m:radPr>
+          <m:deg/>
+          <m:e>
+            <m:r>
+              <m:t xml:space="preserve">4</m:t>
+            </m:r>
+            <m:r>
+              <m:rPr>
+                <m:nor/>
+              </m:rPr>
+              <m:t xml:space="preserve">×</m:t>
+            </m:r>
+            <m:r>
+              <m:rPr>
+                <m:nor/>
+              </m:rPr>
+              <m:t xml:space="preserve"> </m:t>
+            </m:r>
+            <m:r>
+              <m:t xml:space="preserve">2</m:t>
+            </m:r>
+          </m:e>
+        </m:rad>
+        <m:r>
+          <m:t xml:space="preserve">=</m:t>
+        </m:r>
+        <m:r>
+          <m:t xml:space="preserve">2</m:t>
+        </m:r>
+        <m:rad>
+          <m:radPr>
+            <m:degHide m:val="1"/>
+          </m:radPr>
+          <m:deg/>
+          <m:e>
+            <m:r>
+              <m:t xml:space="preserve">2</m:t>
+            </m:r>
+          </m:e>
+        </m:rad>
+      </m:oMath>
+      <w:r>
+        <w:rPr>
+          <w:b w:val="0"/>
+        </w:rPr>
+        <w:t>.</w:t>
       </w:r>
     </w:p>
     <w:p>
@@ -1521,12 +3292,31 @@
         </w:rPr>
         <w:t xml:space="preserve">6. Uniendo todo: </w:t>
       </w:r>
-      <w:r>
-        <w:rPr>
-          <w:b/>
-        </w:rPr>
-        <w:t>2√2 i</w:t>
-      </w:r>
+      <m:oMath>
+        <m:r>
+          <m:t xml:space="preserve">2</m:t>
+        </m:r>
+        <m:rad>
+          <m:radPr>
+            <m:degHide m:val="1"/>
+          </m:radPr>
+          <m:deg/>
+          <m:e>
+            <m:r>
+              <m:t xml:space="preserve">2</m:t>
+            </m:r>
+          </m:e>
+        </m:rad>
+        <m:r>
+          <m:rPr>
+            <m:nor/>
+          </m:rPr>
+          <m:t xml:space="preserve"> </m:t>
+        </m:r>
+        <m:r>
+          <m:t xml:space="preserve">i</m:t>
+        </m:r>
+      </m:oMath>
       <w:r>
         <w:rPr>
           <w:b w:val="0"/>
@@ -1545,8 +3335,58 @@
         <w:rPr>
           <w:b w:val="0"/>
         </w:rPr>
-        <w:t xml:space="preserve"> 5i; i; 2√2 i</w:t>
-      </w:r>
+        <w:t xml:space="preserve"> </w:t>
+      </w:r>
+      <m:oMath>
+        <m:r>
+          <m:t xml:space="preserve">5</m:t>
+        </m:r>
+        <m:r>
+          <m:t xml:space="preserve">i</m:t>
+        </m:r>
+      </m:oMath>
+      <w:r>
+        <w:rPr>
+          <w:b w:val="0"/>
+        </w:rPr>
+        <w:t xml:space="preserve">; </w:t>
+      </w:r>
+      <m:oMath>
+        <m:r>
+          <m:t xml:space="preserve">i</m:t>
+        </m:r>
+      </m:oMath>
+      <w:r>
+        <w:rPr>
+          <w:b w:val="0"/>
+        </w:rPr>
+        <w:t xml:space="preserve">; </w:t>
+      </w:r>
+      <m:oMath>
+        <m:r>
+          <m:t xml:space="preserve">2</m:t>
+        </m:r>
+        <m:rad>
+          <m:radPr>
+            <m:degHide m:val="1"/>
+          </m:radPr>
+          <m:deg/>
+          <m:e>
+            <m:r>
+              <m:t xml:space="preserve">2</m:t>
+            </m:r>
+          </m:e>
+        </m:rad>
+        <m:r>
+          <m:rPr>
+            <m:nor/>
+          </m:rPr>
+          <m:t xml:space="preserve"> </m:t>
+        </m:r>
+        <m:r>
+          <m:t xml:space="preserve">i</m:t>
+        </m:r>
+      </m:oMath>
     </w:p>
     <w:p>
       <w:pPr>
@@ -1570,7 +3410,67 @@
         <w:rPr>
           <w:b w:val="0"/>
         </w:rPr>
-        <w:t xml:space="preserve"> Calcula i⁷, i²² y i⁴⁵.</w:t>
+        <w:t xml:space="preserve"> Calcula </w:t>
+      </w:r>
+      <m:oMath>
+        <m:sSup>
+          <m:e>
+            <m:r>
+              <m:t xml:space="preserve">i</m:t>
+            </m:r>
+          </m:e>
+          <m:sup>
+            <m:r>
+              <m:t xml:space="preserve">7</m:t>
+            </m:r>
+          </m:sup>
+        </m:sSup>
+      </m:oMath>
+      <w:r>
+        <w:rPr>
+          <w:b w:val="0"/>
+        </w:rPr>
+        <w:t xml:space="preserve">, </w:t>
+      </w:r>
+      <m:oMath>
+        <m:sSup>
+          <m:e>
+            <m:r>
+              <m:t xml:space="preserve">i</m:t>
+            </m:r>
+          </m:e>
+          <m:sup>
+            <m:r>
+              <m:t xml:space="preserve">22</m:t>
+            </m:r>
+          </m:sup>
+        </m:sSup>
+      </m:oMath>
+      <w:r>
+        <w:rPr>
+          <w:b w:val="0"/>
+        </w:rPr>
+        <w:t xml:space="preserve"> y </w:t>
+      </w:r>
+      <m:oMath>
+        <m:sSup>
+          <m:e>
+            <m:r>
+              <m:t xml:space="preserve">i</m:t>
+            </m:r>
+          </m:e>
+          <m:sup>
+            <m:r>
+              <m:t xml:space="preserve">45</m:t>
+            </m:r>
+          </m:sup>
+        </m:sSup>
+      </m:oMath>
+      <w:r>
+        <w:rPr>
+          <w:b w:val="0"/>
+        </w:rPr>
+        <w:t>.</w:t>
       </w:r>
     </w:p>
     <w:p>
@@ -1589,7 +3489,18 @@
         <w:rPr>
           <w:b w:val="0"/>
         </w:rPr>
-        <w:t>1. Las potencias de i se repiten cada 4, así que en vez de multiplicar muchas veces, dividimos el exponente entre 4 y miramos el residuo.</w:t>
+        <w:t xml:space="preserve">1. Las potencias de </w:t>
+      </w:r>
+      <m:oMath>
+        <m:r>
+          <m:t xml:space="preserve">i</m:t>
+        </m:r>
+      </m:oMath>
+      <w:r>
+        <w:rPr>
+          <w:b w:val="0"/>
+        </w:rPr>
+        <w:t xml:space="preserve"> se repiten cada 4, así que en vez de multiplicar muchas veces, dividimos el exponente entre 4 y miramos el residuo.</w:t>
       </w:r>
     </w:p>
     <w:p>
@@ -1602,24 +3513,66 @@
         </w:rPr>
         <w:t xml:space="preserve">2. </w:t>
       </w:r>
+      <m:oMath>
+        <m:sSup>
+          <m:e>
+            <m:r>
+              <m:t xml:space="preserve">i</m:t>
+            </m:r>
+          </m:e>
+          <m:sup>
+            <m:r>
+              <m:t xml:space="preserve">7</m:t>
+            </m:r>
+          </m:sup>
+        </m:sSup>
+      </m:oMath>
       <w:r>
         <w:rPr>
           <w:b/>
         </w:rPr>
-        <w:t>i⁷</w:t>
-      </w:r>
-      <w:r>
-        <w:rPr>
-          <w:b w:val="0"/>
-        </w:rPr>
-        <w:t xml:space="preserve">: 7 ÷ 4 = 1 y sobra 3. Residuo 3 → </w:t>
-      </w:r>
-      <w:r>
-        <w:rPr>
-          <w:b/>
-        </w:rPr>
-        <w:t>−i</w:t>
-      </w:r>
+        <w:t xml:space="preserve">: </w:t>
+      </w:r>
+      <m:oMath>
+        <m:r>
+          <m:t xml:space="preserve">7</m:t>
+        </m:r>
+        <m:r>
+          <m:rPr>
+            <m:nor/>
+          </m:rPr>
+          <m:t xml:space="preserve">÷</m:t>
+        </m:r>
+        <m:r>
+          <m:rPr>
+            <m:nor/>
+          </m:rPr>
+          <m:t xml:space="preserve"> </m:t>
+        </m:r>
+        <m:r>
+          <m:t xml:space="preserve">4</m:t>
+        </m:r>
+        <m:r>
+          <m:t xml:space="preserve">=</m:t>
+        </m:r>
+        <m:r>
+          <m:t xml:space="preserve">1</m:t>
+        </m:r>
+      </m:oMath>
+      <w:r>
+        <w:rPr>
+          <w:b w:val="0"/>
+        </w:rPr>
+        <w:t xml:space="preserve"> y sobra 3. Residuo 3 → </w:t>
+      </w:r>
+      <m:oMath>
+        <m:r>
+          <m:t xml:space="preserve">-</m:t>
+        </m:r>
+        <m:r>
+          <m:t xml:space="preserve">i</m:t>
+        </m:r>
+      </m:oMath>
       <w:r>
         <w:rPr>
           <w:b w:val="0"/>
@@ -1637,24 +3590,66 @@
         </w:rPr>
         <w:t xml:space="preserve">3. </w:t>
       </w:r>
+      <m:oMath>
+        <m:sSup>
+          <m:e>
+            <m:r>
+              <m:t xml:space="preserve">i</m:t>
+            </m:r>
+          </m:e>
+          <m:sup>
+            <m:r>
+              <m:t xml:space="preserve">22</m:t>
+            </m:r>
+          </m:sup>
+        </m:sSup>
+      </m:oMath>
       <w:r>
         <w:rPr>
           <w:b/>
         </w:rPr>
-        <w:t>i²²</w:t>
-      </w:r>
-      <w:r>
-        <w:rPr>
-          <w:b w:val="0"/>
-        </w:rPr>
-        <w:t xml:space="preserve">: 22 ÷ 4 = 5 y sobra 2. Residuo 2 → </w:t>
-      </w:r>
-      <w:r>
-        <w:rPr>
-          <w:b/>
-        </w:rPr>
-        <w:t>−1</w:t>
-      </w:r>
+        <w:t xml:space="preserve">: </w:t>
+      </w:r>
+      <m:oMath>
+        <m:r>
+          <m:t xml:space="preserve">22</m:t>
+        </m:r>
+        <m:r>
+          <m:rPr>
+            <m:nor/>
+          </m:rPr>
+          <m:t xml:space="preserve">÷</m:t>
+        </m:r>
+        <m:r>
+          <m:rPr>
+            <m:nor/>
+          </m:rPr>
+          <m:t xml:space="preserve"> </m:t>
+        </m:r>
+        <m:r>
+          <m:t xml:space="preserve">4</m:t>
+        </m:r>
+        <m:r>
+          <m:t xml:space="preserve">=</m:t>
+        </m:r>
+        <m:r>
+          <m:t xml:space="preserve">5</m:t>
+        </m:r>
+      </m:oMath>
+      <w:r>
+        <w:rPr>
+          <w:b w:val="0"/>
+        </w:rPr>
+        <w:t xml:space="preserve"> y sobra 2. Residuo 2 → </w:t>
+      </w:r>
+      <m:oMath>
+        <m:r>
+          <m:t xml:space="preserve">-</m:t>
+        </m:r>
+        <m:r>
+          <m:t xml:space="preserve">1</m:t>
+        </m:r>
+      </m:oMath>
       <w:r>
         <w:rPr>
           <w:b w:val="0"/>
@@ -1672,24 +3667,63 @@
         </w:rPr>
         <w:t xml:space="preserve">4. </w:t>
       </w:r>
+      <m:oMath>
+        <m:sSup>
+          <m:e>
+            <m:r>
+              <m:t xml:space="preserve">i</m:t>
+            </m:r>
+          </m:e>
+          <m:sup>
+            <m:r>
+              <m:t xml:space="preserve">45</m:t>
+            </m:r>
+          </m:sup>
+        </m:sSup>
+      </m:oMath>
       <w:r>
         <w:rPr>
           <w:b/>
         </w:rPr>
-        <w:t>i⁴⁵</w:t>
-      </w:r>
-      <w:r>
-        <w:rPr>
-          <w:b w:val="0"/>
-        </w:rPr>
-        <w:t xml:space="preserve">: 45 ÷ 4 = 11 y sobra 1. Residuo 1 → </w:t>
-      </w:r>
-      <w:r>
-        <w:rPr>
-          <w:b/>
-        </w:rPr>
-        <w:t>i</w:t>
-      </w:r>
+        <w:t xml:space="preserve">: </w:t>
+      </w:r>
+      <m:oMath>
+        <m:r>
+          <m:t xml:space="preserve">45</m:t>
+        </m:r>
+        <m:r>
+          <m:rPr>
+            <m:nor/>
+          </m:rPr>
+          <m:t xml:space="preserve">÷</m:t>
+        </m:r>
+        <m:r>
+          <m:rPr>
+            <m:nor/>
+          </m:rPr>
+          <m:t xml:space="preserve"> </m:t>
+        </m:r>
+        <m:r>
+          <m:t xml:space="preserve">4</m:t>
+        </m:r>
+        <m:r>
+          <m:t xml:space="preserve">=</m:t>
+        </m:r>
+        <m:r>
+          <m:t xml:space="preserve">11</m:t>
+        </m:r>
+      </m:oMath>
+      <w:r>
+        <w:rPr>
+          <w:b w:val="0"/>
+        </w:rPr>
+        <w:t xml:space="preserve"> y sobra 1. Residuo 1 → </w:t>
+      </w:r>
+      <m:oMath>
+        <m:r>
+          <m:t xml:space="preserve">i</m:t>
+        </m:r>
+      </m:oMath>
       <w:r>
         <w:rPr>
           <w:b w:val="0"/>
@@ -1705,7 +3739,99 @@
         <w:rPr>
           <w:b w:val="0"/>
         </w:rPr>
-        <w:t>5. Comprobación rápida de la primera: i⁷ = i⁴ × i³ = 1 × (−i) = −i ✔</w:t>
+        <w:t xml:space="preserve">5. Comprobación rápida de la primera: </w:t>
+      </w:r>
+      <m:oMath>
+        <m:sSup>
+          <m:e>
+            <m:r>
+              <m:t xml:space="preserve">i</m:t>
+            </m:r>
+          </m:e>
+          <m:sup>
+            <m:r>
+              <m:t xml:space="preserve">7</m:t>
+            </m:r>
+          </m:sup>
+        </m:sSup>
+        <m:r>
+          <m:t xml:space="preserve">=</m:t>
+        </m:r>
+        <m:sSup>
+          <m:e>
+            <m:r>
+              <m:t xml:space="preserve">i</m:t>
+            </m:r>
+          </m:e>
+          <m:sup>
+            <m:r>
+              <m:t xml:space="preserve">4</m:t>
+            </m:r>
+          </m:sup>
+        </m:sSup>
+        <m:r>
+          <m:rPr>
+            <m:nor/>
+          </m:rPr>
+          <m:t xml:space="preserve">×</m:t>
+        </m:r>
+        <m:r>
+          <m:rPr>
+            <m:nor/>
+          </m:rPr>
+          <m:t xml:space="preserve"> </m:t>
+        </m:r>
+        <m:sSup>
+          <m:e>
+            <m:r>
+              <m:t xml:space="preserve">i</m:t>
+            </m:r>
+          </m:e>
+          <m:sup>
+            <m:r>
+              <m:t xml:space="preserve">3</m:t>
+            </m:r>
+          </m:sup>
+        </m:sSup>
+        <m:r>
+          <m:t xml:space="preserve">=</m:t>
+        </m:r>
+        <m:r>
+          <m:t xml:space="preserve">1</m:t>
+        </m:r>
+        <m:r>
+          <m:rPr>
+            <m:nor/>
+          </m:rPr>
+          <m:t xml:space="preserve">×</m:t>
+        </m:r>
+        <m:r>
+          <m:t xml:space="preserve">(</m:t>
+        </m:r>
+        <m:r>
+          <m:t xml:space="preserve">-</m:t>
+        </m:r>
+        <m:r>
+          <m:t xml:space="preserve">i</m:t>
+        </m:r>
+        <m:r>
+          <m:t xml:space="preserve">)</m:t>
+        </m:r>
+        <m:r>
+          <m:t xml:space="preserve">=</m:t>
+        </m:r>
+        <m:r>
+          <m:t xml:space="preserve">-</m:t>
+        </m:r>
+        <m:r>
+          <m:t xml:space="preserve">i</m:t>
+        </m:r>
+      </m:oMath>
+      <w:r>
+        <w:rPr>
+          <w:b w:val="0"/>
+        </w:rPr>
+        <w:t xml:space="preserve"> ✔</w:t>
       </w:r>
     </w:p>
     <w:p>
@@ -1719,8 +3845,86 @@
         <w:rPr>
           <w:b w:val="0"/>
         </w:rPr>
-        <w:t xml:space="preserve"> i⁷ = −i; i²² = −1; i⁴⁵ = i</w:t>
-      </w:r>
+        <w:t xml:space="preserve"> </w:t>
+      </w:r>
+      <m:oMath>
+        <m:sSup>
+          <m:e>
+            <m:r>
+              <m:t xml:space="preserve">i</m:t>
+            </m:r>
+          </m:e>
+          <m:sup>
+            <m:r>
+              <m:t xml:space="preserve">7</m:t>
+            </m:r>
+          </m:sup>
+        </m:sSup>
+        <m:r>
+          <m:t xml:space="preserve">=</m:t>
+        </m:r>
+        <m:r>
+          <m:t xml:space="preserve">-</m:t>
+        </m:r>
+        <m:r>
+          <m:t xml:space="preserve">i</m:t>
+        </m:r>
+      </m:oMath>
+      <w:r>
+        <w:rPr>
+          <w:b w:val="0"/>
+        </w:rPr>
+        <w:t xml:space="preserve">; </w:t>
+      </w:r>
+      <m:oMath>
+        <m:sSup>
+          <m:e>
+            <m:r>
+              <m:t xml:space="preserve">i</m:t>
+            </m:r>
+          </m:e>
+          <m:sup>
+            <m:r>
+              <m:t xml:space="preserve">22</m:t>
+            </m:r>
+          </m:sup>
+        </m:sSup>
+        <m:r>
+          <m:t xml:space="preserve">=</m:t>
+        </m:r>
+        <m:r>
+          <m:t xml:space="preserve">-</m:t>
+        </m:r>
+        <m:r>
+          <m:t xml:space="preserve">1</m:t>
+        </m:r>
+      </m:oMath>
+      <w:r>
+        <w:rPr>
+          <w:b w:val="0"/>
+        </w:rPr>
+        <w:t xml:space="preserve">; </w:t>
+      </w:r>
+      <m:oMath>
+        <m:sSup>
+          <m:e>
+            <m:r>
+              <m:t xml:space="preserve">i</m:t>
+            </m:r>
+          </m:e>
+          <m:sup>
+            <m:r>
+              <m:t xml:space="preserve">45</m:t>
+            </m:r>
+          </m:sup>
+        </m:sSup>
+        <m:r>
+          <m:t xml:space="preserve">=</m:t>
+        </m:r>
+        <m:r>
+          <m:t xml:space="preserve">i</m:t>
+        </m:r>
+      </m:oMath>
     </w:p>
     <w:p>
       <w:pPr>
@@ -1744,7 +3948,48 @@
         <w:rPr>
           <w:b w:val="0"/>
         </w:rPr>
-        <w:t xml:space="preserve"> Un ingeniero modela un circuito y necesita resolver la ecuación x² − 6x + 13 = 0. Con los números reales diría que "no tiene solución". Encuéntrala usando números complejos e identifica la parte real y la imaginaria de cada respuesta.</w:t>
+        <w:t xml:space="preserve"> Un ingeniero modela un circuito y necesita resolver la ecuación </w:t>
+      </w:r>
+      <m:oMath>
+        <m:sSup>
+          <m:e>
+            <m:r>
+              <m:t xml:space="preserve">x</m:t>
+            </m:r>
+          </m:e>
+          <m:sup>
+            <m:r>
+              <m:t xml:space="preserve">2</m:t>
+            </m:r>
+          </m:sup>
+        </m:sSup>
+        <m:r>
+          <m:t xml:space="preserve">-</m:t>
+        </m:r>
+        <m:r>
+          <m:t xml:space="preserve">6</m:t>
+        </m:r>
+        <m:r>
+          <m:t xml:space="preserve">x</m:t>
+        </m:r>
+        <m:r>
+          <m:t xml:space="preserve">+</m:t>
+        </m:r>
+        <m:r>
+          <m:t xml:space="preserve">13</m:t>
+        </m:r>
+        <m:r>
+          <m:t xml:space="preserve">=</m:t>
+        </m:r>
+        <m:r>
+          <m:t xml:space="preserve">0</m:t>
+        </m:r>
+      </m:oMath>
+      <w:r>
+        <w:rPr>
+          <w:b w:val="0"/>
+        </w:rPr>
+        <w:t>. Con los números reales diría que "no tiene solución". Encuéntrala usando números complejos e identifica la parte real y la imaginaria de cada respuesta.</w:t>
       </w:r>
     </w:p>
     <w:p>
@@ -1763,7 +4008,61 @@
         <w:rPr>
           <w:b w:val="0"/>
         </w:rPr>
-        <w:t>1. Usamos la fórmula cuadrática con a = 1, b = −6, c = 13.</w:t>
+        <w:t xml:space="preserve">1. Usamos la fórmula cuadrática con </w:t>
+      </w:r>
+      <m:oMath>
+        <m:r>
+          <m:t xml:space="preserve">a</m:t>
+        </m:r>
+        <m:r>
+          <m:t xml:space="preserve">=</m:t>
+        </m:r>
+        <m:r>
+          <m:t xml:space="preserve">1</m:t>
+        </m:r>
+      </m:oMath>
+      <w:r>
+        <w:rPr>
+          <w:b w:val="0"/>
+        </w:rPr>
+        <w:t xml:space="preserve">, </w:t>
+      </w:r>
+      <m:oMath>
+        <m:r>
+          <m:t xml:space="preserve">b</m:t>
+        </m:r>
+        <m:r>
+          <m:t xml:space="preserve">=</m:t>
+        </m:r>
+        <m:r>
+          <m:t xml:space="preserve">-</m:t>
+        </m:r>
+        <m:r>
+          <m:t xml:space="preserve">6</m:t>
+        </m:r>
+      </m:oMath>
+      <w:r>
+        <w:rPr>
+          <w:b w:val="0"/>
+        </w:rPr>
+        <w:t xml:space="preserve">, </w:t>
+      </w:r>
+      <m:oMath>
+        <m:r>
+          <m:t xml:space="preserve">c</m:t>
+        </m:r>
+        <m:r>
+          <m:t xml:space="preserve">=</m:t>
+        </m:r>
+        <m:r>
+          <m:t xml:space="preserve">13</m:t>
+        </m:r>
+      </m:oMath>
+      <w:r>
+        <w:rPr>
+          <w:b w:val="0"/>
+        </w:rPr>
+        <w:t>.</w:t>
       </w:r>
     </w:p>
     <w:p>
@@ -1774,14 +4073,115 @@
         <w:rPr>
           <w:b w:val="0"/>
         </w:rPr>
-        <w:t xml:space="preserve">2. Calculamos primero lo que va dentro de la raíz: b² − 4ac = (−6)² − 4 × 1 × 13 = 36 − 52 = </w:t>
-      </w:r>
-      <w:r>
-        <w:rPr>
-          <w:b/>
-        </w:rPr>
-        <w:t>−16</w:t>
-      </w:r>
+        <w:t xml:space="preserve">2. Calculamos primero lo que va dentro de la raíz: </w:t>
+      </w:r>
+      <m:oMath>
+        <m:sSup>
+          <m:e>
+            <m:r>
+              <m:t xml:space="preserve">b</m:t>
+            </m:r>
+          </m:e>
+          <m:sup>
+            <m:r>
+              <m:t xml:space="preserve">2</m:t>
+            </m:r>
+          </m:sup>
+        </m:sSup>
+        <m:r>
+          <m:t xml:space="preserve">-</m:t>
+        </m:r>
+        <m:r>
+          <m:t xml:space="preserve">4</m:t>
+        </m:r>
+        <m:r>
+          <m:t xml:space="preserve">a</m:t>
+        </m:r>
+        <m:r>
+          <m:t xml:space="preserve">c</m:t>
+        </m:r>
+        <m:r>
+          <m:t xml:space="preserve">=</m:t>
+        </m:r>
+        <m:r>
+          <m:t xml:space="preserve">(</m:t>
+        </m:r>
+        <m:r>
+          <m:t xml:space="preserve">-</m:t>
+        </m:r>
+        <m:r>
+          <m:t xml:space="preserve">6</m:t>
+        </m:r>
+        <m:sSup>
+          <m:e>
+            <m:r>
+              <m:t xml:space="preserve">)</m:t>
+            </m:r>
+          </m:e>
+          <m:sup>
+            <m:r>
+              <m:t xml:space="preserve">2</m:t>
+            </m:r>
+          </m:sup>
+        </m:sSup>
+        <m:r>
+          <m:t xml:space="preserve">-</m:t>
+        </m:r>
+        <m:r>
+          <m:t xml:space="preserve">4</m:t>
+        </m:r>
+        <m:r>
+          <m:rPr>
+            <m:nor/>
+          </m:rPr>
+          <m:t xml:space="preserve">×</m:t>
+        </m:r>
+        <m:r>
+          <m:rPr>
+            <m:nor/>
+          </m:rPr>
+          <m:t xml:space="preserve"> </m:t>
+        </m:r>
+        <m:r>
+          <m:t xml:space="preserve">1</m:t>
+        </m:r>
+        <m:r>
+          <m:rPr>
+            <m:nor/>
+          </m:rPr>
+          <m:t xml:space="preserve">×</m:t>
+        </m:r>
+        <m:r>
+          <m:rPr>
+            <m:nor/>
+          </m:rPr>
+          <m:t xml:space="preserve"> </m:t>
+        </m:r>
+        <m:r>
+          <m:t xml:space="preserve">13</m:t>
+        </m:r>
+        <m:r>
+          <m:t xml:space="preserve">=</m:t>
+        </m:r>
+        <m:r>
+          <m:t xml:space="preserve">36</m:t>
+        </m:r>
+        <m:r>
+          <m:t xml:space="preserve">-</m:t>
+        </m:r>
+        <m:r>
+          <m:t xml:space="preserve">52</m:t>
+        </m:r>
+        <m:r>
+          <m:t xml:space="preserve">=</m:t>
+        </m:r>
+        <m:r>
+          <m:t xml:space="preserve">-</m:t>
+        </m:r>
+        <m:r>
+          <m:t xml:space="preserve">16</m:t>
+        </m:r>
+      </m:oMath>
       <w:r>
         <w:rPr>
           <w:b w:val="0"/>
@@ -1797,7 +4197,38 @@
         <w:rPr>
           <w:b w:val="0"/>
         </w:rPr>
-        <w:t>3. Ese número negativo es el que antes cerraba el problema. Ahora se puede: √(−16) = 4i.</w:t>
+        <w:t xml:space="preserve">3. Ese número negativo es el que antes cerraba el problema. Ahora se puede: </w:t>
+      </w:r>
+      <m:oMath>
+        <m:rad>
+          <m:radPr>
+            <m:degHide m:val="1"/>
+          </m:radPr>
+          <m:deg/>
+          <m:e>
+            <m:r>
+              <m:t xml:space="preserve">-</m:t>
+            </m:r>
+            <m:r>
+              <m:t xml:space="preserve">16</m:t>
+            </m:r>
+          </m:e>
+        </m:rad>
+        <m:r>
+          <m:t xml:space="preserve">=</m:t>
+        </m:r>
+        <m:r>
+          <m:t xml:space="preserve">4</m:t>
+        </m:r>
+        <m:r>
+          <m:t xml:space="preserve">i</m:t>
+        </m:r>
+      </m:oMath>
+      <w:r>
+        <w:rPr>
+          <w:b w:val="0"/>
+        </w:rPr>
+        <w:t>.</w:t>
       </w:r>
     </w:p>
     <w:p>
@@ -1808,7 +4239,54 @@
         <w:rPr>
           <w:b w:val="0"/>
         </w:rPr>
-        <w:t>4. La fórmula queda x = (6 ± 4i) / 2.</w:t>
+        <w:t xml:space="preserve">4. La fórmula queda </w:t>
+      </w:r>
+      <m:oMath>
+        <m:r>
+          <m:t xml:space="preserve">x</m:t>
+        </m:r>
+        <m:r>
+          <m:t xml:space="preserve">=</m:t>
+        </m:r>
+        <m:f>
+          <m:fPr>
+            <m:ctrlPr/>
+          </m:fPr>
+          <m:num>
+            <m:r>
+              <m:t xml:space="preserve">6</m:t>
+            </m:r>
+            <m:r>
+              <m:rPr>
+                <m:nor/>
+              </m:rPr>
+              <m:t xml:space="preserve">±</m:t>
+            </m:r>
+            <m:r>
+              <m:rPr>
+                <m:nor/>
+              </m:rPr>
+              <m:t xml:space="preserve"> </m:t>
+            </m:r>
+            <m:r>
+              <m:t xml:space="preserve">4</m:t>
+            </m:r>
+            <m:r>
+              <m:t xml:space="preserve">i</m:t>
+            </m:r>
+          </m:num>
+          <m:den>
+            <m:r>
+              <m:t xml:space="preserve">2</m:t>
+            </m:r>
+          </m:den>
+        </m:f>
+      </m:oMath>
+      <w:r>
+        <w:rPr>
+          <w:b w:val="0"/>
+        </w:rPr>
+        <w:t>.</w:t>
       </w:r>
     </w:p>
     <w:p>
@@ -1819,7 +4297,42 @@
         <w:rPr>
           <w:b w:val="0"/>
         </w:rPr>
-        <w:t>5. Se divide cada parte entre 2: x = 3 ± 2i.</w:t>
+        <w:t xml:space="preserve">5. Se divide cada parte entre 2: </w:t>
+      </w:r>
+      <m:oMath>
+        <m:r>
+          <m:t xml:space="preserve">x</m:t>
+        </m:r>
+        <m:r>
+          <m:t xml:space="preserve">=</m:t>
+        </m:r>
+        <m:r>
+          <m:t xml:space="preserve">3</m:t>
+        </m:r>
+        <m:r>
+          <m:rPr>
+            <m:nor/>
+          </m:rPr>
+          <m:t xml:space="preserve">±</m:t>
+        </m:r>
+        <m:r>
+          <m:rPr>
+            <m:nor/>
+          </m:rPr>
+          <m:t xml:space="preserve"> </m:t>
+        </m:r>
+        <m:r>
+          <m:t xml:space="preserve">2</m:t>
+        </m:r>
+        <m:r>
+          <m:t xml:space="preserve">i</m:t>
+        </m:r>
+      </m:oMath>
+      <w:r>
+        <w:rPr>
+          <w:b w:val="0"/>
+        </w:rPr>
+        <w:t>.</w:t>
       </w:r>
     </w:p>
     <w:p>
@@ -1832,24 +4345,40 @@
         </w:rPr>
         <w:t xml:space="preserve">6. Entonces las soluciones son </w:t>
       </w:r>
-      <w:r>
-        <w:rPr>
-          <w:b/>
-        </w:rPr>
-        <w:t>3 + 2i</w:t>
-      </w:r>
+      <m:oMath>
+        <m:r>
+          <m:t xml:space="preserve">3</m:t>
+        </m:r>
+        <m:r>
+          <m:t xml:space="preserve">+</m:t>
+        </m:r>
+        <m:r>
+          <m:t xml:space="preserve">2</m:t>
+        </m:r>
+        <m:r>
+          <m:t xml:space="preserve">i</m:t>
+        </m:r>
+      </m:oMath>
       <w:r>
         <w:rPr>
           <w:b w:val="0"/>
         </w:rPr>
         <w:t xml:space="preserve"> y </w:t>
       </w:r>
-      <w:r>
-        <w:rPr>
-          <w:b/>
-        </w:rPr>
-        <w:t>3 − 2i</w:t>
-      </w:r>
+      <m:oMath>
+        <m:r>
+          <m:t xml:space="preserve">3</m:t>
+        </m:r>
+        <m:r>
+          <m:t xml:space="preserve">-</m:t>
+        </m:r>
+        <m:r>
+          <m:t xml:space="preserve">2</m:t>
+        </m:r>
+        <m:r>
+          <m:t xml:space="preserve">i</m:t>
+        </m:r>
+      </m:oMath>
       <w:r>
         <w:rPr>
           <w:b w:val="0"/>
@@ -1865,7 +4394,21 @@
         <w:rPr>
           <w:b w:val="0"/>
         </w:rPr>
-        <w:t>7. En ambas, la parte real es 3; las partes imaginarias son 2 y −2.</w:t>
+        <w:t xml:space="preserve">7. En ambas, la parte real es 3; las partes imaginarias son 2 y </w:t>
+      </w:r>
+      <m:oMath>
+        <m:r>
+          <m:t xml:space="preserve">-</m:t>
+        </m:r>
+        <m:r>
+          <m:t xml:space="preserve">2</m:t>
+        </m:r>
+      </m:oMath>
+      <w:r>
+        <w:rPr>
+          <w:b w:val="0"/>
+        </w:rPr>
+        <w:t>.</w:t>
       </w:r>
     </w:p>
     <w:p>
@@ -1881,29 +4424,59 @@
         </w:rPr>
         <w:t xml:space="preserve"> las soluciones son </w:t>
       </w:r>
-      <w:r>
-        <w:rPr>
-          <w:b/>
-        </w:rPr>
-        <w:t>3 + 2i</w:t>
-      </w:r>
+      <m:oMath>
+        <m:r>
+          <m:t xml:space="preserve">3</m:t>
+        </m:r>
+        <m:r>
+          <m:t xml:space="preserve">+</m:t>
+        </m:r>
+        <m:r>
+          <m:t xml:space="preserve">2</m:t>
+        </m:r>
+        <m:r>
+          <m:t xml:space="preserve">i</m:t>
+        </m:r>
+      </m:oMath>
       <w:r>
         <w:rPr>
           <w:b w:val="0"/>
         </w:rPr>
         <w:t xml:space="preserve"> y </w:t>
       </w:r>
-      <w:r>
-        <w:rPr>
-          <w:b/>
-        </w:rPr>
-        <w:t>3 − 2i</w:t>
-      </w:r>
-      <w:r>
-        <w:rPr>
-          <w:b w:val="0"/>
-        </w:rPr>
-        <w:t>, con parte real 3 y partes imaginarias 2 y −2. La ecuación sí tenía respuesta: lo que faltaba era un conjunto numérico más grande.</w:t>
+      <m:oMath>
+        <m:r>
+          <m:t xml:space="preserve">3</m:t>
+        </m:r>
+        <m:r>
+          <m:t xml:space="preserve">-</m:t>
+        </m:r>
+        <m:r>
+          <m:t xml:space="preserve">2</m:t>
+        </m:r>
+        <m:r>
+          <m:t xml:space="preserve">i</m:t>
+        </m:r>
+      </m:oMath>
+      <w:r>
+        <w:rPr>
+          <w:b w:val="0"/>
+        </w:rPr>
+        <w:t xml:space="preserve">, con parte real 3 y partes imaginarias 2 y </w:t>
+      </w:r>
+      <m:oMath>
+        <m:r>
+          <m:t xml:space="preserve">-</m:t>
+        </m:r>
+        <m:r>
+          <m:t xml:space="preserve">2</m:t>
+        </m:r>
+      </m:oMath>
+      <w:r>
+        <w:rPr>
+          <w:b w:val="0"/>
+        </w:rPr>
+        <w:t>. La ecuación sí tenía respuesta: lo que faltaba era un conjunto numérico más grande.</w:t>
       </w:r>
     </w:p>
     <w:p>
@@ -1941,8 +4514,123 @@
         <w:rPr>
           <w:b w:val="0"/>
         </w:rPr>
-        <w:t>1. Escribe en términos de i: a) √(−4) b) √(−36) c) √(−100) d) √(−1) e) √(−81)</w:t>
-      </w:r>
+        <w:t xml:space="preserve">1. Escribe en términos de </w:t>
+      </w:r>
+      <m:oMath>
+        <m:r>
+          <m:t xml:space="preserve">i</m:t>
+        </m:r>
+      </m:oMath>
+      <w:r>
+        <w:rPr>
+          <w:b w:val="0"/>
+        </w:rPr>
+        <w:t xml:space="preserve">: a) </w:t>
+      </w:r>
+      <m:oMath>
+        <m:rad>
+          <m:radPr>
+            <m:degHide m:val="1"/>
+          </m:radPr>
+          <m:deg/>
+          <m:e>
+            <m:r>
+              <m:t xml:space="preserve">-</m:t>
+            </m:r>
+            <m:r>
+              <m:t xml:space="preserve">4</m:t>
+            </m:r>
+          </m:e>
+        </m:rad>
+      </m:oMath>
+      <w:r>
+        <w:rPr>
+          <w:b w:val="0"/>
+        </w:rPr>
+        <w:t xml:space="preserve"> b) </w:t>
+      </w:r>
+      <m:oMath>
+        <m:rad>
+          <m:radPr>
+            <m:degHide m:val="1"/>
+          </m:radPr>
+          <m:deg/>
+          <m:e>
+            <m:r>
+              <m:t xml:space="preserve">-</m:t>
+            </m:r>
+            <m:r>
+              <m:t xml:space="preserve">36</m:t>
+            </m:r>
+          </m:e>
+        </m:rad>
+      </m:oMath>
+      <w:r>
+        <w:rPr>
+          <w:b w:val="0"/>
+        </w:rPr>
+        <w:t xml:space="preserve"> c) </w:t>
+      </w:r>
+      <m:oMath>
+        <m:rad>
+          <m:radPr>
+            <m:degHide m:val="1"/>
+          </m:radPr>
+          <m:deg/>
+          <m:e>
+            <m:r>
+              <m:t xml:space="preserve">-</m:t>
+            </m:r>
+            <m:r>
+              <m:t xml:space="preserve">100</m:t>
+            </m:r>
+          </m:e>
+        </m:rad>
+      </m:oMath>
+      <w:r>
+        <w:rPr>
+          <w:b w:val="0"/>
+        </w:rPr>
+        <w:t xml:space="preserve"> d) </w:t>
+      </w:r>
+      <m:oMath>
+        <m:rad>
+          <m:radPr>
+            <m:degHide m:val="1"/>
+          </m:radPr>
+          <m:deg/>
+          <m:e>
+            <m:r>
+              <m:t xml:space="preserve">-</m:t>
+            </m:r>
+            <m:r>
+              <m:t xml:space="preserve">1</m:t>
+            </m:r>
+          </m:e>
+        </m:rad>
+      </m:oMath>
+      <w:r>
+        <w:rPr>
+          <w:b w:val="0"/>
+        </w:rPr>
+        <w:t xml:space="preserve"> e) </w:t>
+      </w:r>
+      <m:oMath>
+        <m:rad>
+          <m:radPr>
+            <m:degHide m:val="1"/>
+          </m:radPr>
+          <m:deg/>
+          <m:e>
+            <m:r>
+              <m:t xml:space="preserve">-</m:t>
+            </m:r>
+            <m:r>
+              <m:t xml:space="preserve">81</m:t>
+            </m:r>
+          </m:e>
+        </m:rad>
+      </m:oMath>
     </w:p>
     <w:p>
       <w:pPr>
@@ -1952,8 +4640,82 @@
         <w:rPr>
           <w:b w:val="0"/>
         </w:rPr>
-        <w:t>2. Calcula: a) i² b) i³ c) i⁴ d) i⁵</w:t>
-      </w:r>
+        <w:t xml:space="preserve">2. Calcula: a) </w:t>
+      </w:r>
+      <m:oMath>
+        <m:sSup>
+          <m:e>
+            <m:r>
+              <m:t xml:space="preserve">i</m:t>
+            </m:r>
+          </m:e>
+          <m:sup>
+            <m:r>
+              <m:t xml:space="preserve">2</m:t>
+            </m:r>
+          </m:sup>
+        </m:sSup>
+      </m:oMath>
+      <w:r>
+        <w:rPr>
+          <w:b w:val="0"/>
+        </w:rPr>
+        <w:t xml:space="preserve"> b) </w:t>
+      </w:r>
+      <m:oMath>
+        <m:sSup>
+          <m:e>
+            <m:r>
+              <m:t xml:space="preserve">i</m:t>
+            </m:r>
+          </m:e>
+          <m:sup>
+            <m:r>
+              <m:t xml:space="preserve">3</m:t>
+            </m:r>
+          </m:sup>
+        </m:sSup>
+      </m:oMath>
+      <w:r>
+        <w:rPr>
+          <w:b w:val="0"/>
+        </w:rPr>
+        <w:t xml:space="preserve"> c) </w:t>
+      </w:r>
+      <m:oMath>
+        <m:sSup>
+          <m:e>
+            <m:r>
+              <m:t xml:space="preserve">i</m:t>
+            </m:r>
+          </m:e>
+          <m:sup>
+            <m:r>
+              <m:t xml:space="preserve">4</m:t>
+            </m:r>
+          </m:sup>
+        </m:sSup>
+      </m:oMath>
+      <w:r>
+        <w:rPr>
+          <w:b w:val="0"/>
+        </w:rPr>
+        <w:t xml:space="preserve"> d) </w:t>
+      </w:r>
+      <m:oMath>
+        <m:sSup>
+          <m:e>
+            <m:r>
+              <m:t xml:space="preserve">i</m:t>
+            </m:r>
+          </m:e>
+          <m:sup>
+            <m:r>
+              <m:t xml:space="preserve">5</m:t>
+            </m:r>
+          </m:sup>
+        </m:sSup>
+      </m:oMath>
     </w:p>
     <w:p>
       <w:pPr>
@@ -1963,8 +4725,90 @@
         <w:rPr>
           <w:b w:val="0"/>
         </w:rPr>
-        <w:t>3. Identifica la parte real y la parte imaginaria: a) 3 + 5i b) −2 + i c) 7 d) −4i e) 0,5 − 2,5i</w:t>
-      </w:r>
+        <w:t xml:space="preserve">3. Identifica la parte real y la parte imaginaria: a) </w:t>
+      </w:r>
+      <m:oMath>
+        <m:r>
+          <m:t xml:space="preserve">3</m:t>
+        </m:r>
+        <m:r>
+          <m:t xml:space="preserve">+</m:t>
+        </m:r>
+        <m:r>
+          <m:t xml:space="preserve">5</m:t>
+        </m:r>
+        <m:r>
+          <m:t xml:space="preserve">i</m:t>
+        </m:r>
+      </m:oMath>
+      <w:r>
+        <w:rPr>
+          <w:b w:val="0"/>
+        </w:rPr>
+        <w:t xml:space="preserve"> b) </w:t>
+      </w:r>
+      <m:oMath>
+        <m:r>
+          <m:t xml:space="preserve">-</m:t>
+        </m:r>
+        <m:r>
+          <m:t xml:space="preserve">2</m:t>
+        </m:r>
+        <m:r>
+          <m:t xml:space="preserve">+</m:t>
+        </m:r>
+        <m:r>
+          <m:t xml:space="preserve">i</m:t>
+        </m:r>
+      </m:oMath>
+      <w:r>
+        <w:rPr>
+          <w:b w:val="0"/>
+        </w:rPr>
+        <w:t xml:space="preserve"> c) </w:t>
+      </w:r>
+      <m:oMath>
+        <m:r>
+          <m:t xml:space="preserve">7</m:t>
+        </m:r>
+      </m:oMath>
+      <w:r>
+        <w:rPr>
+          <w:b w:val="0"/>
+        </w:rPr>
+        <w:t xml:space="preserve"> d) </w:t>
+      </w:r>
+      <m:oMath>
+        <m:r>
+          <m:t xml:space="preserve">-</m:t>
+        </m:r>
+        <m:r>
+          <m:t xml:space="preserve">4</m:t>
+        </m:r>
+        <m:r>
+          <m:t xml:space="preserve">i</m:t>
+        </m:r>
+      </m:oMath>
+      <w:r>
+        <w:rPr>
+          <w:b w:val="0"/>
+        </w:rPr>
+        <w:t xml:space="preserve"> e) </w:t>
+      </w:r>
+      <m:oMath>
+        <m:r>
+          <m:t xml:space="preserve">0,5</m:t>
+        </m:r>
+        <m:r>
+          <m:t xml:space="preserve">-</m:t>
+        </m:r>
+        <m:r>
+          <m:t xml:space="preserve">2,5</m:t>
+        </m:r>
+        <m:r>
+          <m:t xml:space="preserve">i</m:t>
+        </m:r>
+      </m:oMath>
     </w:p>
     <w:p>
       <w:pPr>
@@ -1998,7 +4842,104 @@
         <w:rPr>
           <w:b w:val="0"/>
         </w:rPr>
-        <w:t xml:space="preserve"> y corrige lo falso: a) Todo número real es también complejo. b) i² = 1. c) 5 no es un número complejo. d) √(−9) = −3. e) El conjugado de 2 + 3i es 2 − 3i.</w:t>
+        <w:t xml:space="preserve"> y corrige lo falso: a) Todo número real es también complejo. b) </w:t>
+      </w:r>
+      <m:oMath>
+        <m:sSup>
+          <m:e>
+            <m:r>
+              <m:t xml:space="preserve">i</m:t>
+            </m:r>
+          </m:e>
+          <m:sup>
+            <m:r>
+              <m:t xml:space="preserve">2</m:t>
+            </m:r>
+          </m:sup>
+        </m:sSup>
+        <m:r>
+          <m:t xml:space="preserve">=</m:t>
+        </m:r>
+        <m:r>
+          <m:t xml:space="preserve">1</m:t>
+        </m:r>
+      </m:oMath>
+      <w:r>
+        <w:rPr>
+          <w:b w:val="0"/>
+        </w:rPr>
+        <w:t xml:space="preserve">. c) 5 no es un número complejo. d) </w:t>
+      </w:r>
+      <m:oMath>
+        <m:rad>
+          <m:radPr>
+            <m:degHide m:val="1"/>
+          </m:radPr>
+          <m:deg/>
+          <m:e>
+            <m:r>
+              <m:t xml:space="preserve">-</m:t>
+            </m:r>
+            <m:r>
+              <m:t xml:space="preserve">9</m:t>
+            </m:r>
+          </m:e>
+        </m:rad>
+        <m:r>
+          <m:t xml:space="preserve">=</m:t>
+        </m:r>
+        <m:r>
+          <m:t xml:space="preserve">-</m:t>
+        </m:r>
+        <m:r>
+          <m:t xml:space="preserve">3</m:t>
+        </m:r>
+      </m:oMath>
+      <w:r>
+        <w:rPr>
+          <w:b w:val="0"/>
+        </w:rPr>
+        <w:t xml:space="preserve">. e) El conjugado de </w:t>
+      </w:r>
+      <m:oMath>
+        <m:r>
+          <m:t xml:space="preserve">2</m:t>
+        </m:r>
+        <m:r>
+          <m:t xml:space="preserve">+</m:t>
+        </m:r>
+        <m:r>
+          <m:t xml:space="preserve">3</m:t>
+        </m:r>
+        <m:r>
+          <m:t xml:space="preserve">i</m:t>
+        </m:r>
+      </m:oMath>
+      <w:r>
+        <w:rPr>
+          <w:b w:val="0"/>
+        </w:rPr>
+        <w:t xml:space="preserve"> es </w:t>
+      </w:r>
+      <m:oMath>
+        <m:r>
+          <m:t xml:space="preserve">2</m:t>
+        </m:r>
+        <m:r>
+          <m:t xml:space="preserve">-</m:t>
+        </m:r>
+        <m:r>
+          <m:t xml:space="preserve">3</m:t>
+        </m:r>
+        <m:r>
+          <m:t xml:space="preserve">i</m:t>
+        </m:r>
+      </m:oMath>
+      <w:r>
+        <w:rPr>
+          <w:b w:val="0"/>
+        </w:rPr>
+        <w:t>.</w:t>
       </w:r>
     </w:p>
     <w:p>
@@ -2033,8 +4974,73 @@
         <w:rPr>
           <w:b w:val="0"/>
         </w:rPr>
-        <w:t xml:space="preserve"> de: a) 4 + 7i b) −3 + 2i c) 6i d) −5</w:t>
-      </w:r>
+        <w:t xml:space="preserve"> de: a) </w:t>
+      </w:r>
+      <m:oMath>
+        <m:r>
+          <m:t xml:space="preserve">4</m:t>
+        </m:r>
+        <m:r>
+          <m:t xml:space="preserve">+</m:t>
+        </m:r>
+        <m:r>
+          <m:t xml:space="preserve">7</m:t>
+        </m:r>
+        <m:r>
+          <m:t xml:space="preserve">i</m:t>
+        </m:r>
+      </m:oMath>
+      <w:r>
+        <w:rPr>
+          <w:b w:val="0"/>
+        </w:rPr>
+        <w:t xml:space="preserve"> b) </w:t>
+      </w:r>
+      <m:oMath>
+        <m:r>
+          <m:t xml:space="preserve">-</m:t>
+        </m:r>
+        <m:r>
+          <m:t xml:space="preserve">3</m:t>
+        </m:r>
+        <m:r>
+          <m:t xml:space="preserve">+</m:t>
+        </m:r>
+        <m:r>
+          <m:t xml:space="preserve">2</m:t>
+        </m:r>
+        <m:r>
+          <m:t xml:space="preserve">i</m:t>
+        </m:r>
+      </m:oMath>
+      <w:r>
+        <w:rPr>
+          <w:b w:val="0"/>
+        </w:rPr>
+        <w:t xml:space="preserve"> c) </w:t>
+      </w:r>
+      <m:oMath>
+        <m:r>
+          <m:t xml:space="preserve">6</m:t>
+        </m:r>
+        <m:r>
+          <m:t xml:space="preserve">i</m:t>
+        </m:r>
+      </m:oMath>
+      <w:r>
+        <w:rPr>
+          <w:b w:val="0"/>
+        </w:rPr>
+        <w:t xml:space="preserve"> d) </w:t>
+      </w:r>
+      <m:oMath>
+        <m:r>
+          <m:t xml:space="preserve">-</m:t>
+        </m:r>
+        <m:r>
+          <m:t xml:space="preserve">5</m:t>
+        </m:r>
+      </m:oMath>
     </w:p>
     <w:p>
       <w:r>
@@ -2052,8 +5058,101 @@
         <w:rPr>
           <w:b w:val="0"/>
         </w:rPr>
-        <w:t>6. Escribe en términos de i, simplificando la raíz: a) √(−8) b) √(−18) c) √(−50) d) √(−12)</w:t>
-      </w:r>
+        <w:t xml:space="preserve">6. Escribe en términos de </w:t>
+      </w:r>
+      <m:oMath>
+        <m:r>
+          <m:t xml:space="preserve">i</m:t>
+        </m:r>
+      </m:oMath>
+      <w:r>
+        <w:rPr>
+          <w:b w:val="0"/>
+        </w:rPr>
+        <w:t xml:space="preserve">, simplificando la raíz: a) </w:t>
+      </w:r>
+      <m:oMath>
+        <m:rad>
+          <m:radPr>
+            <m:degHide m:val="1"/>
+          </m:radPr>
+          <m:deg/>
+          <m:e>
+            <m:r>
+              <m:t xml:space="preserve">-</m:t>
+            </m:r>
+            <m:r>
+              <m:t xml:space="preserve">8</m:t>
+            </m:r>
+          </m:e>
+        </m:rad>
+      </m:oMath>
+      <w:r>
+        <w:rPr>
+          <w:b w:val="0"/>
+        </w:rPr>
+        <w:t xml:space="preserve"> b) </w:t>
+      </w:r>
+      <m:oMath>
+        <m:rad>
+          <m:radPr>
+            <m:degHide m:val="1"/>
+          </m:radPr>
+          <m:deg/>
+          <m:e>
+            <m:r>
+              <m:t xml:space="preserve">-</m:t>
+            </m:r>
+            <m:r>
+              <m:t xml:space="preserve">18</m:t>
+            </m:r>
+          </m:e>
+        </m:rad>
+      </m:oMath>
+      <w:r>
+        <w:rPr>
+          <w:b w:val="0"/>
+        </w:rPr>
+        <w:t xml:space="preserve"> c) </w:t>
+      </w:r>
+      <m:oMath>
+        <m:rad>
+          <m:radPr>
+            <m:degHide m:val="1"/>
+          </m:radPr>
+          <m:deg/>
+          <m:e>
+            <m:r>
+              <m:t xml:space="preserve">-</m:t>
+            </m:r>
+            <m:r>
+              <m:t xml:space="preserve">50</m:t>
+            </m:r>
+          </m:e>
+        </m:rad>
+      </m:oMath>
+      <w:r>
+        <w:rPr>
+          <w:b w:val="0"/>
+        </w:rPr>
+        <w:t xml:space="preserve"> d) </w:t>
+      </w:r>
+      <m:oMath>
+        <m:rad>
+          <m:radPr>
+            <m:degHide m:val="1"/>
+          </m:radPr>
+          <m:deg/>
+          <m:e>
+            <m:r>
+              <m:t xml:space="preserve">-</m:t>
+            </m:r>
+            <m:r>
+              <m:t xml:space="preserve">12</m:t>
+            </m:r>
+          </m:e>
+        </m:rad>
+      </m:oMath>
     </w:p>
     <w:p>
       <w:pPr>
@@ -2063,8 +5162,102 @@
         <w:rPr>
           <w:b w:val="0"/>
         </w:rPr>
-        <w:t>7. Calcula usando el truco del residuo: a) i⁷ b) i¹² c) i²² d) i⁴⁵ e) i¹⁰⁰</w:t>
-      </w:r>
+        <w:t xml:space="preserve">7. Calcula usando el truco del residuo: a) </w:t>
+      </w:r>
+      <m:oMath>
+        <m:sSup>
+          <m:e>
+            <m:r>
+              <m:t xml:space="preserve">i</m:t>
+            </m:r>
+          </m:e>
+          <m:sup>
+            <m:r>
+              <m:t xml:space="preserve">7</m:t>
+            </m:r>
+          </m:sup>
+        </m:sSup>
+      </m:oMath>
+      <w:r>
+        <w:rPr>
+          <w:b w:val="0"/>
+        </w:rPr>
+        <w:t xml:space="preserve"> b) </w:t>
+      </w:r>
+      <m:oMath>
+        <m:sSup>
+          <m:e>
+            <m:r>
+              <m:t xml:space="preserve">i</m:t>
+            </m:r>
+          </m:e>
+          <m:sup>
+            <m:r>
+              <m:t xml:space="preserve">12</m:t>
+            </m:r>
+          </m:sup>
+        </m:sSup>
+      </m:oMath>
+      <w:r>
+        <w:rPr>
+          <w:b w:val="0"/>
+        </w:rPr>
+        <w:t xml:space="preserve"> c) </w:t>
+      </w:r>
+      <m:oMath>
+        <m:sSup>
+          <m:e>
+            <m:r>
+              <m:t xml:space="preserve">i</m:t>
+            </m:r>
+          </m:e>
+          <m:sup>
+            <m:r>
+              <m:t xml:space="preserve">22</m:t>
+            </m:r>
+          </m:sup>
+        </m:sSup>
+      </m:oMath>
+      <w:r>
+        <w:rPr>
+          <w:b w:val="0"/>
+        </w:rPr>
+        <w:t xml:space="preserve"> d) </w:t>
+      </w:r>
+      <m:oMath>
+        <m:sSup>
+          <m:e>
+            <m:r>
+              <m:t xml:space="preserve">i</m:t>
+            </m:r>
+          </m:e>
+          <m:sup>
+            <m:r>
+              <m:t xml:space="preserve">45</m:t>
+            </m:r>
+          </m:sup>
+        </m:sSup>
+      </m:oMath>
+      <w:r>
+        <w:rPr>
+          <w:b w:val="0"/>
+        </w:rPr>
+        <w:t xml:space="preserve"> e) </w:t>
+      </w:r>
+      <m:oMath>
+        <m:sSup>
+          <m:e>
+            <m:r>
+              <m:t xml:space="preserve">i</m:t>
+            </m:r>
+          </m:e>
+          <m:sup>
+            <m:r>
+              <m:t xml:space="preserve">100</m:t>
+            </m:r>
+          </m:sup>
+        </m:sSup>
+      </m:oMath>
     </w:p>
     <w:p>
       <w:pPr>
@@ -2074,7 +5267,101 @@
         <w:rPr>
           <w:b w:val="0"/>
         </w:rPr>
-        <w:t>8. Dibuja un plano complejo y ubica: 3 + 2i; −1 + 4i; −2 − 3i; 4; −3i.</w:t>
+        <w:t xml:space="preserve">8. Dibuja un plano complejo y ubica: </w:t>
+      </w:r>
+      <m:oMath>
+        <m:r>
+          <m:t xml:space="preserve">3</m:t>
+        </m:r>
+        <m:r>
+          <m:t xml:space="preserve">+</m:t>
+        </m:r>
+        <m:r>
+          <m:t xml:space="preserve">2</m:t>
+        </m:r>
+        <m:r>
+          <m:t xml:space="preserve">i</m:t>
+        </m:r>
+      </m:oMath>
+      <w:r>
+        <w:rPr>
+          <w:b w:val="0"/>
+        </w:rPr>
+        <w:t xml:space="preserve">; </w:t>
+      </w:r>
+      <m:oMath>
+        <m:r>
+          <m:t xml:space="preserve">-</m:t>
+        </m:r>
+        <m:r>
+          <m:t xml:space="preserve">1</m:t>
+        </m:r>
+        <m:r>
+          <m:t xml:space="preserve">+</m:t>
+        </m:r>
+        <m:r>
+          <m:t xml:space="preserve">4</m:t>
+        </m:r>
+        <m:r>
+          <m:t xml:space="preserve">i</m:t>
+        </m:r>
+      </m:oMath>
+      <w:r>
+        <w:rPr>
+          <w:b w:val="0"/>
+        </w:rPr>
+        <w:t xml:space="preserve">; </w:t>
+      </w:r>
+      <m:oMath>
+        <m:r>
+          <m:t xml:space="preserve">-</m:t>
+        </m:r>
+        <m:r>
+          <m:t xml:space="preserve">2</m:t>
+        </m:r>
+        <m:r>
+          <m:t xml:space="preserve">-</m:t>
+        </m:r>
+        <m:r>
+          <m:t xml:space="preserve">3</m:t>
+        </m:r>
+        <m:r>
+          <m:t xml:space="preserve">i</m:t>
+        </m:r>
+      </m:oMath>
+      <w:r>
+        <w:rPr>
+          <w:b w:val="0"/>
+        </w:rPr>
+        <w:t xml:space="preserve">; </w:t>
+      </w:r>
+      <m:oMath>
+        <m:r>
+          <m:t xml:space="preserve">4</m:t>
+        </m:r>
+      </m:oMath>
+      <w:r>
+        <w:rPr>
+          <w:b w:val="0"/>
+        </w:rPr>
+        <w:t xml:space="preserve">; </w:t>
+      </w:r>
+      <m:oMath>
+        <m:r>
+          <m:t xml:space="preserve">-</m:t>
+        </m:r>
+        <m:r>
+          <m:t xml:space="preserve">3</m:t>
+        </m:r>
+        <m:r>
+          <m:t xml:space="preserve">i</m:t>
+        </m:r>
+      </m:oMath>
+      <w:r>
+        <w:rPr>
+          <w:b w:val="0"/>
+        </w:rPr>
+        <w:t>.</w:t>
       </w:r>
     </w:p>
     <w:p>
@@ -2085,8 +5372,97 @@
         <w:rPr>
           <w:b w:val="0"/>
         </w:rPr>
-        <w:t>9. Encuentra los valores reales de x y de y: a) x + yi = 5 − 3i b) 2x + 4i = 8 + yi</w:t>
-      </w:r>
+        <w:t xml:space="preserve">9. Encuentra los valores reales de </w:t>
+      </w:r>
+      <m:oMath>
+        <m:r>
+          <m:t xml:space="preserve">x</m:t>
+        </m:r>
+      </m:oMath>
+      <w:r>
+        <w:rPr>
+          <w:b w:val="0"/>
+        </w:rPr>
+        <w:t xml:space="preserve"> y de </w:t>
+      </w:r>
+      <m:oMath>
+        <m:r>
+          <m:t xml:space="preserve">y</m:t>
+        </m:r>
+      </m:oMath>
+      <w:r>
+        <w:rPr>
+          <w:b w:val="0"/>
+        </w:rPr>
+        <w:t xml:space="preserve">: a) </w:t>
+      </w:r>
+      <m:oMath>
+        <m:r>
+          <m:t xml:space="preserve">x</m:t>
+        </m:r>
+        <m:r>
+          <m:t xml:space="preserve">+</m:t>
+        </m:r>
+        <m:r>
+          <m:t xml:space="preserve">y</m:t>
+        </m:r>
+        <m:r>
+          <m:t xml:space="preserve">i</m:t>
+        </m:r>
+        <m:r>
+          <m:t xml:space="preserve">=</m:t>
+        </m:r>
+        <m:r>
+          <m:t xml:space="preserve">5</m:t>
+        </m:r>
+        <m:r>
+          <m:t xml:space="preserve">-</m:t>
+        </m:r>
+        <m:r>
+          <m:t xml:space="preserve">3</m:t>
+        </m:r>
+        <m:r>
+          <m:t xml:space="preserve">i</m:t>
+        </m:r>
+      </m:oMath>
+      <w:r>
+        <w:rPr>
+          <w:b w:val="0"/>
+        </w:rPr>
+        <w:t xml:space="preserve"> b) </w:t>
+      </w:r>
+      <m:oMath>
+        <m:r>
+          <m:t xml:space="preserve">2</m:t>
+        </m:r>
+        <m:r>
+          <m:t xml:space="preserve">x</m:t>
+        </m:r>
+        <m:r>
+          <m:t xml:space="preserve">+</m:t>
+        </m:r>
+        <m:r>
+          <m:t xml:space="preserve">4</m:t>
+        </m:r>
+        <m:r>
+          <m:t xml:space="preserve">i</m:t>
+        </m:r>
+        <m:r>
+          <m:t xml:space="preserve">=</m:t>
+        </m:r>
+        <m:r>
+          <m:t xml:space="preserve">8</m:t>
+        </m:r>
+        <m:r>
+          <m:t xml:space="preserve">+</m:t>
+        </m:r>
+        <m:r>
+          <m:t xml:space="preserve">y</m:t>
+        </m:r>
+        <m:r>
+          <m:t xml:space="preserve">i</m:t>
+        </m:r>
+      </m:oMath>
     </w:p>
     <w:p>
       <w:pPr>
@@ -2096,8 +5472,124 @@
         <w:rPr>
           <w:b w:val="0"/>
         </w:rPr>
-        <w:t>10. Resuelve y escribe las dos soluciones: a) x² = −9 b) x² = −49 c) x² + 4 = 0 d) x² + 20 = 0</w:t>
-      </w:r>
+        <w:t xml:space="preserve">10. Resuelve y escribe las dos soluciones: a) </w:t>
+      </w:r>
+      <m:oMath>
+        <m:sSup>
+          <m:e>
+            <m:r>
+              <m:t xml:space="preserve">x</m:t>
+            </m:r>
+          </m:e>
+          <m:sup>
+            <m:r>
+              <m:t xml:space="preserve">2</m:t>
+            </m:r>
+          </m:sup>
+        </m:sSup>
+        <m:r>
+          <m:t xml:space="preserve">=</m:t>
+        </m:r>
+        <m:r>
+          <m:t xml:space="preserve">-</m:t>
+        </m:r>
+        <m:r>
+          <m:t xml:space="preserve">9</m:t>
+        </m:r>
+      </m:oMath>
+      <w:r>
+        <w:rPr>
+          <w:b w:val="0"/>
+        </w:rPr>
+        <w:t xml:space="preserve"> b) </w:t>
+      </w:r>
+      <m:oMath>
+        <m:sSup>
+          <m:e>
+            <m:r>
+              <m:t xml:space="preserve">x</m:t>
+            </m:r>
+          </m:e>
+          <m:sup>
+            <m:r>
+              <m:t xml:space="preserve">2</m:t>
+            </m:r>
+          </m:sup>
+        </m:sSup>
+        <m:r>
+          <m:t xml:space="preserve">=</m:t>
+        </m:r>
+        <m:r>
+          <m:t xml:space="preserve">-</m:t>
+        </m:r>
+        <m:r>
+          <m:t xml:space="preserve">49</m:t>
+        </m:r>
+      </m:oMath>
+      <w:r>
+        <w:rPr>
+          <w:b w:val="0"/>
+        </w:rPr>
+        <w:t xml:space="preserve"> c) </w:t>
+      </w:r>
+      <m:oMath>
+        <m:sSup>
+          <m:e>
+            <m:r>
+              <m:t xml:space="preserve">x</m:t>
+            </m:r>
+          </m:e>
+          <m:sup>
+            <m:r>
+              <m:t xml:space="preserve">2</m:t>
+            </m:r>
+          </m:sup>
+        </m:sSup>
+        <m:r>
+          <m:t xml:space="preserve">+</m:t>
+        </m:r>
+        <m:r>
+          <m:t xml:space="preserve">4</m:t>
+        </m:r>
+        <m:r>
+          <m:t xml:space="preserve">=</m:t>
+        </m:r>
+        <m:r>
+          <m:t xml:space="preserve">0</m:t>
+        </m:r>
+      </m:oMath>
+      <w:r>
+        <w:rPr>
+          <w:b w:val="0"/>
+        </w:rPr>
+        <w:t xml:space="preserve"> d) </w:t>
+      </w:r>
+      <m:oMath>
+        <m:sSup>
+          <m:e>
+            <m:r>
+              <m:t xml:space="preserve">x</m:t>
+            </m:r>
+          </m:e>
+          <m:sup>
+            <m:r>
+              <m:t xml:space="preserve">2</m:t>
+            </m:r>
+          </m:sup>
+        </m:sSup>
+        <m:r>
+          <m:t xml:space="preserve">+</m:t>
+        </m:r>
+        <m:r>
+          <m:t xml:space="preserve">20</m:t>
+        </m:r>
+        <m:r>
+          <m:t xml:space="preserve">=</m:t>
+        </m:r>
+        <m:r>
+          <m:t xml:space="preserve">0</m:t>
+        </m:r>
+      </m:oMath>
     </w:p>
     <w:p>
       <w:r>
@@ -2115,7 +5607,38 @@
         <w:rPr>
           <w:b w:val="0"/>
         </w:rPr>
-        <w:t>11. Un estudiante escribió en el tablero: √(−16) = −4. Explica por qué está mal, comprobando su respuesta, y escribe el resultado correcto.</w:t>
+        <w:t xml:space="preserve">11. Un estudiante escribió en el tablero: </w:t>
+      </w:r>
+      <m:oMath>
+        <m:rad>
+          <m:radPr>
+            <m:degHide m:val="1"/>
+          </m:radPr>
+          <m:deg/>
+          <m:e>
+            <m:r>
+              <m:t xml:space="preserve">-</m:t>
+            </m:r>
+            <m:r>
+              <m:t xml:space="preserve">16</m:t>
+            </m:r>
+          </m:e>
+        </m:rad>
+        <m:r>
+          <m:t xml:space="preserve">=</m:t>
+        </m:r>
+        <m:r>
+          <m:t xml:space="preserve">-</m:t>
+        </m:r>
+        <m:r>
+          <m:t xml:space="preserve">4</m:t>
+        </m:r>
+      </m:oMath>
+      <w:r>
+        <w:rPr>
+          <w:b w:val="0"/>
+        </w:rPr>
+        <w:t>. Explica por qué está mal, comprobando su respuesta, y escribe el resultado correcto.</w:t>
       </w:r>
     </w:p>
     <w:p>
@@ -2126,7 +5649,64 @@
         <w:rPr>
           <w:b w:val="0"/>
         </w:rPr>
-        <w:t>12. Un videojuego guarda la posición de los objetos como números complejos: el personaje está en 2 + 3i, el cofre en −4 + i y la trampa en −5i. a) Ubica los tres en el plano complejo. b) ¿Cuál está sobre un eje? c) Escribe el conjugado de la posición del personaje y explica qué le pasó al punto en el dibujo.</w:t>
+        <w:t xml:space="preserve">12. Un videojuego guarda la posición de los objetos como números complejos: el personaje está en </w:t>
+      </w:r>
+      <m:oMath>
+        <m:r>
+          <m:t xml:space="preserve">2</m:t>
+        </m:r>
+        <m:r>
+          <m:t xml:space="preserve">+</m:t>
+        </m:r>
+        <m:r>
+          <m:t xml:space="preserve">3</m:t>
+        </m:r>
+        <m:r>
+          <m:t xml:space="preserve">i</m:t>
+        </m:r>
+      </m:oMath>
+      <w:r>
+        <w:rPr>
+          <w:b w:val="0"/>
+        </w:rPr>
+        <w:t xml:space="preserve">, el cofre en </w:t>
+      </w:r>
+      <m:oMath>
+        <m:r>
+          <m:t xml:space="preserve">-</m:t>
+        </m:r>
+        <m:r>
+          <m:t xml:space="preserve">4</m:t>
+        </m:r>
+        <m:r>
+          <m:t xml:space="preserve">+</m:t>
+        </m:r>
+        <m:r>
+          <m:t xml:space="preserve">i</m:t>
+        </m:r>
+      </m:oMath>
+      <w:r>
+        <w:rPr>
+          <w:b w:val="0"/>
+        </w:rPr>
+        <w:t xml:space="preserve"> y la trampa en </w:t>
+      </w:r>
+      <m:oMath>
+        <m:r>
+          <m:t xml:space="preserve">-</m:t>
+        </m:r>
+        <m:r>
+          <m:t xml:space="preserve">5</m:t>
+        </m:r>
+        <m:r>
+          <m:t xml:space="preserve">i</m:t>
+        </m:r>
+      </m:oMath>
+      <w:r>
+        <w:rPr>
+          <w:b w:val="0"/>
+        </w:rPr>
+        <w:t>. a) Ubica los tres en el plano complejo. b) ¿Cuál está sobre un eje? c) Escribe el conjugado de la posición del personaje y explica qué le pasó al punto en el dibujo.</w:t>
       </w:r>
     </w:p>
     <w:p>
@@ -2137,7 +5717,61 @@
         <w:rPr>
           <w:b w:val="0"/>
         </w:rPr>
-        <w:t>13. En electricidad, la oposición que un circuito ofrece a la corriente se escribe como un complejo Z = 5 + 12i ohmios: la parte real es la resistencia y la parte imaginaria es la reactancia. a) ¿Cuánto vale cada una? b) Escribe el conjugado de Z. c) Si otro circuito tiene Z = 8 ohmios, ¿cuánta reactancia tiene?</w:t>
+        <w:t xml:space="preserve">13. En electricidad, la oposición que un circuito ofrece a la corriente se escribe como un complejo </w:t>
+      </w:r>
+      <m:oMath>
+        <m:r>
+          <m:t xml:space="preserve">Z</m:t>
+        </m:r>
+        <m:r>
+          <m:t xml:space="preserve">=</m:t>
+        </m:r>
+        <m:r>
+          <m:t xml:space="preserve">5</m:t>
+        </m:r>
+        <m:r>
+          <m:t xml:space="preserve">+</m:t>
+        </m:r>
+        <m:r>
+          <m:t xml:space="preserve">12</m:t>
+        </m:r>
+        <m:r>
+          <m:t xml:space="preserve">i</m:t>
+        </m:r>
+      </m:oMath>
+      <w:r>
+        <w:rPr>
+          <w:b w:val="0"/>
+        </w:rPr>
+        <w:t xml:space="preserve"> ohmios: la parte real es la resistencia y la parte imaginaria es la reactancia. a) ¿Cuánto vale cada una? b) Escribe el conjugado de </w:t>
+      </w:r>
+      <m:oMath>
+        <m:r>
+          <m:t xml:space="preserve">Z</m:t>
+        </m:r>
+      </m:oMath>
+      <w:r>
+        <w:rPr>
+          <w:b w:val="0"/>
+        </w:rPr>
+        <w:t xml:space="preserve">. c) Si otro circuito tiene </w:t>
+      </w:r>
+      <m:oMath>
+        <m:r>
+          <m:t xml:space="preserve">Z</m:t>
+        </m:r>
+        <m:r>
+          <m:t xml:space="preserve">=</m:t>
+        </m:r>
+        <m:r>
+          <m:t xml:space="preserve">8</m:t>
+        </m:r>
+      </m:oMath>
+      <w:r>
+        <w:rPr>
+          <w:b w:val="0"/>
+        </w:rPr>
+        <w:t xml:space="preserve"> ohmios, ¿cuánta reactancia tiene?</w:t>
       </w:r>
     </w:p>
     <w:p>
@@ -2156,7 +5790,27 @@
         <w:rPr>
           <w:b w:val="0"/>
         </w:rPr>
-        <w:t>14. Calcula i²⁰²⁶ explicando el procedimiento en dos renglones.</w:t>
+        <w:t xml:space="preserve">14. Calcula </w:t>
+      </w:r>
+      <m:oMath>
+        <m:sSup>
+          <m:e>
+            <m:r>
+              <m:t xml:space="preserve">i</m:t>
+            </m:r>
+          </m:e>
+          <m:sup>
+            <m:r>
+              <m:t xml:space="preserve">2026</m:t>
+            </m:r>
+          </m:sup>
+        </m:sSup>
+      </m:oMath>
+      <w:r>
+        <w:rPr>
+          <w:b w:val="0"/>
+        </w:rPr>
+        <w:t xml:space="preserve"> explicando el procedimiento en dos renglones.</w:t>
       </w:r>
     </w:p>
     <w:p>
@@ -2167,7 +5821,80 @@
         <w:rPr>
           <w:b w:val="0"/>
         </w:rPr>
-        <w:t>15. Un estudiante afirma: "√(−4) × √(−9) = √36 = 6". Calcula el producto correctamente pasando primero cada raíz a la forma con i, y explica qué regla de la clase anterior dejó de funcionar.</w:t>
+        <w:t>15. Un estudiante afirma: "</w:t>
+      </w:r>
+      <m:oMath>
+        <m:rad>
+          <m:radPr>
+            <m:degHide m:val="1"/>
+          </m:radPr>
+          <m:deg/>
+          <m:e>
+            <m:r>
+              <m:t xml:space="preserve">-</m:t>
+            </m:r>
+            <m:r>
+              <m:t xml:space="preserve">4</m:t>
+            </m:r>
+          </m:e>
+        </m:rad>
+        <m:r>
+          <m:rPr>
+            <m:nor/>
+          </m:rPr>
+          <m:t xml:space="preserve">×</m:t>
+        </m:r>
+        <m:rad>
+          <m:radPr>
+            <m:degHide m:val="1"/>
+          </m:radPr>
+          <m:deg/>
+          <m:e>
+            <m:r>
+              <m:t xml:space="preserve">-</m:t>
+            </m:r>
+            <m:r>
+              <m:t xml:space="preserve">9</m:t>
+            </m:r>
+          </m:e>
+        </m:rad>
+        <m:r>
+          <m:t xml:space="preserve">=</m:t>
+        </m:r>
+        <m:rad>
+          <m:radPr>
+            <m:degHide m:val="1"/>
+          </m:radPr>
+          <m:deg/>
+          <m:e>
+            <m:r>
+              <m:t xml:space="preserve">36</m:t>
+            </m:r>
+          </m:e>
+        </m:rad>
+        <m:r>
+          <m:t xml:space="preserve">=</m:t>
+        </m:r>
+        <m:r>
+          <m:t xml:space="preserve">6</m:t>
+        </m:r>
+      </m:oMath>
+      <w:r>
+        <w:rPr>
+          <w:b w:val="0"/>
+        </w:rPr>
+        <w:t xml:space="preserve">". Calcula el producto correctamente pasando primero cada raíz a la forma con </w:t>
+      </w:r>
+      <m:oMath>
+        <m:r>
+          <m:t xml:space="preserve">i</m:t>
+        </m:r>
+      </m:oMath>
+      <w:r>
+        <w:rPr>
+          <w:b w:val="0"/>
+        </w:rPr>
+        <w:t>, y explica qué regla de la clase anterior dejó de funcionar.</w:t>
       </w:r>
     </w:p>
     <w:p>
@@ -2189,8 +5916,69 @@
         <w:rPr>
           <w:b w:val="0"/>
         </w:rPr>
-        <w:t>1. a) 2i b) 6i c) 10i d) i e) 9i</w:t>
-      </w:r>
+        <w:t xml:space="preserve">1. a) </w:t>
+      </w:r>
+      <m:oMath>
+        <m:r>
+          <m:t xml:space="preserve">2</m:t>
+        </m:r>
+        <m:r>
+          <m:t xml:space="preserve">i</m:t>
+        </m:r>
+      </m:oMath>
+      <w:r>
+        <w:rPr>
+          <w:b w:val="0"/>
+        </w:rPr>
+        <w:t xml:space="preserve"> b) </w:t>
+      </w:r>
+      <m:oMath>
+        <m:r>
+          <m:t xml:space="preserve">6</m:t>
+        </m:r>
+        <m:r>
+          <m:t xml:space="preserve">i</m:t>
+        </m:r>
+      </m:oMath>
+      <w:r>
+        <w:rPr>
+          <w:b w:val="0"/>
+        </w:rPr>
+        <w:t xml:space="preserve"> c) </w:t>
+      </w:r>
+      <m:oMath>
+        <m:r>
+          <m:t xml:space="preserve">10</m:t>
+        </m:r>
+        <m:r>
+          <m:t xml:space="preserve">i</m:t>
+        </m:r>
+      </m:oMath>
+      <w:r>
+        <w:rPr>
+          <w:b w:val="0"/>
+        </w:rPr>
+        <w:t xml:space="preserve"> d) </w:t>
+      </w:r>
+      <m:oMath>
+        <m:r>
+          <m:t xml:space="preserve">i</m:t>
+        </m:r>
+      </m:oMath>
+      <w:r>
+        <w:rPr>
+          <w:b w:val="0"/>
+        </w:rPr>
+        <w:t xml:space="preserve"> e) </w:t>
+      </w:r>
+      <m:oMath>
+        <m:r>
+          <m:t xml:space="preserve">9</m:t>
+        </m:r>
+        <m:r>
+          <m:t xml:space="preserve">i</m:t>
+        </m:r>
+      </m:oMath>
     </w:p>
     <w:p>
       <w:pPr>
@@ -2200,8 +5988,52 @@
         <w:rPr>
           <w:b w:val="0"/>
         </w:rPr>
-        <w:t>2. a) −1 b) −i c) 1 d) i</w:t>
-      </w:r>
+        <w:t xml:space="preserve">2. a) </w:t>
+      </w:r>
+      <m:oMath>
+        <m:r>
+          <m:t xml:space="preserve">-</m:t>
+        </m:r>
+        <m:r>
+          <m:t xml:space="preserve">1</m:t>
+        </m:r>
+      </m:oMath>
+      <w:r>
+        <w:rPr>
+          <w:b w:val="0"/>
+        </w:rPr>
+        <w:t xml:space="preserve"> b) </w:t>
+      </w:r>
+      <m:oMath>
+        <m:r>
+          <m:t xml:space="preserve">-</m:t>
+        </m:r>
+        <m:r>
+          <m:t xml:space="preserve">i</m:t>
+        </m:r>
+      </m:oMath>
+      <w:r>
+        <w:rPr>
+          <w:b w:val="0"/>
+        </w:rPr>
+        <w:t xml:space="preserve"> c) </w:t>
+      </w:r>
+      <m:oMath>
+        <m:r>
+          <m:t xml:space="preserve">1</m:t>
+        </m:r>
+      </m:oMath>
+      <w:r>
+        <w:rPr>
+          <w:b w:val="0"/>
+        </w:rPr>
+        <w:t xml:space="preserve"> d) </w:t>
+      </w:r>
+      <m:oMath>
+        <m:r>
+          <m:t xml:space="preserve">i</m:t>
+        </m:r>
+      </m:oMath>
     </w:p>
     <w:p>
       <w:pPr>
@@ -2211,8 +6043,55 @@
         <w:rPr>
           <w:b w:val="0"/>
         </w:rPr>
-        <w:t>3. a) real 3, imaginaria 5 b) real −2, imaginaria 1 c) real 7, imaginaria 0 d) real 0, imaginaria −4 e) real 0,5, imaginaria −2,5</w:t>
-      </w:r>
+        <w:t xml:space="preserve">3. a) real 3, imaginaria 5 b) real </w:t>
+      </w:r>
+      <m:oMath>
+        <m:r>
+          <m:t xml:space="preserve">-</m:t>
+        </m:r>
+        <m:r>
+          <m:t xml:space="preserve">2</m:t>
+        </m:r>
+      </m:oMath>
+      <w:r>
+        <w:rPr>
+          <w:b w:val="0"/>
+        </w:rPr>
+        <w:t xml:space="preserve">, imaginaria 1 c) real 7, imaginaria 0 d) real 0, imaginaria </w:t>
+      </w:r>
+      <m:oMath>
+        <m:r>
+          <m:t xml:space="preserve">-</m:t>
+        </m:r>
+        <m:r>
+          <m:t xml:space="preserve">4</m:t>
+        </m:r>
+      </m:oMath>
+      <w:r>
+        <w:rPr>
+          <w:b w:val="0"/>
+        </w:rPr>
+        <w:t xml:space="preserve"> e) real </w:t>
+      </w:r>
+      <m:oMath>
+        <m:r>
+          <m:t xml:space="preserve">0,5</m:t>
+        </m:r>
+      </m:oMath>
+      <w:r>
+        <w:rPr>
+          <w:b w:val="0"/>
+        </w:rPr>
+        <w:t xml:space="preserve">, imaginaria </w:t>
+      </w:r>
+      <m:oMath>
+        <m:r>
+          <m:t xml:space="preserve">-</m:t>
+        </m:r>
+        <m:r>
+          <m:t xml:space="preserve">2,5</m:t>
+        </m:r>
+      </m:oMath>
     </w:p>
     <w:p>
       <w:pPr>
@@ -2222,7 +6101,76 @@
         <w:rPr>
           <w:b w:val="0"/>
         </w:rPr>
-        <w:t>4. a) V. b) F: i² = −1. c) F: 5 = 5 + 0i. d) F: es 3i. e) V.</w:t>
+        <w:t xml:space="preserve">4. a) V. b) F: </w:t>
+      </w:r>
+      <m:oMath>
+        <m:sSup>
+          <m:e>
+            <m:r>
+              <m:t xml:space="preserve">i</m:t>
+            </m:r>
+          </m:e>
+          <m:sup>
+            <m:r>
+              <m:t xml:space="preserve">2</m:t>
+            </m:r>
+          </m:sup>
+        </m:sSup>
+        <m:r>
+          <m:t xml:space="preserve">=</m:t>
+        </m:r>
+        <m:r>
+          <m:t xml:space="preserve">-</m:t>
+        </m:r>
+        <m:r>
+          <m:t xml:space="preserve">1</m:t>
+        </m:r>
+      </m:oMath>
+      <w:r>
+        <w:rPr>
+          <w:b w:val="0"/>
+        </w:rPr>
+        <w:t xml:space="preserve">. c) F: </w:t>
+      </w:r>
+      <m:oMath>
+        <m:r>
+          <m:t xml:space="preserve">5</m:t>
+        </m:r>
+        <m:r>
+          <m:t xml:space="preserve">=</m:t>
+        </m:r>
+        <m:r>
+          <m:t xml:space="preserve">5</m:t>
+        </m:r>
+        <m:r>
+          <m:t xml:space="preserve">+</m:t>
+        </m:r>
+        <m:r>
+          <m:t xml:space="preserve">0</m:t>
+        </m:r>
+        <m:r>
+          <m:t xml:space="preserve">i</m:t>
+        </m:r>
+      </m:oMath>
+      <w:r>
+        <w:rPr>
+          <w:b w:val="0"/>
+        </w:rPr>
+        <w:t xml:space="preserve">. d) F: es </w:t>
+      </w:r>
+      <m:oMath>
+        <m:r>
+          <m:t xml:space="preserve">3</m:t>
+        </m:r>
+        <m:r>
+          <m:t xml:space="preserve">i</m:t>
+        </m:r>
+      </m:oMath>
+      <w:r>
+        <w:rPr>
+          <w:b w:val="0"/>
+        </w:rPr>
+        <w:t>. e) V.</w:t>
       </w:r>
     </w:p>
     <w:p>
@@ -2233,7 +6181,152 @@
         <w:rPr>
           <w:b w:val="0"/>
         </w:rPr>
-        <w:t>5. a) conjugado 4 − 7i, opuesto −4 − 7i. b) conjugado −3 − 2i, opuesto 3 − 2i. c) conjugado −6i, opuesto −6i (aquí coinciden, porque no tiene parte real). d) conjugado −5, opuesto 5.</w:t>
+        <w:t xml:space="preserve">5. a) conjugado </w:t>
+      </w:r>
+      <m:oMath>
+        <m:r>
+          <m:t xml:space="preserve">4</m:t>
+        </m:r>
+        <m:r>
+          <m:t xml:space="preserve">-</m:t>
+        </m:r>
+        <m:r>
+          <m:t xml:space="preserve">7</m:t>
+        </m:r>
+        <m:r>
+          <m:t xml:space="preserve">i</m:t>
+        </m:r>
+      </m:oMath>
+      <w:r>
+        <w:rPr>
+          <w:b w:val="0"/>
+        </w:rPr>
+        <w:t xml:space="preserve">, opuesto </w:t>
+      </w:r>
+      <m:oMath>
+        <m:r>
+          <m:t xml:space="preserve">-</m:t>
+        </m:r>
+        <m:r>
+          <m:t xml:space="preserve">4</m:t>
+        </m:r>
+        <m:r>
+          <m:t xml:space="preserve">-</m:t>
+        </m:r>
+        <m:r>
+          <m:t xml:space="preserve">7</m:t>
+        </m:r>
+        <m:r>
+          <m:t xml:space="preserve">i</m:t>
+        </m:r>
+      </m:oMath>
+      <w:r>
+        <w:rPr>
+          <w:b w:val="0"/>
+        </w:rPr>
+        <w:t xml:space="preserve">. b) conjugado </w:t>
+      </w:r>
+      <m:oMath>
+        <m:r>
+          <m:t xml:space="preserve">-</m:t>
+        </m:r>
+        <m:r>
+          <m:t xml:space="preserve">3</m:t>
+        </m:r>
+        <m:r>
+          <m:t xml:space="preserve">-</m:t>
+        </m:r>
+        <m:r>
+          <m:t xml:space="preserve">2</m:t>
+        </m:r>
+        <m:r>
+          <m:t xml:space="preserve">i</m:t>
+        </m:r>
+      </m:oMath>
+      <w:r>
+        <w:rPr>
+          <w:b w:val="0"/>
+        </w:rPr>
+        <w:t xml:space="preserve">, opuesto </w:t>
+      </w:r>
+      <m:oMath>
+        <m:r>
+          <m:t xml:space="preserve">3</m:t>
+        </m:r>
+        <m:r>
+          <m:t xml:space="preserve">-</m:t>
+        </m:r>
+        <m:r>
+          <m:t xml:space="preserve">2</m:t>
+        </m:r>
+        <m:r>
+          <m:t xml:space="preserve">i</m:t>
+        </m:r>
+      </m:oMath>
+      <w:r>
+        <w:rPr>
+          <w:b w:val="0"/>
+        </w:rPr>
+        <w:t xml:space="preserve">. c) conjugado </w:t>
+      </w:r>
+      <m:oMath>
+        <m:r>
+          <m:t xml:space="preserve">-</m:t>
+        </m:r>
+        <m:r>
+          <m:t xml:space="preserve">6</m:t>
+        </m:r>
+        <m:r>
+          <m:t xml:space="preserve">i</m:t>
+        </m:r>
+      </m:oMath>
+      <w:r>
+        <w:rPr>
+          <w:b w:val="0"/>
+        </w:rPr>
+        <w:t xml:space="preserve">, opuesto </w:t>
+      </w:r>
+      <m:oMath>
+        <m:r>
+          <m:t xml:space="preserve">-</m:t>
+        </m:r>
+        <m:r>
+          <m:t xml:space="preserve">6</m:t>
+        </m:r>
+        <m:r>
+          <m:t xml:space="preserve">i</m:t>
+        </m:r>
+      </m:oMath>
+      <w:r>
+        <w:rPr>
+          <w:b w:val="0"/>
+        </w:rPr>
+        <w:t xml:space="preserve"> (aquí coinciden, porque no tiene parte real). d) conjugado </w:t>
+      </w:r>
+      <m:oMath>
+        <m:r>
+          <m:t xml:space="preserve">-</m:t>
+        </m:r>
+        <m:r>
+          <m:t xml:space="preserve">5</m:t>
+        </m:r>
+      </m:oMath>
+      <w:r>
+        <w:rPr>
+          <w:b w:val="0"/>
+        </w:rPr>
+        <w:t xml:space="preserve">, opuesto </w:t>
+      </w:r>
+      <m:oMath>
+        <m:r>
+          <m:t xml:space="preserve">5</m:t>
+        </m:r>
+      </m:oMath>
+      <w:r>
+        <w:rPr>
+          <w:b w:val="0"/>
+        </w:rPr>
+        <w:t>.</w:t>
       </w:r>
     </w:p>
     <w:p>
@@ -2244,8 +6337,126 @@
         <w:rPr>
           <w:b w:val="0"/>
         </w:rPr>
-        <w:t>6. a) 2√2 i b) 3√2 i c) 5√2 i d) 2√3 i</w:t>
-      </w:r>
+        <w:t xml:space="preserve">6. a) </w:t>
+      </w:r>
+      <m:oMath>
+        <m:r>
+          <m:t xml:space="preserve">2</m:t>
+        </m:r>
+        <m:rad>
+          <m:radPr>
+            <m:degHide m:val="1"/>
+          </m:radPr>
+          <m:deg/>
+          <m:e>
+            <m:r>
+              <m:t xml:space="preserve">2</m:t>
+            </m:r>
+          </m:e>
+        </m:rad>
+        <m:r>
+          <m:rPr>
+            <m:nor/>
+          </m:rPr>
+          <m:t xml:space="preserve"> </m:t>
+        </m:r>
+        <m:r>
+          <m:t xml:space="preserve">i</m:t>
+        </m:r>
+      </m:oMath>
+      <w:r>
+        <w:rPr>
+          <w:b w:val="0"/>
+        </w:rPr>
+        <w:t xml:space="preserve"> b) </w:t>
+      </w:r>
+      <m:oMath>
+        <m:r>
+          <m:t xml:space="preserve">3</m:t>
+        </m:r>
+        <m:rad>
+          <m:radPr>
+            <m:degHide m:val="1"/>
+          </m:radPr>
+          <m:deg/>
+          <m:e>
+            <m:r>
+              <m:t xml:space="preserve">2</m:t>
+            </m:r>
+          </m:e>
+        </m:rad>
+        <m:r>
+          <m:rPr>
+            <m:nor/>
+          </m:rPr>
+          <m:t xml:space="preserve"> </m:t>
+        </m:r>
+        <m:r>
+          <m:t xml:space="preserve">i</m:t>
+        </m:r>
+      </m:oMath>
+      <w:r>
+        <w:rPr>
+          <w:b w:val="0"/>
+        </w:rPr>
+        <w:t xml:space="preserve"> c) </w:t>
+      </w:r>
+      <m:oMath>
+        <m:r>
+          <m:t xml:space="preserve">5</m:t>
+        </m:r>
+        <m:rad>
+          <m:radPr>
+            <m:degHide m:val="1"/>
+          </m:radPr>
+          <m:deg/>
+          <m:e>
+            <m:r>
+              <m:t xml:space="preserve">2</m:t>
+            </m:r>
+          </m:e>
+        </m:rad>
+        <m:r>
+          <m:rPr>
+            <m:nor/>
+          </m:rPr>
+          <m:t xml:space="preserve"> </m:t>
+        </m:r>
+        <m:r>
+          <m:t xml:space="preserve">i</m:t>
+        </m:r>
+      </m:oMath>
+      <w:r>
+        <w:rPr>
+          <w:b w:val="0"/>
+        </w:rPr>
+        <w:t xml:space="preserve"> d) </w:t>
+      </w:r>
+      <m:oMath>
+        <m:r>
+          <m:t xml:space="preserve">2</m:t>
+        </m:r>
+        <m:rad>
+          <m:radPr>
+            <m:degHide m:val="1"/>
+          </m:radPr>
+          <m:deg/>
+          <m:e>
+            <m:r>
+              <m:t xml:space="preserve">3</m:t>
+            </m:r>
+          </m:e>
+        </m:rad>
+        <m:r>
+          <m:rPr>
+            <m:nor/>
+          </m:rPr>
+          <m:t xml:space="preserve"> </m:t>
+        </m:r>
+        <m:r>
+          <m:t xml:space="preserve">i</m:t>
+        </m:r>
+      </m:oMath>
     </w:p>
     <w:p>
       <w:pPr>
@@ -2255,8 +6466,63 @@
         <w:rPr>
           <w:b w:val="0"/>
         </w:rPr>
-        <w:t>7. a) −i b) 1 c) −1 d) i e) 1</w:t>
-      </w:r>
+        <w:t xml:space="preserve">7. a) </w:t>
+      </w:r>
+      <m:oMath>
+        <m:r>
+          <m:t xml:space="preserve">-</m:t>
+        </m:r>
+        <m:r>
+          <m:t xml:space="preserve">i</m:t>
+        </m:r>
+      </m:oMath>
+      <w:r>
+        <w:rPr>
+          <w:b w:val="0"/>
+        </w:rPr>
+        <w:t xml:space="preserve"> b) </w:t>
+      </w:r>
+      <m:oMath>
+        <m:r>
+          <m:t xml:space="preserve">1</m:t>
+        </m:r>
+      </m:oMath>
+      <w:r>
+        <w:rPr>
+          <w:b w:val="0"/>
+        </w:rPr>
+        <w:t xml:space="preserve"> c) </w:t>
+      </w:r>
+      <m:oMath>
+        <m:r>
+          <m:t xml:space="preserve">-</m:t>
+        </m:r>
+        <m:r>
+          <m:t xml:space="preserve">1</m:t>
+        </m:r>
+      </m:oMath>
+      <w:r>
+        <w:rPr>
+          <w:b w:val="0"/>
+        </w:rPr>
+        <w:t xml:space="preserve"> d) </w:t>
+      </w:r>
+      <m:oMath>
+        <m:r>
+          <m:t xml:space="preserve">i</m:t>
+        </m:r>
+      </m:oMath>
+      <w:r>
+        <w:rPr>
+          <w:b w:val="0"/>
+        </w:rPr>
+        <w:t xml:space="preserve"> e) </w:t>
+      </w:r>
+      <m:oMath>
+        <m:r>
+          <m:t xml:space="preserve">1</m:t>
+        </m:r>
+      </m:oMath>
     </w:p>
     <w:p>
       <w:pPr>
@@ -2266,7 +6532,101 @@
         <w:rPr>
           <w:b w:val="0"/>
         </w:rPr>
-        <w:t>8. 3 + 2i: arriba a la derecha. −1 + 4i: arriba a la izquierda. −2 − 3i: abajo a la izquierda. 4: sobre el eje real (horizontal). −3i: sobre el eje imaginario (vertical), hacia abajo.</w:t>
+        <w:t xml:space="preserve">8. </w:t>
+      </w:r>
+      <m:oMath>
+        <m:r>
+          <m:t xml:space="preserve">3</m:t>
+        </m:r>
+        <m:r>
+          <m:t xml:space="preserve">+</m:t>
+        </m:r>
+        <m:r>
+          <m:t xml:space="preserve">2</m:t>
+        </m:r>
+        <m:r>
+          <m:t xml:space="preserve">i</m:t>
+        </m:r>
+      </m:oMath>
+      <w:r>
+        <w:rPr>
+          <w:b w:val="0"/>
+        </w:rPr>
+        <w:t xml:space="preserve">: arriba a la derecha. </w:t>
+      </w:r>
+      <m:oMath>
+        <m:r>
+          <m:t xml:space="preserve">-</m:t>
+        </m:r>
+        <m:r>
+          <m:t xml:space="preserve">1</m:t>
+        </m:r>
+        <m:r>
+          <m:t xml:space="preserve">+</m:t>
+        </m:r>
+        <m:r>
+          <m:t xml:space="preserve">4</m:t>
+        </m:r>
+        <m:r>
+          <m:t xml:space="preserve">i</m:t>
+        </m:r>
+      </m:oMath>
+      <w:r>
+        <w:rPr>
+          <w:b w:val="0"/>
+        </w:rPr>
+        <w:t xml:space="preserve">: arriba a la izquierda. </w:t>
+      </w:r>
+      <m:oMath>
+        <m:r>
+          <m:t xml:space="preserve">-</m:t>
+        </m:r>
+        <m:r>
+          <m:t xml:space="preserve">2</m:t>
+        </m:r>
+        <m:r>
+          <m:t xml:space="preserve">-</m:t>
+        </m:r>
+        <m:r>
+          <m:t xml:space="preserve">3</m:t>
+        </m:r>
+        <m:r>
+          <m:t xml:space="preserve">i</m:t>
+        </m:r>
+      </m:oMath>
+      <w:r>
+        <w:rPr>
+          <w:b w:val="0"/>
+        </w:rPr>
+        <w:t xml:space="preserve">: abajo a la izquierda. </w:t>
+      </w:r>
+      <m:oMath>
+        <m:r>
+          <m:t xml:space="preserve">4</m:t>
+        </m:r>
+      </m:oMath>
+      <w:r>
+        <w:rPr>
+          <w:b w:val="0"/>
+        </w:rPr>
+        <w:t xml:space="preserve">: sobre el eje real (horizontal). </w:t>
+      </w:r>
+      <m:oMath>
+        <m:r>
+          <m:t xml:space="preserve">-</m:t>
+        </m:r>
+        <m:r>
+          <m:t xml:space="preserve">3</m:t>
+        </m:r>
+        <m:r>
+          <m:t xml:space="preserve">i</m:t>
+        </m:r>
+      </m:oMath>
+      <w:r>
+        <w:rPr>
+          <w:b w:val="0"/>
+        </w:rPr>
+        <w:t>: sobre el eje imaginario (vertical), hacia abajo.</w:t>
       </w:r>
     </w:p>
     <w:p>
@@ -2277,7 +6637,98 @@
         <w:rPr>
           <w:b w:val="0"/>
         </w:rPr>
-        <w:t>9. a) x = 5, y = −3. b) 2x = 8 → x = 4; y = 4.</w:t>
+        <w:t xml:space="preserve">9. a) </w:t>
+      </w:r>
+      <m:oMath>
+        <m:r>
+          <m:t xml:space="preserve">x</m:t>
+        </m:r>
+        <m:r>
+          <m:t xml:space="preserve">=</m:t>
+        </m:r>
+        <m:r>
+          <m:t xml:space="preserve">5</m:t>
+        </m:r>
+      </m:oMath>
+      <w:r>
+        <w:rPr>
+          <w:b w:val="0"/>
+        </w:rPr>
+        <w:t xml:space="preserve">, </w:t>
+      </w:r>
+      <m:oMath>
+        <m:r>
+          <m:t xml:space="preserve">y</m:t>
+        </m:r>
+        <m:r>
+          <m:t xml:space="preserve">=</m:t>
+        </m:r>
+        <m:r>
+          <m:t xml:space="preserve">-</m:t>
+        </m:r>
+        <m:r>
+          <m:t xml:space="preserve">3</m:t>
+        </m:r>
+      </m:oMath>
+      <w:r>
+        <w:rPr>
+          <w:b w:val="0"/>
+        </w:rPr>
+        <w:t xml:space="preserve">. b) </w:t>
+      </w:r>
+      <m:oMath>
+        <m:r>
+          <m:t xml:space="preserve">2</m:t>
+        </m:r>
+        <m:r>
+          <m:t xml:space="preserve">x</m:t>
+        </m:r>
+        <m:r>
+          <m:t xml:space="preserve">=</m:t>
+        </m:r>
+        <m:r>
+          <m:t xml:space="preserve">8</m:t>
+        </m:r>
+      </m:oMath>
+      <w:r>
+        <w:rPr>
+          <w:b w:val="0"/>
+        </w:rPr>
+        <w:t xml:space="preserve"> → </w:t>
+      </w:r>
+      <m:oMath>
+        <m:r>
+          <m:t xml:space="preserve">x</m:t>
+        </m:r>
+        <m:r>
+          <m:t xml:space="preserve">=</m:t>
+        </m:r>
+        <m:r>
+          <m:t xml:space="preserve">4</m:t>
+        </m:r>
+      </m:oMath>
+      <w:r>
+        <w:rPr>
+          <w:b w:val="0"/>
+        </w:rPr>
+        <w:t xml:space="preserve">; </w:t>
+      </w:r>
+      <m:oMath>
+        <m:r>
+          <m:t xml:space="preserve">y</m:t>
+        </m:r>
+        <m:r>
+          <m:t xml:space="preserve">=</m:t>
+        </m:r>
+        <m:r>
+          <m:t xml:space="preserve">4</m:t>
+        </m:r>
+      </m:oMath>
+      <w:r>
+        <w:rPr>
+          <w:b w:val="0"/>
+        </w:rPr>
+        <w:t>.</w:t>
       </w:r>
     </w:p>
     <w:p>
@@ -2288,8 +6739,227 @@
         <w:rPr>
           <w:b w:val="0"/>
         </w:rPr>
-        <w:t>10. a) x = 3i o x = −3i b) x = 7i o x = −7i c) x² = −4 → x = ±2i d) x² = −20 → x = ±2√5 i</w:t>
-      </w:r>
+        <w:t xml:space="preserve">10. a) </w:t>
+      </w:r>
+      <m:oMath>
+        <m:r>
+          <m:t xml:space="preserve">x</m:t>
+        </m:r>
+        <m:r>
+          <m:t xml:space="preserve">=</m:t>
+        </m:r>
+        <m:r>
+          <m:t xml:space="preserve">3</m:t>
+        </m:r>
+        <m:r>
+          <m:t xml:space="preserve">i</m:t>
+        </m:r>
+      </m:oMath>
+      <w:r>
+        <w:rPr>
+          <w:b w:val="0"/>
+        </w:rPr>
+        <w:t xml:space="preserve"> o </w:t>
+      </w:r>
+      <m:oMath>
+        <m:r>
+          <m:t xml:space="preserve">x</m:t>
+        </m:r>
+        <m:r>
+          <m:t xml:space="preserve">=</m:t>
+        </m:r>
+        <m:r>
+          <m:t xml:space="preserve">-</m:t>
+        </m:r>
+        <m:r>
+          <m:t xml:space="preserve">3</m:t>
+        </m:r>
+        <m:r>
+          <m:t xml:space="preserve">i</m:t>
+        </m:r>
+      </m:oMath>
+      <w:r>
+        <w:rPr>
+          <w:b w:val="0"/>
+        </w:rPr>
+        <w:t xml:space="preserve"> b) </w:t>
+      </w:r>
+      <m:oMath>
+        <m:r>
+          <m:t xml:space="preserve">x</m:t>
+        </m:r>
+        <m:r>
+          <m:t xml:space="preserve">=</m:t>
+        </m:r>
+        <m:r>
+          <m:t xml:space="preserve">7</m:t>
+        </m:r>
+        <m:r>
+          <m:t xml:space="preserve">i</m:t>
+        </m:r>
+      </m:oMath>
+      <w:r>
+        <w:rPr>
+          <w:b w:val="0"/>
+        </w:rPr>
+        <w:t xml:space="preserve"> o </w:t>
+      </w:r>
+      <m:oMath>
+        <m:r>
+          <m:t xml:space="preserve">x</m:t>
+        </m:r>
+        <m:r>
+          <m:t xml:space="preserve">=</m:t>
+        </m:r>
+        <m:r>
+          <m:t xml:space="preserve">-</m:t>
+        </m:r>
+        <m:r>
+          <m:t xml:space="preserve">7</m:t>
+        </m:r>
+        <m:r>
+          <m:t xml:space="preserve">i</m:t>
+        </m:r>
+      </m:oMath>
+      <w:r>
+        <w:rPr>
+          <w:b w:val="0"/>
+        </w:rPr>
+        <w:t xml:space="preserve"> c) </w:t>
+      </w:r>
+      <m:oMath>
+        <m:sSup>
+          <m:e>
+            <m:r>
+              <m:t xml:space="preserve">x</m:t>
+            </m:r>
+          </m:e>
+          <m:sup>
+            <m:r>
+              <m:t xml:space="preserve">2</m:t>
+            </m:r>
+          </m:sup>
+        </m:sSup>
+        <m:r>
+          <m:t xml:space="preserve">=</m:t>
+        </m:r>
+        <m:r>
+          <m:t xml:space="preserve">-</m:t>
+        </m:r>
+        <m:r>
+          <m:t xml:space="preserve">4</m:t>
+        </m:r>
+      </m:oMath>
+      <w:r>
+        <w:rPr>
+          <w:b w:val="0"/>
+        </w:rPr>
+        <w:t xml:space="preserve"> → </w:t>
+      </w:r>
+      <m:oMath>
+        <m:r>
+          <m:t xml:space="preserve">x</m:t>
+        </m:r>
+        <m:r>
+          <m:t xml:space="preserve">=</m:t>
+        </m:r>
+        <m:r>
+          <m:rPr>
+            <m:nor/>
+          </m:rPr>
+          <m:t xml:space="preserve">±</m:t>
+        </m:r>
+        <m:r>
+          <m:rPr>
+            <m:nor/>
+          </m:rPr>
+          <m:t xml:space="preserve"> </m:t>
+        </m:r>
+        <m:r>
+          <m:t xml:space="preserve">2</m:t>
+        </m:r>
+        <m:r>
+          <m:t xml:space="preserve">i</m:t>
+        </m:r>
+      </m:oMath>
+      <w:r>
+        <w:rPr>
+          <w:b w:val="0"/>
+        </w:rPr>
+        <w:t xml:space="preserve"> d) </w:t>
+      </w:r>
+      <m:oMath>
+        <m:sSup>
+          <m:e>
+            <m:r>
+              <m:t xml:space="preserve">x</m:t>
+            </m:r>
+          </m:e>
+          <m:sup>
+            <m:r>
+              <m:t xml:space="preserve">2</m:t>
+            </m:r>
+          </m:sup>
+        </m:sSup>
+        <m:r>
+          <m:t xml:space="preserve">=</m:t>
+        </m:r>
+        <m:r>
+          <m:t xml:space="preserve">-</m:t>
+        </m:r>
+        <m:r>
+          <m:t xml:space="preserve">20</m:t>
+        </m:r>
+      </m:oMath>
+      <w:r>
+        <w:rPr>
+          <w:b w:val="0"/>
+        </w:rPr>
+        <w:t xml:space="preserve"> → </w:t>
+      </w:r>
+      <m:oMath>
+        <m:r>
+          <m:t xml:space="preserve">x</m:t>
+        </m:r>
+        <m:r>
+          <m:t xml:space="preserve">=</m:t>
+        </m:r>
+        <m:r>
+          <m:rPr>
+            <m:nor/>
+          </m:rPr>
+          <m:t xml:space="preserve">±</m:t>
+        </m:r>
+        <m:r>
+          <m:rPr>
+            <m:nor/>
+          </m:rPr>
+          <m:t xml:space="preserve"> </m:t>
+        </m:r>
+        <m:r>
+          <m:t xml:space="preserve">2</m:t>
+        </m:r>
+        <m:rad>
+          <m:radPr>
+            <m:degHide m:val="1"/>
+          </m:radPr>
+          <m:deg/>
+          <m:e>
+            <m:r>
+              <m:t xml:space="preserve">5</m:t>
+            </m:r>
+          </m:e>
+        </m:rad>
+        <m:r>
+          <m:rPr>
+            <m:nor/>
+          </m:rPr>
+          <m:t xml:space="preserve"> </m:t>
+        </m:r>
+        <m:r>
+          <m:t xml:space="preserve">i</m:t>
+        </m:r>
+      </m:oMath>
     </w:p>
     <w:p>
       <w:pPr>
@@ -2299,7 +6969,143 @@
         <w:rPr>
           <w:b w:val="0"/>
         </w:rPr>
-        <w:t>11. Está mal porque (−4)² = 16, no −16; al comprobar, su respuesta no cumple. Lo correcto es √(−16) = 4i, y en efecto (4i)² = 16i² = −16.</w:t>
+        <w:t xml:space="preserve">11. Está mal porque </w:t>
+      </w:r>
+      <m:oMath>
+        <m:r>
+          <m:t xml:space="preserve">(</m:t>
+        </m:r>
+        <m:r>
+          <m:t xml:space="preserve">-</m:t>
+        </m:r>
+        <m:r>
+          <m:t xml:space="preserve">4</m:t>
+        </m:r>
+        <m:sSup>
+          <m:e>
+            <m:r>
+              <m:t xml:space="preserve">)</m:t>
+            </m:r>
+          </m:e>
+          <m:sup>
+            <m:r>
+              <m:t xml:space="preserve">2</m:t>
+            </m:r>
+          </m:sup>
+        </m:sSup>
+        <m:r>
+          <m:t xml:space="preserve">=</m:t>
+        </m:r>
+        <m:r>
+          <m:t xml:space="preserve">16</m:t>
+        </m:r>
+      </m:oMath>
+      <w:r>
+        <w:rPr>
+          <w:b w:val="0"/>
+        </w:rPr>
+        <w:t xml:space="preserve">, no </w:t>
+      </w:r>
+      <m:oMath>
+        <m:r>
+          <m:t xml:space="preserve">-</m:t>
+        </m:r>
+        <m:r>
+          <m:t xml:space="preserve">16</m:t>
+        </m:r>
+      </m:oMath>
+      <w:r>
+        <w:rPr>
+          <w:b w:val="0"/>
+        </w:rPr>
+        <w:t xml:space="preserve">; al comprobar, su respuesta no cumple. Lo correcto es </w:t>
+      </w:r>
+      <m:oMath>
+        <m:rad>
+          <m:radPr>
+            <m:degHide m:val="1"/>
+          </m:radPr>
+          <m:deg/>
+          <m:e>
+            <m:r>
+              <m:t xml:space="preserve">-</m:t>
+            </m:r>
+            <m:r>
+              <m:t xml:space="preserve">16</m:t>
+            </m:r>
+          </m:e>
+        </m:rad>
+        <m:r>
+          <m:t xml:space="preserve">=</m:t>
+        </m:r>
+        <m:r>
+          <m:t xml:space="preserve">4</m:t>
+        </m:r>
+        <m:r>
+          <m:t xml:space="preserve">i</m:t>
+        </m:r>
+      </m:oMath>
+      <w:r>
+        <w:rPr>
+          <w:b w:val="0"/>
+        </w:rPr>
+        <w:t xml:space="preserve">, y en efecto </w:t>
+      </w:r>
+      <m:oMath>
+        <m:r>
+          <m:t xml:space="preserve">(</m:t>
+        </m:r>
+        <m:r>
+          <m:t xml:space="preserve">4</m:t>
+        </m:r>
+        <m:r>
+          <m:t xml:space="preserve">i</m:t>
+        </m:r>
+        <m:sSup>
+          <m:e>
+            <m:r>
+              <m:t xml:space="preserve">)</m:t>
+            </m:r>
+          </m:e>
+          <m:sup>
+            <m:r>
+              <m:t xml:space="preserve">2</m:t>
+            </m:r>
+          </m:sup>
+        </m:sSup>
+        <m:r>
+          <m:t xml:space="preserve">=</m:t>
+        </m:r>
+        <m:r>
+          <m:t xml:space="preserve">16</m:t>
+        </m:r>
+        <m:sSup>
+          <m:e>
+            <m:r>
+              <m:t xml:space="preserve">i</m:t>
+            </m:r>
+          </m:e>
+          <m:sup>
+            <m:r>
+              <m:t xml:space="preserve">2</m:t>
+            </m:r>
+          </m:sup>
+        </m:sSup>
+        <m:r>
+          <m:t xml:space="preserve">=</m:t>
+        </m:r>
+        <m:r>
+          <m:t xml:space="preserve">-</m:t>
+        </m:r>
+        <m:r>
+          <m:t xml:space="preserve">16</m:t>
+        </m:r>
+      </m:oMath>
+      <w:r>
+        <w:rPr>
+          <w:b w:val="0"/>
+        </w:rPr>
+        <w:t>.</w:t>
       </w:r>
     </w:p>
     <w:p>
@@ -2310,7 +7116,101 @@
         <w:rPr>
           <w:b w:val="0"/>
         </w:rPr>
-        <w:t>12. a) 2 + 3i arriba a la derecha; −4 + i arriba a la izquierda; −5i sobre el eje vertical, abajo. b) La trampa, −5i, está sobre el eje imaginario. c) El conjugado es 2 − 3i: el punto se reflejó al otro lado del eje horizontal.</w:t>
+        <w:t xml:space="preserve">12. a) </w:t>
+      </w:r>
+      <m:oMath>
+        <m:r>
+          <m:t xml:space="preserve">2</m:t>
+        </m:r>
+        <m:r>
+          <m:t xml:space="preserve">+</m:t>
+        </m:r>
+        <m:r>
+          <m:t xml:space="preserve">3</m:t>
+        </m:r>
+        <m:r>
+          <m:t xml:space="preserve">i</m:t>
+        </m:r>
+      </m:oMath>
+      <w:r>
+        <w:rPr>
+          <w:b w:val="0"/>
+        </w:rPr>
+        <w:t xml:space="preserve"> arriba a la derecha; </w:t>
+      </w:r>
+      <m:oMath>
+        <m:r>
+          <m:t xml:space="preserve">-</m:t>
+        </m:r>
+        <m:r>
+          <m:t xml:space="preserve">4</m:t>
+        </m:r>
+        <m:r>
+          <m:t xml:space="preserve">+</m:t>
+        </m:r>
+        <m:r>
+          <m:t xml:space="preserve">i</m:t>
+        </m:r>
+      </m:oMath>
+      <w:r>
+        <w:rPr>
+          <w:b w:val="0"/>
+        </w:rPr>
+        <w:t xml:space="preserve"> arriba a la izquierda; </w:t>
+      </w:r>
+      <m:oMath>
+        <m:r>
+          <m:t xml:space="preserve">-</m:t>
+        </m:r>
+        <m:r>
+          <m:t xml:space="preserve">5</m:t>
+        </m:r>
+        <m:r>
+          <m:t xml:space="preserve">i</m:t>
+        </m:r>
+      </m:oMath>
+      <w:r>
+        <w:rPr>
+          <w:b w:val="0"/>
+        </w:rPr>
+        <w:t xml:space="preserve"> sobre el eje vertical, abajo. b) La trampa, </w:t>
+      </w:r>
+      <m:oMath>
+        <m:r>
+          <m:t xml:space="preserve">-</m:t>
+        </m:r>
+        <m:r>
+          <m:t xml:space="preserve">5</m:t>
+        </m:r>
+        <m:r>
+          <m:t xml:space="preserve">i</m:t>
+        </m:r>
+      </m:oMath>
+      <w:r>
+        <w:rPr>
+          <w:b w:val="0"/>
+        </w:rPr>
+        <w:t xml:space="preserve">, está sobre el eje imaginario. c) El conjugado es </w:t>
+      </w:r>
+      <m:oMath>
+        <m:r>
+          <m:t xml:space="preserve">2</m:t>
+        </m:r>
+        <m:r>
+          <m:t xml:space="preserve">-</m:t>
+        </m:r>
+        <m:r>
+          <m:t xml:space="preserve">3</m:t>
+        </m:r>
+        <m:r>
+          <m:t xml:space="preserve">i</m:t>
+        </m:r>
+      </m:oMath>
+      <w:r>
+        <w:rPr>
+          <w:b w:val="0"/>
+        </w:rPr>
+        <w:t>: el punto se reflejó al otro lado del eje horizontal.</w:t>
       </w:r>
     </w:p>
     <w:p>
@@ -2321,7 +7221,53 @@
         <w:rPr>
           <w:b w:val="0"/>
         </w:rPr>
-        <w:t>13. a) Resistencia 5 ohmios, reactancia 12 ohmios. b) 5 − 12i. c) Reactancia 0, porque 8 = 8 + 0i.</w:t>
+        <w:t xml:space="preserve">13. a) Resistencia 5 ohmios, reactancia 12 ohmios. b) </w:t>
+      </w:r>
+      <m:oMath>
+        <m:r>
+          <m:t xml:space="preserve">5</m:t>
+        </m:r>
+        <m:r>
+          <m:t xml:space="preserve">-</m:t>
+        </m:r>
+        <m:r>
+          <m:t xml:space="preserve">12</m:t>
+        </m:r>
+        <m:r>
+          <m:t xml:space="preserve">i</m:t>
+        </m:r>
+      </m:oMath>
+      <w:r>
+        <w:rPr>
+          <w:b w:val="0"/>
+        </w:rPr>
+        <w:t xml:space="preserve">. c) Reactancia 0, porque </w:t>
+      </w:r>
+      <m:oMath>
+        <m:r>
+          <m:t xml:space="preserve">8</m:t>
+        </m:r>
+        <m:r>
+          <m:t xml:space="preserve">=</m:t>
+        </m:r>
+        <m:r>
+          <m:t xml:space="preserve">8</m:t>
+        </m:r>
+        <m:r>
+          <m:t xml:space="preserve">+</m:t>
+        </m:r>
+        <m:r>
+          <m:t xml:space="preserve">0</m:t>
+        </m:r>
+        <m:r>
+          <m:t xml:space="preserve">i</m:t>
+        </m:r>
+      </m:oMath>
+      <w:r>
+        <w:rPr>
+          <w:b w:val="0"/>
+        </w:rPr>
+        <w:t>.</w:t>
       </w:r>
     </w:p>
     <w:p>
@@ -2332,14 +7278,63 @@
         <w:rPr>
           <w:b w:val="0"/>
         </w:rPr>
-        <w:t xml:space="preserve">14. 2026 ÷ 4 = 506 y sobra 2. Residuo 2 → i²⁰²⁶ = </w:t>
-      </w:r>
-      <w:r>
-        <w:rPr>
-          <w:b/>
-        </w:rPr>
-        <w:t>−1</w:t>
-      </w:r>
+        <w:t xml:space="preserve">14. </w:t>
+      </w:r>
+      <m:oMath>
+        <m:r>
+          <m:t xml:space="preserve">2026</m:t>
+        </m:r>
+        <m:r>
+          <m:rPr>
+            <m:nor/>
+          </m:rPr>
+          <m:t xml:space="preserve">÷</m:t>
+        </m:r>
+        <m:r>
+          <m:rPr>
+            <m:nor/>
+          </m:rPr>
+          <m:t xml:space="preserve"> </m:t>
+        </m:r>
+        <m:r>
+          <m:t xml:space="preserve">4</m:t>
+        </m:r>
+        <m:r>
+          <m:t xml:space="preserve">=</m:t>
+        </m:r>
+        <m:r>
+          <m:t xml:space="preserve">506</m:t>
+        </m:r>
+      </m:oMath>
+      <w:r>
+        <w:rPr>
+          <w:b w:val="0"/>
+        </w:rPr>
+        <w:t xml:space="preserve"> y sobra 2. Residuo 2 → </w:t>
+      </w:r>
+      <m:oMath>
+        <m:sSup>
+          <m:e>
+            <m:r>
+              <m:t xml:space="preserve">i</m:t>
+            </m:r>
+          </m:e>
+          <m:sup>
+            <m:r>
+              <m:t xml:space="preserve">2026</m:t>
+            </m:r>
+          </m:sup>
+        </m:sSup>
+        <m:r>
+          <m:t xml:space="preserve">=</m:t>
+        </m:r>
+        <m:r>
+          <m:t xml:space="preserve">-</m:t>
+        </m:r>
+        <m:r>
+          <m:t xml:space="preserve">1</m:t>
+        </m:r>
+      </m:oMath>
       <w:r>
         <w:rPr>
           <w:b w:val="0"/>
@@ -2355,19 +7350,217 @@
         <w:rPr>
           <w:b w:val="0"/>
         </w:rPr>
-        <w:t xml:space="preserve">15. √(−4) = 2i y √(−9) = 3i, entonces el producto es 2i × 3i = 6i² = 6 × (−1) = </w:t>
-      </w:r>
-      <w:r>
-        <w:rPr>
-          <w:b/>
-        </w:rPr>
-        <w:t>−6</w:t>
-      </w:r>
-      <w:r>
-        <w:rPr>
-          <w:b w:val="0"/>
-        </w:rPr>
-        <w:t xml:space="preserve">, no 6. La regla √a × √b = √(a×b) </w:t>
+        <w:t xml:space="preserve">15. </w:t>
+      </w:r>
+      <m:oMath>
+        <m:rad>
+          <m:radPr>
+            <m:degHide m:val="1"/>
+          </m:radPr>
+          <m:deg/>
+          <m:e>
+            <m:r>
+              <m:t xml:space="preserve">-</m:t>
+            </m:r>
+            <m:r>
+              <m:t xml:space="preserve">4</m:t>
+            </m:r>
+          </m:e>
+        </m:rad>
+        <m:r>
+          <m:t xml:space="preserve">=</m:t>
+        </m:r>
+        <m:r>
+          <m:t xml:space="preserve">2</m:t>
+        </m:r>
+        <m:r>
+          <m:t xml:space="preserve">i</m:t>
+        </m:r>
+      </m:oMath>
+      <w:r>
+        <w:rPr>
+          <w:b w:val="0"/>
+        </w:rPr>
+        <w:t xml:space="preserve"> y </w:t>
+      </w:r>
+      <m:oMath>
+        <m:rad>
+          <m:radPr>
+            <m:degHide m:val="1"/>
+          </m:radPr>
+          <m:deg/>
+          <m:e>
+            <m:r>
+              <m:t xml:space="preserve">-</m:t>
+            </m:r>
+            <m:r>
+              <m:t xml:space="preserve">9</m:t>
+            </m:r>
+          </m:e>
+        </m:rad>
+        <m:r>
+          <m:t xml:space="preserve">=</m:t>
+        </m:r>
+        <m:r>
+          <m:t xml:space="preserve">3</m:t>
+        </m:r>
+        <m:r>
+          <m:t xml:space="preserve">i</m:t>
+        </m:r>
+      </m:oMath>
+      <w:r>
+        <w:rPr>
+          <w:b w:val="0"/>
+        </w:rPr>
+        <w:t xml:space="preserve">, entonces el producto es </w:t>
+      </w:r>
+      <m:oMath>
+        <m:r>
+          <m:t xml:space="preserve">2</m:t>
+        </m:r>
+        <m:r>
+          <m:t xml:space="preserve">i</m:t>
+        </m:r>
+        <m:r>
+          <m:rPr>
+            <m:nor/>
+          </m:rPr>
+          <m:t xml:space="preserve">×</m:t>
+        </m:r>
+        <m:r>
+          <m:rPr>
+            <m:nor/>
+          </m:rPr>
+          <m:t xml:space="preserve"> </m:t>
+        </m:r>
+        <m:r>
+          <m:t xml:space="preserve">3</m:t>
+        </m:r>
+        <m:r>
+          <m:t xml:space="preserve">i</m:t>
+        </m:r>
+        <m:r>
+          <m:t xml:space="preserve">=</m:t>
+        </m:r>
+        <m:r>
+          <m:t xml:space="preserve">6</m:t>
+        </m:r>
+        <m:sSup>
+          <m:e>
+            <m:r>
+              <m:t xml:space="preserve">i</m:t>
+            </m:r>
+          </m:e>
+          <m:sup>
+            <m:r>
+              <m:t xml:space="preserve">2</m:t>
+            </m:r>
+          </m:sup>
+        </m:sSup>
+        <m:r>
+          <m:t xml:space="preserve">=</m:t>
+        </m:r>
+        <m:r>
+          <m:t xml:space="preserve">6</m:t>
+        </m:r>
+        <m:r>
+          <m:rPr>
+            <m:nor/>
+          </m:rPr>
+          <m:t xml:space="preserve">×</m:t>
+        </m:r>
+        <m:r>
+          <m:t xml:space="preserve">(</m:t>
+        </m:r>
+        <m:r>
+          <m:t xml:space="preserve">-</m:t>
+        </m:r>
+        <m:r>
+          <m:t xml:space="preserve">1</m:t>
+        </m:r>
+        <m:r>
+          <m:t xml:space="preserve">)</m:t>
+        </m:r>
+        <m:r>
+          <m:t xml:space="preserve">=</m:t>
+        </m:r>
+        <m:r>
+          <m:t xml:space="preserve">-</m:t>
+        </m:r>
+        <m:r>
+          <m:t xml:space="preserve">6</m:t>
+        </m:r>
+      </m:oMath>
+      <w:r>
+        <w:rPr>
+          <w:b w:val="0"/>
+        </w:rPr>
+        <w:t xml:space="preserve">, no 6. La regla </w:t>
+      </w:r>
+      <m:oMath>
+        <m:rad>
+          <m:radPr>
+            <m:degHide m:val="1"/>
+          </m:radPr>
+          <m:deg/>
+          <m:e>
+            <m:r>
+              <m:t xml:space="preserve">a</m:t>
+            </m:r>
+          </m:e>
+        </m:rad>
+        <m:r>
+          <m:rPr>
+            <m:nor/>
+          </m:rPr>
+          <m:t xml:space="preserve">×</m:t>
+        </m:r>
+        <m:rad>
+          <m:radPr>
+            <m:degHide m:val="1"/>
+          </m:radPr>
+          <m:deg/>
+          <m:e>
+            <m:r>
+              <m:t xml:space="preserve">b</m:t>
+            </m:r>
+          </m:e>
+        </m:rad>
+        <m:r>
+          <m:t xml:space="preserve">=</m:t>
+        </m:r>
+        <m:rad>
+          <m:radPr>
+            <m:degHide m:val="1"/>
+          </m:radPr>
+          <m:deg/>
+          <m:e>
+            <m:r>
+              <m:t xml:space="preserve">a</m:t>
+            </m:r>
+            <m:r>
+              <m:rPr>
+                <m:nor/>
+              </m:rPr>
+              <m:t xml:space="preserve">×</m:t>
+            </m:r>
+            <m:r>
+              <m:rPr>
+                <m:nor/>
+              </m:rPr>
+              <m:t xml:space="preserve"> </m:t>
+            </m:r>
+            <m:r>
+              <m:t xml:space="preserve">b</m:t>
+            </m:r>
+          </m:e>
+        </m:rad>
+      </m:oMath>
+      <w:r>
+        <w:rPr>
+          <w:b w:val="0"/>
+        </w:rPr>
+        <w:t xml:space="preserve"> </w:t>
       </w:r>
       <w:r>
         <w:rPr>
@@ -2400,17 +7593,65 @@
         </w:rPr>
         <w:t xml:space="preserve">Idea para recordar: </w:t>
       </w:r>
-      <w:r>
-        <w:rPr>
-          <w:b/>
-        </w:rPr>
-        <w:t>i² = −1</w:t>
-      </w:r>
-      <w:r>
-        <w:rPr>
-          <w:b w:val="0"/>
-        </w:rPr>
-        <w:t>. De esa sola regla salen todas las raíces de negativos, el ciclo de cuatro de las potencias de i y la forma a + bi.</w:t>
+      <m:oMath>
+        <m:sSup>
+          <m:e>
+            <m:r>
+              <m:t xml:space="preserve">i</m:t>
+            </m:r>
+          </m:e>
+          <m:sup>
+            <m:r>
+              <m:t xml:space="preserve">2</m:t>
+            </m:r>
+          </m:sup>
+        </m:sSup>
+        <m:r>
+          <m:t xml:space="preserve">=</m:t>
+        </m:r>
+        <m:r>
+          <m:t xml:space="preserve">-</m:t>
+        </m:r>
+        <m:r>
+          <m:t xml:space="preserve">1</m:t>
+        </m:r>
+      </m:oMath>
+      <w:r>
+        <w:rPr>
+          <w:b w:val="0"/>
+        </w:rPr>
+        <w:t xml:space="preserve">. De esa sola regla salen todas las raíces de negativos, el ciclo de cuatro de las potencias de </w:t>
+      </w:r>
+      <m:oMath>
+        <m:r>
+          <m:t xml:space="preserve">i</m:t>
+        </m:r>
+      </m:oMath>
+      <w:r>
+        <w:rPr>
+          <w:b w:val="0"/>
+        </w:rPr>
+        <w:t xml:space="preserve"> y la forma </w:t>
+      </w:r>
+      <m:oMath>
+        <m:r>
+          <m:t xml:space="preserve">a</m:t>
+        </m:r>
+        <m:r>
+          <m:t xml:space="preserve">+</m:t>
+        </m:r>
+        <m:r>
+          <m:t xml:space="preserve">b</m:t>
+        </m:r>
+        <m:r>
+          <m:t xml:space="preserve">i</m:t>
+        </m:r>
+      </m:oMath>
+      <w:r>
+        <w:rPr>
+          <w:b w:val="0"/>
+        </w:rPr>
+        <w:t>.</w:t>
       </w:r>
     </w:p>
     <w:p>
@@ -2810,7 +8051,7 @@
       <w:spacing w:after="120" w:line="276" w:lineRule="auto"/>
     </w:pPr>
     <w:rPr>
-      <w:rFonts w:ascii="Calibri" w:hAnsi="Calibri"/>
+      <w:rFonts w:ascii="Cambria" w:hAnsi="Cambria"/>
       <w:sz w:val="22"/>
     </w:rPr>
   </w:style>
@@ -2869,11 +8110,11 @@
     <w:pPr>
       <w:keepNext/>
       <w:keepLines/>
-      <w:spacing w:before="480" w:after="0"/>
+      <w:spacing w:before="240" w:after="80"/>
       <w:outlineLvl w:val="0"/>
     </w:pPr>
     <w:rPr>
-      <w:rFonts w:asciiTheme="majorHAnsi" w:eastAsiaTheme="majorEastAsia" w:hAnsiTheme="majorHAnsi" w:cstheme="majorBidi" w:ascii="Calibri" w:hAnsi="Calibri"/>
+      <w:rFonts w:asciiTheme="majorHAnsi" w:eastAsiaTheme="majorEastAsia" w:hAnsiTheme="majorHAnsi" w:cstheme="majorBidi" w:ascii="Cambria" w:hAnsi="Cambria"/>
       <w:b/>
       <w:bCs/>
       <w:color w:val="1F3B57"/>
@@ -2893,11 +8134,11 @@
     <w:pPr>
       <w:keepNext/>
       <w:keepLines/>
-      <w:spacing w:before="200" w:after="0"/>
+      <w:spacing w:before="240" w:after="80"/>
       <w:outlineLvl w:val="1"/>
     </w:pPr>
     <w:rPr>
-      <w:rFonts w:asciiTheme="majorHAnsi" w:eastAsiaTheme="majorEastAsia" w:hAnsiTheme="majorHAnsi" w:cstheme="majorBidi" w:ascii="Calibri" w:hAnsi="Calibri"/>
+      <w:rFonts w:asciiTheme="majorHAnsi" w:eastAsiaTheme="majorEastAsia" w:hAnsiTheme="majorHAnsi" w:cstheme="majorBidi" w:ascii="Cambria" w:hAnsi="Cambria"/>
       <w:b/>
       <w:bCs/>
       <w:color w:val="1F3B57"/>
@@ -2917,11 +8158,11 @@
     <w:pPr>
       <w:keepNext/>
       <w:keepLines/>
-      <w:spacing w:before="200" w:after="0"/>
+      <w:spacing w:before="240" w:after="80"/>
       <w:outlineLvl w:val="2"/>
     </w:pPr>
     <w:rPr>
-      <w:rFonts w:asciiTheme="majorHAnsi" w:eastAsiaTheme="majorEastAsia" w:hAnsiTheme="majorHAnsi" w:cstheme="majorBidi" w:ascii="Calibri" w:hAnsi="Calibri"/>
+      <w:rFonts w:asciiTheme="majorHAnsi" w:eastAsiaTheme="majorEastAsia" w:hAnsiTheme="majorHAnsi" w:cstheme="majorBidi" w:ascii="Cambria" w:hAnsi="Cambria"/>
       <w:b/>
       <w:bCs/>
       <w:color w:val="1F3B57"/>

--- a/entregables/word/clase_05.docx
+++ b/entregables/word/clase_05.docx
@@ -2833,7 +2833,18 @@
         <w:rPr>
           <w:b w:val="0"/>
         </w:rPr>
-        <w:t xml:space="preserve">: a) </w:t>
+        <w:t>:</w:t>
+      </w:r>
+    </w:p>
+    <w:p>
+      <w:pPr>
+        <w:pStyle w:val="ListBullet"/>
+      </w:pPr>
+      <w:r>
+        <w:rPr>
+          <w:b w:val="0"/>
+        </w:rPr>
+        <w:t xml:space="preserve">a) </w:t>
       </w:r>
       <m:oMath>
         <m:rad>
@@ -2851,11 +2862,16 @@
           </m:e>
         </m:rad>
       </m:oMath>
-      <w:r>
-        <w:rPr>
-          <w:b w:val="0"/>
-        </w:rPr>
-        <w:t xml:space="preserve"> b) </w:t>
+    </w:p>
+    <w:p>
+      <w:pPr>
+        <w:pStyle w:val="ListBullet"/>
+      </w:pPr>
+      <w:r>
+        <w:rPr>
+          <w:b w:val="0"/>
+        </w:rPr>
+        <w:t xml:space="preserve">b) </w:t>
       </w:r>
       <m:oMath>
         <m:rad>
@@ -2873,11 +2889,16 @@
           </m:e>
         </m:rad>
       </m:oMath>
-      <w:r>
-        <w:rPr>
-          <w:b w:val="0"/>
-        </w:rPr>
-        <w:t xml:space="preserve"> c) </w:t>
+    </w:p>
+    <w:p>
+      <w:pPr>
+        <w:pStyle w:val="ListBullet"/>
+      </w:pPr>
+      <w:r>
+        <w:rPr>
+          <w:b w:val="0"/>
+        </w:rPr>
+        <w:t xml:space="preserve">c) </w:t>
       </w:r>
       <m:oMath>
         <m:rad>
@@ -4525,7 +4546,18 @@
         <w:rPr>
           <w:b w:val="0"/>
         </w:rPr>
-        <w:t xml:space="preserve">: a) </w:t>
+        <w:t>:</w:t>
+      </w:r>
+    </w:p>
+    <w:p>
+      <w:pPr>
+        <w:pStyle w:val="ListBullet2"/>
+      </w:pPr>
+      <w:r>
+        <w:rPr>
+          <w:b w:val="0"/>
+        </w:rPr>
+        <w:t xml:space="preserve">a) </w:t>
       </w:r>
       <m:oMath>
         <m:rad>
@@ -4543,11 +4575,16 @@
           </m:e>
         </m:rad>
       </m:oMath>
-      <w:r>
-        <w:rPr>
-          <w:b w:val="0"/>
-        </w:rPr>
-        <w:t xml:space="preserve"> b) </w:t>
+    </w:p>
+    <w:p>
+      <w:pPr>
+        <w:pStyle w:val="ListBullet2"/>
+      </w:pPr>
+      <w:r>
+        <w:rPr>
+          <w:b w:val="0"/>
+        </w:rPr>
+        <w:t xml:space="preserve">b) </w:t>
       </w:r>
       <m:oMath>
         <m:rad>
@@ -4565,11 +4602,16 @@
           </m:e>
         </m:rad>
       </m:oMath>
-      <w:r>
-        <w:rPr>
-          <w:b w:val="0"/>
-        </w:rPr>
-        <w:t xml:space="preserve"> c) </w:t>
+    </w:p>
+    <w:p>
+      <w:pPr>
+        <w:pStyle w:val="ListBullet2"/>
+      </w:pPr>
+      <w:r>
+        <w:rPr>
+          <w:b w:val="0"/>
+        </w:rPr>
+        <w:t xml:space="preserve">c) </w:t>
       </w:r>
       <m:oMath>
         <m:rad>
@@ -4587,11 +4629,16 @@
           </m:e>
         </m:rad>
       </m:oMath>
-      <w:r>
-        <w:rPr>
-          <w:b w:val="0"/>
-        </w:rPr>
-        <w:t xml:space="preserve"> d) </w:t>
+    </w:p>
+    <w:p>
+      <w:pPr>
+        <w:pStyle w:val="ListBullet2"/>
+      </w:pPr>
+      <w:r>
+        <w:rPr>
+          <w:b w:val="0"/>
+        </w:rPr>
+        <w:t xml:space="preserve">d) </w:t>
       </w:r>
       <m:oMath>
         <m:rad>
@@ -4609,11 +4656,16 @@
           </m:e>
         </m:rad>
       </m:oMath>
-      <w:r>
-        <w:rPr>
-          <w:b w:val="0"/>
-        </w:rPr>
-        <w:t xml:space="preserve"> e) </w:t>
+    </w:p>
+    <w:p>
+      <w:pPr>
+        <w:pStyle w:val="ListBullet2"/>
+      </w:pPr>
+      <w:r>
+        <w:rPr>
+          <w:b w:val="0"/>
+        </w:rPr>
+        <w:t xml:space="preserve">e) </w:t>
       </w:r>
       <m:oMath>
         <m:rad>
@@ -4640,7 +4692,18 @@
         <w:rPr>
           <w:b w:val="0"/>
         </w:rPr>
-        <w:t xml:space="preserve">2. Calcula: a) </w:t>
+        <w:t>2. Calcula:</w:t>
+      </w:r>
+    </w:p>
+    <w:p>
+      <w:pPr>
+        <w:pStyle w:val="ListBullet2"/>
+      </w:pPr>
+      <w:r>
+        <w:rPr>
+          <w:b w:val="0"/>
+        </w:rPr>
+        <w:t xml:space="preserve">a) </w:t>
       </w:r>
       <m:oMath>
         <m:sSup>
@@ -4656,11 +4719,16 @@
           </m:sup>
         </m:sSup>
       </m:oMath>
-      <w:r>
-        <w:rPr>
-          <w:b w:val="0"/>
-        </w:rPr>
-        <w:t xml:space="preserve"> b) </w:t>
+    </w:p>
+    <w:p>
+      <w:pPr>
+        <w:pStyle w:val="ListBullet2"/>
+      </w:pPr>
+      <w:r>
+        <w:rPr>
+          <w:b w:val="0"/>
+        </w:rPr>
+        <w:t xml:space="preserve">b) </w:t>
       </w:r>
       <m:oMath>
         <m:sSup>
@@ -4676,11 +4744,16 @@
           </m:sup>
         </m:sSup>
       </m:oMath>
-      <w:r>
-        <w:rPr>
-          <w:b w:val="0"/>
-        </w:rPr>
-        <w:t xml:space="preserve"> c) </w:t>
+    </w:p>
+    <w:p>
+      <w:pPr>
+        <w:pStyle w:val="ListBullet2"/>
+      </w:pPr>
+      <w:r>
+        <w:rPr>
+          <w:b w:val="0"/>
+        </w:rPr>
+        <w:t xml:space="preserve">c) </w:t>
       </w:r>
       <m:oMath>
         <m:sSup>
@@ -4696,11 +4769,16 @@
           </m:sup>
         </m:sSup>
       </m:oMath>
-      <w:r>
-        <w:rPr>
-          <w:b w:val="0"/>
-        </w:rPr>
-        <w:t xml:space="preserve"> d) </w:t>
+    </w:p>
+    <w:p>
+      <w:pPr>
+        <w:pStyle w:val="ListBullet2"/>
+      </w:pPr>
+      <w:r>
+        <w:rPr>
+          <w:b w:val="0"/>
+        </w:rPr>
+        <w:t xml:space="preserve">d) </w:t>
       </w:r>
       <m:oMath>
         <m:sSup>
@@ -4725,7 +4803,18 @@
         <w:rPr>
           <w:b w:val="0"/>
         </w:rPr>
-        <w:t xml:space="preserve">3. Identifica la parte real y la parte imaginaria: a) </w:t>
+        <w:t>3. Identifica la parte real y la parte imaginaria:</w:t>
+      </w:r>
+    </w:p>
+    <w:p>
+      <w:pPr>
+        <w:pStyle w:val="ListBullet2"/>
+      </w:pPr>
+      <w:r>
+        <w:rPr>
+          <w:b w:val="0"/>
+        </w:rPr>
+        <w:t xml:space="preserve">a) </w:t>
       </w:r>
       <m:oMath>
         <m:r>
@@ -4741,11 +4830,16 @@
           <m:t xml:space="preserve">i</m:t>
         </m:r>
       </m:oMath>
-      <w:r>
-        <w:rPr>
-          <w:b w:val="0"/>
-        </w:rPr>
-        <w:t xml:space="preserve"> b) </w:t>
+    </w:p>
+    <w:p>
+      <w:pPr>
+        <w:pStyle w:val="ListBullet2"/>
+      </w:pPr>
+      <w:r>
+        <w:rPr>
+          <w:b w:val="0"/>
+        </w:rPr>
+        <w:t xml:space="preserve">b) </w:t>
       </w:r>
       <m:oMath>
         <m:r>
@@ -4761,22 +4855,32 @@
           <m:t xml:space="preserve">i</m:t>
         </m:r>
       </m:oMath>
-      <w:r>
-        <w:rPr>
-          <w:b w:val="0"/>
-        </w:rPr>
-        <w:t xml:space="preserve"> c) </w:t>
+    </w:p>
+    <w:p>
+      <w:pPr>
+        <w:pStyle w:val="ListBullet2"/>
+      </w:pPr>
+      <w:r>
+        <w:rPr>
+          <w:b w:val="0"/>
+        </w:rPr>
+        <w:t xml:space="preserve">c) </w:t>
       </w:r>
       <m:oMath>
         <m:r>
           <m:t xml:space="preserve">7</m:t>
         </m:r>
       </m:oMath>
-      <w:r>
-        <w:rPr>
-          <w:b w:val="0"/>
-        </w:rPr>
-        <w:t xml:space="preserve"> d) </w:t>
+    </w:p>
+    <w:p>
+      <w:pPr>
+        <w:pStyle w:val="ListBullet2"/>
+      </w:pPr>
+      <w:r>
+        <w:rPr>
+          <w:b w:val="0"/>
+        </w:rPr>
+        <w:t xml:space="preserve">d) </w:t>
       </w:r>
       <m:oMath>
         <m:r>
@@ -4789,11 +4893,16 @@
           <m:t xml:space="preserve">i</m:t>
         </m:r>
       </m:oMath>
-      <w:r>
-        <w:rPr>
-          <w:b w:val="0"/>
-        </w:rPr>
-        <w:t xml:space="preserve"> e) </w:t>
+    </w:p>
+    <w:p>
+      <w:pPr>
+        <w:pStyle w:val="ListBullet2"/>
+      </w:pPr>
+      <w:r>
+        <w:rPr>
+          <w:b w:val="0"/>
+        </w:rPr>
+        <w:t xml:space="preserve">e) </w:t>
       </w:r>
       <m:oMath>
         <m:r>
@@ -4842,7 +4951,29 @@
         <w:rPr>
           <w:b w:val="0"/>
         </w:rPr>
-        <w:t xml:space="preserve"> y corrige lo falso: a) Todo número real es también complejo. b) </w:t>
+        <w:t xml:space="preserve"> y corrige lo falso:</w:t>
+      </w:r>
+    </w:p>
+    <w:p>
+      <w:pPr>
+        <w:pStyle w:val="ListBullet2"/>
+      </w:pPr>
+      <w:r>
+        <w:rPr>
+          <w:b w:val="0"/>
+        </w:rPr>
+        <w:t>a) Todo número real es también complejo.</w:t>
+      </w:r>
+    </w:p>
+    <w:p>
+      <w:pPr>
+        <w:pStyle w:val="ListBullet2"/>
+      </w:pPr>
+      <w:r>
+        <w:rPr>
+          <w:b w:val="0"/>
+        </w:rPr>
+        <w:t xml:space="preserve">b) </w:t>
       </w:r>
       <m:oMath>
         <m:sSup>
@@ -4868,7 +4999,29 @@
         <w:rPr>
           <w:b w:val="0"/>
         </w:rPr>
-        <w:t xml:space="preserve">. c) 5 no es un número complejo. d) </w:t>
+        <w:t>.</w:t>
+      </w:r>
+    </w:p>
+    <w:p>
+      <w:pPr>
+        <w:pStyle w:val="ListBullet2"/>
+      </w:pPr>
+      <w:r>
+        <w:rPr>
+          <w:b w:val="0"/>
+        </w:rPr>
+        <w:t>c) 5 no es un número complejo.</w:t>
+      </w:r>
+    </w:p>
+    <w:p>
+      <w:pPr>
+        <w:pStyle w:val="ListBullet2"/>
+      </w:pPr>
+      <w:r>
+        <w:rPr>
+          <w:b w:val="0"/>
+        </w:rPr>
+        <w:t xml:space="preserve">d) </w:t>
       </w:r>
       <m:oMath>
         <m:rad>
@@ -4899,7 +5052,18 @@
         <w:rPr>
           <w:b w:val="0"/>
         </w:rPr>
-        <w:t xml:space="preserve">. e) El conjugado de </w:t>
+        <w:t>.</w:t>
+      </w:r>
+    </w:p>
+    <w:p>
+      <w:pPr>
+        <w:pStyle w:val="ListBullet2"/>
+      </w:pPr>
+      <w:r>
+        <w:rPr>
+          <w:b w:val="0"/>
+        </w:rPr>
+        <w:t xml:space="preserve">e) El conjugado de </w:t>
       </w:r>
       <m:oMath>
         <m:r>
@@ -4974,7 +5138,18 @@
         <w:rPr>
           <w:b w:val="0"/>
         </w:rPr>
-        <w:t xml:space="preserve"> de: a) </w:t>
+        <w:t xml:space="preserve"> de:</w:t>
+      </w:r>
+    </w:p>
+    <w:p>
+      <w:pPr>
+        <w:pStyle w:val="ListBullet2"/>
+      </w:pPr>
+      <w:r>
+        <w:rPr>
+          <w:b w:val="0"/>
+        </w:rPr>
+        <w:t xml:space="preserve">a) </w:t>
       </w:r>
       <m:oMath>
         <m:r>
@@ -4990,11 +5165,16 @@
           <m:t xml:space="preserve">i</m:t>
         </m:r>
       </m:oMath>
-      <w:r>
-        <w:rPr>
-          <w:b w:val="0"/>
-        </w:rPr>
-        <w:t xml:space="preserve"> b) </w:t>
+    </w:p>
+    <w:p>
+      <w:pPr>
+        <w:pStyle w:val="ListBullet2"/>
+      </w:pPr>
+      <w:r>
+        <w:rPr>
+          <w:b w:val="0"/>
+        </w:rPr>
+        <w:t xml:space="preserve">b) </w:t>
       </w:r>
       <m:oMath>
         <m:r>
@@ -5013,11 +5193,16 @@
           <m:t xml:space="preserve">i</m:t>
         </m:r>
       </m:oMath>
-      <w:r>
-        <w:rPr>
-          <w:b w:val="0"/>
-        </w:rPr>
-        <w:t xml:space="preserve"> c) </w:t>
+    </w:p>
+    <w:p>
+      <w:pPr>
+        <w:pStyle w:val="ListBullet2"/>
+      </w:pPr>
+      <w:r>
+        <w:rPr>
+          <w:b w:val="0"/>
+        </w:rPr>
+        <w:t xml:space="preserve">c) </w:t>
       </w:r>
       <m:oMath>
         <m:r>
@@ -5027,11 +5212,16 @@
           <m:t xml:space="preserve">i</m:t>
         </m:r>
       </m:oMath>
-      <w:r>
-        <w:rPr>
-          <w:b w:val="0"/>
-        </w:rPr>
-        <w:t xml:space="preserve"> d) </w:t>
+    </w:p>
+    <w:p>
+      <w:pPr>
+        <w:pStyle w:val="ListBullet2"/>
+      </w:pPr>
+      <w:r>
+        <w:rPr>
+          <w:b w:val="0"/>
+        </w:rPr>
+        <w:t xml:space="preserve">d) </w:t>
       </w:r>
       <m:oMath>
         <m:r>
@@ -5069,7 +5259,18 @@
         <w:rPr>
           <w:b w:val="0"/>
         </w:rPr>
-        <w:t xml:space="preserve">, simplificando la raíz: a) </w:t>
+        <w:t>, simplificando la raíz:</w:t>
+      </w:r>
+    </w:p>
+    <w:p>
+      <w:pPr>
+        <w:pStyle w:val="ListBullet2"/>
+      </w:pPr>
+      <w:r>
+        <w:rPr>
+          <w:b w:val="0"/>
+        </w:rPr>
+        <w:t xml:space="preserve">a) </w:t>
       </w:r>
       <m:oMath>
         <m:rad>
@@ -5087,11 +5288,16 @@
           </m:e>
         </m:rad>
       </m:oMath>
-      <w:r>
-        <w:rPr>
-          <w:b w:val="0"/>
-        </w:rPr>
-        <w:t xml:space="preserve"> b) </w:t>
+    </w:p>
+    <w:p>
+      <w:pPr>
+        <w:pStyle w:val="ListBullet2"/>
+      </w:pPr>
+      <w:r>
+        <w:rPr>
+          <w:b w:val="0"/>
+        </w:rPr>
+        <w:t xml:space="preserve">b) </w:t>
       </w:r>
       <m:oMath>
         <m:rad>
@@ -5109,11 +5315,16 @@
           </m:e>
         </m:rad>
       </m:oMath>
-      <w:r>
-        <w:rPr>
-          <w:b w:val="0"/>
-        </w:rPr>
-        <w:t xml:space="preserve"> c) </w:t>
+    </w:p>
+    <w:p>
+      <w:pPr>
+        <w:pStyle w:val="ListBullet2"/>
+      </w:pPr>
+      <w:r>
+        <w:rPr>
+          <w:b w:val="0"/>
+        </w:rPr>
+        <w:t xml:space="preserve">c) </w:t>
       </w:r>
       <m:oMath>
         <m:rad>
@@ -5131,11 +5342,16 @@
           </m:e>
         </m:rad>
       </m:oMath>
-      <w:r>
-        <w:rPr>
-          <w:b w:val="0"/>
-        </w:rPr>
-        <w:t xml:space="preserve"> d) </w:t>
+    </w:p>
+    <w:p>
+      <w:pPr>
+        <w:pStyle w:val="ListBullet2"/>
+      </w:pPr>
+      <w:r>
+        <w:rPr>
+          <w:b w:val="0"/>
+        </w:rPr>
+        <w:t xml:space="preserve">d) </w:t>
       </w:r>
       <m:oMath>
         <m:rad>
@@ -5162,7 +5378,18 @@
         <w:rPr>
           <w:b w:val="0"/>
         </w:rPr>
-        <w:t xml:space="preserve">7. Calcula usando el truco del residuo: a) </w:t>
+        <w:t>7. Calcula usando el truco del residuo:</w:t>
+      </w:r>
+    </w:p>
+    <w:p>
+      <w:pPr>
+        <w:pStyle w:val="ListBullet2"/>
+      </w:pPr>
+      <w:r>
+        <w:rPr>
+          <w:b w:val="0"/>
+        </w:rPr>
+        <w:t xml:space="preserve">a) </w:t>
       </w:r>
       <m:oMath>
         <m:sSup>
@@ -5178,11 +5405,16 @@
           </m:sup>
         </m:sSup>
       </m:oMath>
-      <w:r>
-        <w:rPr>
-          <w:b w:val="0"/>
-        </w:rPr>
-        <w:t xml:space="preserve"> b) </w:t>
+    </w:p>
+    <w:p>
+      <w:pPr>
+        <w:pStyle w:val="ListBullet2"/>
+      </w:pPr>
+      <w:r>
+        <w:rPr>
+          <w:b w:val="0"/>
+        </w:rPr>
+        <w:t xml:space="preserve">b) </w:t>
       </w:r>
       <m:oMath>
         <m:sSup>
@@ -5198,11 +5430,16 @@
           </m:sup>
         </m:sSup>
       </m:oMath>
-      <w:r>
-        <w:rPr>
-          <w:b w:val="0"/>
-        </w:rPr>
-        <w:t xml:space="preserve"> c) </w:t>
+    </w:p>
+    <w:p>
+      <w:pPr>
+        <w:pStyle w:val="ListBullet2"/>
+      </w:pPr>
+      <w:r>
+        <w:rPr>
+          <w:b w:val="0"/>
+        </w:rPr>
+        <w:t xml:space="preserve">c) </w:t>
       </w:r>
       <m:oMath>
         <m:sSup>
@@ -5218,11 +5455,16 @@
           </m:sup>
         </m:sSup>
       </m:oMath>
-      <w:r>
-        <w:rPr>
-          <w:b w:val="0"/>
-        </w:rPr>
-        <w:t xml:space="preserve"> d) </w:t>
+    </w:p>
+    <w:p>
+      <w:pPr>
+        <w:pStyle w:val="ListBullet2"/>
+      </w:pPr>
+      <w:r>
+        <w:rPr>
+          <w:b w:val="0"/>
+        </w:rPr>
+        <w:t xml:space="preserve">d) </w:t>
       </w:r>
       <m:oMath>
         <m:sSup>
@@ -5238,11 +5480,16 @@
           </m:sup>
         </m:sSup>
       </m:oMath>
-      <w:r>
-        <w:rPr>
-          <w:b w:val="0"/>
-        </w:rPr>
-        <w:t xml:space="preserve"> e) </w:t>
+    </w:p>
+    <w:p>
+      <w:pPr>
+        <w:pStyle w:val="ListBullet2"/>
+      </w:pPr>
+      <w:r>
+        <w:rPr>
+          <w:b w:val="0"/>
+        </w:rPr>
+        <w:t xml:space="preserve">e) </w:t>
       </w:r>
       <m:oMath>
         <m:sSup>
@@ -5394,7 +5641,18 @@
         <w:rPr>
           <w:b w:val="0"/>
         </w:rPr>
-        <w:t xml:space="preserve">: a) </w:t>
+        <w:t>:</w:t>
+      </w:r>
+    </w:p>
+    <w:p>
+      <w:pPr>
+        <w:pStyle w:val="ListBullet2"/>
+      </w:pPr>
+      <w:r>
+        <w:rPr>
+          <w:b w:val="0"/>
+        </w:rPr>
+        <w:t xml:space="preserve">a) </w:t>
       </w:r>
       <m:oMath>
         <m:r>
@@ -5425,11 +5683,16 @@
           <m:t xml:space="preserve">i</m:t>
         </m:r>
       </m:oMath>
-      <w:r>
-        <w:rPr>
-          <w:b w:val="0"/>
-        </w:rPr>
-        <w:t xml:space="preserve"> b) </w:t>
+    </w:p>
+    <w:p>
+      <w:pPr>
+        <w:pStyle w:val="ListBullet2"/>
+      </w:pPr>
+      <w:r>
+        <w:rPr>
+          <w:b w:val="0"/>
+        </w:rPr>
+        <w:t xml:space="preserve">b) </w:t>
       </w:r>
       <m:oMath>
         <m:r>
@@ -5472,7 +5735,18 @@
         <w:rPr>
           <w:b w:val="0"/>
         </w:rPr>
-        <w:t xml:space="preserve">10. Resuelve y escribe las dos soluciones: a) </w:t>
+        <w:t>10. Resuelve y escribe las dos soluciones:</w:t>
+      </w:r>
+    </w:p>
+    <w:p>
+      <w:pPr>
+        <w:pStyle w:val="ListBullet2"/>
+      </w:pPr>
+      <w:r>
+        <w:rPr>
+          <w:b w:val="0"/>
+        </w:rPr>
+        <w:t xml:space="preserve">a) </w:t>
       </w:r>
       <m:oMath>
         <m:sSup>
@@ -5497,11 +5771,16 @@
           <m:t xml:space="preserve">9</m:t>
         </m:r>
       </m:oMath>
-      <w:r>
-        <w:rPr>
-          <w:b w:val="0"/>
-        </w:rPr>
-        <w:t xml:space="preserve"> b) </w:t>
+    </w:p>
+    <w:p>
+      <w:pPr>
+        <w:pStyle w:val="ListBullet2"/>
+      </w:pPr>
+      <w:r>
+        <w:rPr>
+          <w:b w:val="0"/>
+        </w:rPr>
+        <w:t xml:space="preserve">b) </w:t>
       </w:r>
       <m:oMath>
         <m:sSup>
@@ -5526,11 +5805,16 @@
           <m:t xml:space="preserve">49</m:t>
         </m:r>
       </m:oMath>
-      <w:r>
-        <w:rPr>
-          <w:b w:val="0"/>
-        </w:rPr>
-        <w:t xml:space="preserve"> c) </w:t>
+    </w:p>
+    <w:p>
+      <w:pPr>
+        <w:pStyle w:val="ListBullet2"/>
+      </w:pPr>
+      <w:r>
+        <w:rPr>
+          <w:b w:val="0"/>
+        </w:rPr>
+        <w:t xml:space="preserve">c) </w:t>
       </w:r>
       <m:oMath>
         <m:sSup>
@@ -5558,11 +5842,16 @@
           <m:t xml:space="preserve">0</m:t>
         </m:r>
       </m:oMath>
-      <w:r>
-        <w:rPr>
-          <w:b w:val="0"/>
-        </w:rPr>
-        <w:t xml:space="preserve"> d) </w:t>
+    </w:p>
+    <w:p>
+      <w:pPr>
+        <w:pStyle w:val="ListBullet2"/>
+      </w:pPr>
+      <w:r>
+        <w:rPr>
+          <w:b w:val="0"/>
+        </w:rPr>
+        <w:t xml:space="preserve">d) </w:t>
       </w:r>
       <m:oMath>
         <m:sSup>
@@ -5706,7 +5995,40 @@
         <w:rPr>
           <w:b w:val="0"/>
         </w:rPr>
-        <w:t>. a) Ubica los tres en el plano complejo. b) ¿Cuál está sobre un eje? c) Escribe el conjugado de la posición del personaje y explica qué le pasó al punto en el dibujo.</w:t>
+        <w:t>.</w:t>
+      </w:r>
+    </w:p>
+    <w:p>
+      <w:pPr>
+        <w:pStyle w:val="ListBullet2"/>
+      </w:pPr>
+      <w:r>
+        <w:rPr>
+          <w:b w:val="0"/>
+        </w:rPr>
+        <w:t>a) Ubica los tres en el plano complejo.</w:t>
+      </w:r>
+    </w:p>
+    <w:p>
+      <w:pPr>
+        <w:pStyle w:val="ListBullet2"/>
+      </w:pPr>
+      <w:r>
+        <w:rPr>
+          <w:b w:val="0"/>
+        </w:rPr>
+        <w:t>b) ¿Cuál está sobre un eje?</w:t>
+      </w:r>
+    </w:p>
+    <w:p>
+      <w:pPr>
+        <w:pStyle w:val="ListBullet2"/>
+      </w:pPr>
+      <w:r>
+        <w:rPr>
+          <w:b w:val="0"/>
+        </w:rPr>
+        <w:t>c) Escribe el conjugado de la posición del personaje y explica qué le pasó al punto en el dibujo.</w:t>
       </w:r>
     </w:p>
     <w:p>
@@ -5743,7 +6065,29 @@
         <w:rPr>
           <w:b w:val="0"/>
         </w:rPr>
-        <w:t xml:space="preserve"> ohmios: la parte real es la resistencia y la parte imaginaria es la reactancia. a) ¿Cuánto vale cada una? b) Escribe el conjugado de </w:t>
+        <w:t xml:space="preserve"> ohmios: la parte real es la resistencia y la parte imaginaria es la reactancia.</w:t>
+      </w:r>
+    </w:p>
+    <w:p>
+      <w:pPr>
+        <w:pStyle w:val="ListBullet2"/>
+      </w:pPr>
+      <w:r>
+        <w:rPr>
+          <w:b w:val="0"/>
+        </w:rPr>
+        <w:t>a) ¿Cuánto vale cada una?</w:t>
+      </w:r>
+    </w:p>
+    <w:p>
+      <w:pPr>
+        <w:pStyle w:val="ListBullet2"/>
+      </w:pPr>
+      <w:r>
+        <w:rPr>
+          <w:b w:val="0"/>
+        </w:rPr>
+        <w:t xml:space="preserve">b) Escribe el conjugado de </w:t>
       </w:r>
       <m:oMath>
         <m:r>
@@ -5754,7 +6098,18 @@
         <w:rPr>
           <w:b w:val="0"/>
         </w:rPr>
-        <w:t xml:space="preserve">. c) Si otro circuito tiene </w:t>
+        <w:t>.</w:t>
+      </w:r>
+    </w:p>
+    <w:p>
+      <w:pPr>
+        <w:pStyle w:val="ListBullet2"/>
+      </w:pPr>
+      <w:r>
+        <w:rPr>
+          <w:b w:val="0"/>
+        </w:rPr>
+        <w:t xml:space="preserve">c) Si otro circuito tiene </w:t>
       </w:r>
       <m:oMath>
         <m:r>
